--- a/documents/STI2004-pinout-findings.docx
+++ b/documents/STI2004-pinout-findings.docx
@@ -404,7 +404,7 @@
     </w:p>
     <w:p>
       <w:r>
-        <w:t xml:space="preserve">Status counts on rev-b: 47 OK, 3 mismatch, 16 label only, 34 not wired, 2 to check, 33 unused by the car.</w:t>
+        <w:t xml:space="preserve">Status counts on rev-b: 47 OK, 3 mismatch, 16 label only, 34 not wired, 3 to check, 32 unused by the car.</w:t>
       </w:r>
     </w:p>
     <w:p>
@@ -627,10 +627,10 @@
         <w:rPr>
           <w:b/>
         </w:rPr>
-        <w:t xml:space="preserve">Denso 5-wire A/F</w:t>
-      </w:r>
-      <w:r>
-        <w:t xml:space="preserve">, not a Bosch LSU, so the Hellen WBO module cannot read it as is: either fit an LSU 4.9 or add a Denso A/F interface. Decision needed.</w:t>
+        <w:t xml:space="preserve">Denso 4-wire A/F</w:t>
+      </w:r>
+      <w:r>
+        <w:t xml:space="preserve"> (plug B18: heater +12 V from the main relay, heater return to A2 and A3 joined in the harness, signal A33/A26), not a Bosch LSU, so the Hellen WBO module cannot read it as is: either fit an LSU 4.9 or add a Denso A/F interface. Decision needed.</w:t>
       </w:r>
     </w:p>
     <w:p>
@@ -704,7 +704,7 @@
         </w:numPr>
       </w:pPr>
       <w:r>
-        <w:t xml:space="preserve">D29 is not in the I/O table, but WI-107 draws a line from it toward the data link connector. Confirm on the car before using it.</w:t>
+        <w:t xml:space="preserve">D29 is not in the I/O table; WI-112 shows a red/white wire to data link connector pin 6. Leave it unconnected.</w:t>
       </w:r>
     </w:p>
     <w:p>
@@ -716,6 +716,18 @@
         </w:numPr>
       </w:pPr>
       <w:r>
+        <w:t xml:space="preserve">A22 is not in the I/O table, but WI-111 shows a blue wire to the charging system (CHG-01). It is not a spare pin: do not ground or drive it, and measure it on the car.</w:t>
+      </w:r>
+    </w:p>
+    <w:p>
+      <w:pPr>
+        <w:pStyle w:val="ListParagraph"/>
+        <w:numPr>
+          <w:ilvl w:val="0"/>
+          <w:numId w:val="3"/>
+        </w:numPr>
+      </w:pPr>
+      <w:r>
         <w:t xml:space="preserve">Sensor returns (C31, C34, C35, D3) are on the power GND. rusEFI boards usually return sensors to an analog ground; worth a look before layout.</w:t>
       </w:r>
     </w:p>
@@ -770,6 +782,117 @@
       </w:r>
       <w:r>
         <w:t xml:space="preserve"> notes "A/C relay control" on the B22 row (crank signal -); it belongs on B33. It also leaves A34 (ground) blank.</w:t>
+      </w:r>
+    </w:p>
+    <w:p>
+      <w:pPr>
+        <w:pStyle w:val="Heading2"/>
+      </w:pPr>
+      <w:r>
+        <w:t xml:space="preserve">Independent verification (2026-10-13)</w:t>
+      </w:r>
+    </w:p>
+    <w:p>
+      <w:r>
+        <w:t xml:space="preserve">A second agent (Claude Fable, read-only) rebuilt all 135 terminals from the FSM pages without seeing this table, then compared. 134 of 135 rows agreed; the one difference was A22 (wired to the charging system, now recorded), plus the A/F sensor wire count (4, not 5, now fixed).</w:t>
+      </w:r>
+    </w:p>
+    <w:p>
+      <w:pPr>
+        <w:pStyle w:val="ListParagraph"/>
+        <w:numPr>
+          <w:ilvl w:val="0"/>
+          <w:numId w:val="5"/>
+        </w:numPr>
+      </w:pPr>
+      <w:r>
+        <w:rPr>
+          <w:b/>
+        </w:rPr>
+        <w:t xml:space="preserve">Model year:</w:t>
+      </w:r>
+      <w:r>
+        <w:t xml:space="preserve"> consistent with the 2004 USDM STI: four ECM plugs (135 terminals), drive-by-wire with ETC relay, dual AVCS, TGVs, MAF plus MAP, fuel pump control unit, USDM EVAP, Denso 4-wire A/F, no immobilizer line. The I/O table PDF is dated 2003-05-12. rusEFI's documentation files the byte-identical table as "2005-2007 GDA/GDB"; the community and plug-in ECU makers treat 2004-2006 USDM STI pinouts as the same.</w:t>
+      </w:r>
+    </w:p>
+    <w:p>
+      <w:pPr>
+        <w:pStyle w:val="ListParagraph"/>
+        <w:numPr>
+          <w:ilvl w:val="0"/>
+          <w:numId w:val="5"/>
+        </w:numPr>
+      </w:pPr>
+      <w:r>
+        <w:rPr>
+          <w:b/>
+        </w:rPr>
+        <w:t xml:space="preserve">Plug letters</w:t>
+      </w:r>
+      <w:r>
+        <w:t xml:space="preserve"> A = B134, B = B135, C = B136, D = B137 are printed on WI-108, WI-111 and WI-113 and match the pin-grid drawings.</w:t>
+      </w:r>
+    </w:p>
+    <w:p>
+      <w:pPr>
+        <w:pStyle w:val="ListParagraph"/>
+        <w:numPr>
+          <w:ilvl w:val="0"/>
+          <w:numId w:val="5"/>
+        </w:numPr>
+      </w:pPr>
+      <w:r>
+        <w:rPr>
+          <w:b/>
+        </w:rPr>
+        <w:t xml:space="preserve">Community disagreement:</w:t>
+      </w:r>
+      <w:r>
+        <w:t xml:space="preserve"> rusEFI's </w:t>
+      </w:r>
+      <w:hyperlink r:id="rId1" w:history="1">
+        <w:r>
+          <w:t xml:space="preserve">2005 STI EJ257 pinout</w:t>
+        </w:r>
+      </w:hyperlink>
+      <w:r>
+        <w:t xml:space="preserve"> (from a Mitchell diagram) swaps D14/D15 and B26/B27, and flags them itself for on-car checking. The FSM table and wire colours on WI-108/109/112 support this table (D14 test mode, D15 ignition switch, B26 fuel pump control unit, B27 vehicle speed). Confirm these four with a meter before power-up.</w:t>
+      </w:r>
+    </w:p>
+    <w:p>
+      <w:pPr>
+        <w:pStyle w:val="ListParagraph"/>
+        <w:numPr>
+          <w:ilvl w:val="0"/>
+          <w:numId w:val="5"/>
+        </w:numPr>
+      </w:pPr>
+      <w:r>
+        <w:rPr>
+          <w:b/>
+        </w:rPr>
+        <w:t xml:space="preserve">Not usable:</w:t>
+      </w:r>
+      <w:r>
+        <w:t xml:space="preserve"> the allpinouts.org "2004 STI ECU" page is a 2002-03 WRX layout (five connectors, wrong pin counts).</w:t>
+      </w:r>
+    </w:p>
+    <w:p>
+      <w:pPr>
+        <w:pStyle w:val="ListParagraph"/>
+        <w:numPr>
+          <w:ilvl w:val="0"/>
+          <w:numId w:val="5"/>
+        </w:numPr>
+      </w:pPr>
+      <w:r>
+        <w:rPr>
+          <w:b/>
+        </w:rPr>
+        <w:t xml:space="preserve">Could not verify from documents:</w:t>
+      </w:r>
+      <w:r>
+        <w:t xml:space="preserve"> the function of A22 and D29, and the physical polarity of the throttle motor pins D4/D5.</w:t>
       </w:r>
     </w:p>
     <w:sectPr>
@@ -1201,6 +1324,117 @@
       </w:rPr>
     </w:lvl>
   </w:abstractNum>
+  <w:abstractNum w:abstractNumId="4">
+    <w:multiLevelType w:val="multilevel"/>
+    <w:lvl w:ilvl="0">
+      <w:start w:val="1"/>
+      <w:numFmt w:val="bullet"/>
+      <w:lvlText w:val="•"/>
+      <w:lvlJc w:val="left"/>
+      <w:pPr>
+        <w:ind w:left="720" w:hanging="360"/>
+      </w:pPr>
+      <w:rPr>
+        <w:rFonts w:ascii="Arial" w:hAnsi="Arial"/>
+      </w:rPr>
+    </w:lvl>
+    <w:lvl w:ilvl="1">
+      <w:start w:val="1"/>
+      <w:numFmt w:val="bullet"/>
+      <w:lvlText w:val="○"/>
+      <w:lvlJc w:val="left"/>
+      <w:pPr>
+        <w:ind w:left="1440" w:hanging="360"/>
+      </w:pPr>
+      <w:rPr>
+        <w:rFonts w:ascii="Arial" w:hAnsi="Arial"/>
+      </w:rPr>
+    </w:lvl>
+    <w:lvl w:ilvl="2">
+      <w:start w:val="1"/>
+      <w:numFmt w:val="bullet"/>
+      <w:lvlText w:val="▪"/>
+      <w:lvlJc w:val="left"/>
+      <w:pPr>
+        <w:ind w:left="2160" w:hanging="360"/>
+      </w:pPr>
+      <w:rPr>
+        <w:rFonts w:ascii="Arial" w:hAnsi="Arial"/>
+      </w:rPr>
+    </w:lvl>
+    <w:lvl w:ilvl="3">
+      <w:start w:val="1"/>
+      <w:numFmt w:val="bullet"/>
+      <w:lvlText w:val="•"/>
+      <w:lvlJc w:val="left"/>
+      <w:pPr>
+        <w:ind w:left="2880" w:hanging="360"/>
+      </w:pPr>
+      <w:rPr>
+        <w:rFonts w:ascii="Arial" w:hAnsi="Arial"/>
+      </w:rPr>
+    </w:lvl>
+    <w:lvl w:ilvl="4">
+      <w:start w:val="1"/>
+      <w:numFmt w:val="bullet"/>
+      <w:lvlText w:val="○"/>
+      <w:lvlJc w:val="left"/>
+      <w:pPr>
+        <w:ind w:left="3600" w:hanging="360"/>
+      </w:pPr>
+      <w:rPr>
+        <w:rFonts w:ascii="Arial" w:hAnsi="Arial"/>
+      </w:rPr>
+    </w:lvl>
+    <w:lvl w:ilvl="5">
+      <w:start w:val="1"/>
+      <w:numFmt w:val="bullet"/>
+      <w:lvlText w:val="▪"/>
+      <w:lvlJc w:val="left"/>
+      <w:pPr>
+        <w:ind w:left="4320" w:hanging="360"/>
+      </w:pPr>
+      <w:rPr>
+        <w:rFonts w:ascii="Arial" w:hAnsi="Arial"/>
+      </w:rPr>
+    </w:lvl>
+    <w:lvl w:ilvl="6">
+      <w:start w:val="1"/>
+      <w:numFmt w:val="bullet"/>
+      <w:lvlText w:val="•"/>
+      <w:lvlJc w:val="left"/>
+      <w:pPr>
+        <w:ind w:left="5040" w:hanging="360"/>
+      </w:pPr>
+      <w:rPr>
+        <w:rFonts w:ascii="Arial" w:hAnsi="Arial"/>
+      </w:rPr>
+    </w:lvl>
+    <w:lvl w:ilvl="7">
+      <w:start w:val="1"/>
+      <w:numFmt w:val="bullet"/>
+      <w:lvlText w:val="○"/>
+      <w:lvlJc w:val="left"/>
+      <w:pPr>
+        <w:ind w:left="5760" w:hanging="360"/>
+      </w:pPr>
+      <w:rPr>
+        <w:rFonts w:ascii="Arial" w:hAnsi="Arial"/>
+      </w:rPr>
+    </w:lvl>
+    <w:lvl w:ilvl="8">
+      <w:start w:val="1"/>
+      <w:numFmt w:val="bullet"/>
+      <w:lvlText w:val="▪"/>
+      <w:lvlJc w:val="left"/>
+      <w:pPr>
+        <w:ind w:left="6480" w:hanging="360"/>
+      </w:pPr>
+      <w:rPr>
+        <w:rFonts w:ascii="Arial" w:hAnsi="Arial"/>
+      </w:rPr>
+    </w:lvl>
+  </w:abstractNum>
   <w:num w:numId="1">
     <w:abstractNumId w:val="0"/>
   </w:num>
@@ -1212,6 +1446,9 @@
   </w:num>
   <w:num w:numId="4">
     <w:abstractNumId w:val="3"/>
+  </w:num>
+  <w:num w:numId="5">
+    <w:abstractNumId w:val="4"/>
   </w:num>
 </w:numbering>
 </file>

--- a/documents/STI2004-pinout-findings.docx
+++ b/documents/STI2004-pinout-findings.docx
@@ -383,6 +383,1093 @@
       </w:r>
       <w:r>
         <w:t xml:space="preserve">. The status column is judged on the last schematic given.</w:t>
+      </w:r>
+    </w:p>
+    <w:p>
+      <w:pPr>
+        <w:pStyle w:val="Heading2"/>
+      </w:pPr>
+      <w:r>
+        <w:t xml:space="preserve">Rev b wiring (branch </w:t>
+      </w:r>
+      <w:r>
+        <w:rPr>
+          <w:rFonts w:ascii="Courier New" w:hAnsi="Courier New"/>
+        </w:rPr>
+        <w:t xml:space="preserve">rev-b-wiring</w:t>
+      </w:r>
+      <w:r>
+        <w:t xml:space="preserve">, 2026-10-13)</w:t>
+      </w:r>
+    </w:p>
+    <w:p>
+      <w:r>
+        <w:t xml:space="preserve">Status on this branch: </w:t>
+      </w:r>
+      <w:r>
+        <w:rPr>
+          <w:b/>
+        </w:rPr>
+        <w:t xml:space="preserve">78 OK</w:t>
+      </w:r>
+      <w:r>
+        <w:t xml:space="preserve">, 21 not wired (optional loads, plus the front A/F sensor awaiting a decision), 33 unused by the car, 2 to check (D29, A22, both left open on purpose), 1 label only (D28 fuel pump control unit status, not needed to run).</w:t>
+      </w:r>
+    </w:p>
+    <w:p>
+      <w:r>
+        <w:rPr>
+          <w:b/>
+        </w:rPr>
+        <w:t xml:space="preserve">Fixed:</w:t>
+      </w:r>
+      <w:r>
+        <w:t xml:space="preserve"> MAF/MAP swap (C23 -&gt; IN_MAF, C22 -&gt; IN_MAP), injector ground D7 and A34 to GND, stray D22 removed from the crank, clutch renamed from IN_CLT.</w:t>
+      </w:r>
+    </w:p>
+    <w:p>
+      <w:r>
+        <w:rPr>
+          <w:b/>
+        </w:rPr>
+        <w:t xml:space="preserve">Cam sensors are Hall, not VR</w:t>
+      </w:r>
+      <w:r>
+        <w:t xml:space="preserve"> (3-wire, 12 V from the harness, open collector; WI-114). M6 (VR module) is off the LH cam; both cams go straight to pulled-up MCU inputs. M6 is now unused.</w:t>
+      </w:r>
+    </w:p>
+    <w:p>
+      <w:r>
+        <w:rPr>
+          <w:b/>
+        </w:rPr>
+        <w:t xml:space="preserve">MCU (M1) assignments for the firmware config:</w:t>
+      </w:r>
+    </w:p>
+    <w:tbl>
+      <w:tblPr>
+        <w:tblStyle w:val="TableGrid"/>
+        <w:tblW w:w="0" w:type="auto"/>
+        <w:tblLook w:val="04A0" w:firstRow="1" w:lastRow="0" w:firstColumn="1" w:lastColumn="0" w:noHBand="0" w:noVBand="1"/>
+      </w:tblPr>
+      <w:tblGrid>
+        <w:gridCol w:w="2340"/>
+        <w:gridCol w:w="2340"/>
+        <w:gridCol w:w="2340"/>
+        <w:gridCol w:w="2340"/>
+      </w:tblGrid>
+      <w:tr>
+        <w:trPr>
+          <w:tblHeader/>
+        </w:trPr>
+        <w:tc>
+          <w:tcPr>
+            <w:tcW w:w="2340" w:type="dxa"/>
+          </w:tcPr>
+          <w:p>
+            <w:r>
+              <w:t xml:space="preserve">Car pin</w:t>
+            </w:r>
+          </w:p>
+        </w:tc>
+        <w:tc>
+          <w:tcPr>
+            <w:tcW w:w="2340" w:type="dxa"/>
+          </w:tcPr>
+          <w:p>
+            <w:r>
+              <w:t xml:space="preserve">Signal</w:t>
+            </w:r>
+          </w:p>
+        </w:tc>
+        <w:tc>
+          <w:tcPr>
+            <w:tcW w:w="2340" w:type="dxa"/>
+          </w:tcPr>
+          <w:p>
+            <w:r>
+              <w:t xml:space="preserve">M1 pin</w:t>
+            </w:r>
+          </w:p>
+        </w:tc>
+        <w:tc>
+          <w:tcPr>
+            <w:tcW w:w="2340" w:type="dxa"/>
+          </w:tcPr>
+          <w:p>
+            <w:r>
+              <w:t xml:space="preserve">Notes</w:t>
+            </w:r>
+          </w:p>
+        </w:tc>
+      </w:tr>
+      <w:tr>
+        <w:tc>
+          <w:tcPr>
+            <w:tcW w:w="2340" w:type="dxa"/>
+          </w:tcPr>
+          <w:p>
+            <w:r>
+              <w:t xml:space="preserve">B8</w:t>
+            </w:r>
+          </w:p>
+        </w:tc>
+        <w:tc>
+          <w:tcPr>
+            <w:tcW w:w="2340" w:type="dxa"/>
+          </w:tcPr>
+          <w:p>
+            <w:r>
+              <w:t xml:space="preserve">Cam LH (Hall)</w:t>
+            </w:r>
+          </w:p>
+        </w:tc>
+        <w:tc>
+          <w:tcPr>
+            <w:tcW w:w="2340" w:type="dxa"/>
+          </w:tcPr>
+          <w:p>
+            <w:r>
+              <w:t xml:space="preserve">IN_CAM</w:t>
+            </w:r>
+          </w:p>
+        </w:tc>
+        <w:tc>
+          <w:tcPr>
+            <w:tcW w:w="2340" w:type="dxa"/>
+          </w:tcPr>
+          <w:p>
+            <w:r>
+              <w:t xml:space="preserve">2.35k pull-up on module</w:t>
+            </w:r>
+          </w:p>
+        </w:tc>
+      </w:tr>
+      <w:tr>
+        <w:tc>
+          <w:tcPr>
+            <w:tcW w:w="2340" w:type="dxa"/>
+          </w:tcPr>
+          <w:p>
+            <w:r>
+              <w:t xml:space="preserve">B9</w:t>
+            </w:r>
+          </w:p>
+        </w:tc>
+        <w:tc>
+          <w:tcPr>
+            <w:tcW w:w="2340" w:type="dxa"/>
+          </w:tcPr>
+          <w:p>
+            <w:r>
+              <w:t xml:space="preserve">Cam RH (Hall)</w:t>
+            </w:r>
+          </w:p>
+        </w:tc>
+        <w:tc>
+          <w:tcPr>
+            <w:tcW w:w="2340" w:type="dxa"/>
+          </w:tcPr>
+          <w:p>
+            <w:r>
+              <w:t xml:space="preserve">IN_AUX1</w:t>
+            </w:r>
+          </w:p>
+        </w:tc>
+        <w:tc>
+          <w:tcPr>
+            <w:tcW w:w="2340" w:type="dxa"/>
+          </w:tcPr>
+          <w:p>
+            <w:r>
+              <w:t xml:space="preserve">5k pull-up</w:t>
+            </w:r>
+          </w:p>
+        </w:tc>
+      </w:tr>
+      <w:tr>
+        <w:tc>
+          <w:tcPr>
+            <w:tcW w:w="2340" w:type="dxa"/>
+          </w:tcPr>
+          <w:p>
+            <w:r>
+              <w:t xml:space="preserve">D9</w:t>
+            </w:r>
+          </w:p>
+        </w:tc>
+        <w:tc>
+          <w:tcPr>
+            <w:tcW w:w="2340" w:type="dxa"/>
+          </w:tcPr>
+          <w:p>
+            <w:r>
+              <w:t xml:space="preserve">Neutral switch</w:t>
+            </w:r>
+          </w:p>
+        </w:tc>
+        <w:tc>
+          <w:tcPr>
+            <w:tcW w:w="2340" w:type="dxa"/>
+          </w:tcPr>
+          <w:p>
+            <w:r>
+              <w:t xml:space="preserve">IN_AUX2</w:t>
+            </w:r>
+          </w:p>
+        </w:tc>
+        <w:tc>
+          <w:tcPr>
+            <w:tcW w:w="2340" w:type="dxa"/>
+          </w:tcPr>
+          <w:p>
+            <w:r>
+              <w:t xml:space="preserve">closes to ground</w:t>
+            </w:r>
+          </w:p>
+        </w:tc>
+      </w:tr>
+      <w:tr>
+        <w:tc>
+          <w:tcPr>
+            <w:tcW w:w="2340" w:type="dxa"/>
+          </w:tcPr>
+          <w:p>
+            <w:r>
+              <w:t xml:space="preserve">D10</w:t>
+            </w:r>
+          </w:p>
+        </w:tc>
+        <w:tc>
+          <w:tcPr>
+            <w:tcW w:w="2340" w:type="dxa"/>
+          </w:tcPr>
+          <w:p>
+            <w:r>
+              <w:t xml:space="preserve">Power steering switch</w:t>
+            </w:r>
+          </w:p>
+        </w:tc>
+        <w:tc>
+          <w:tcPr>
+            <w:tcW w:w="2340" w:type="dxa"/>
+          </w:tcPr>
+          <w:p>
+            <w:r>
+              <w:t xml:space="preserve">IN_AUX3</w:t>
+            </w:r>
+          </w:p>
+        </w:tc>
+        <w:tc>
+          <w:tcPr>
+            <w:tcW w:w="2340" w:type="dxa"/>
+          </w:tcPr>
+          <w:p>
+            <w:r>
+              <w:t xml:space="preserve">closes to ground</w:t>
+            </w:r>
+          </w:p>
+        </w:tc>
+      </w:tr>
+      <w:tr>
+        <w:tc>
+          <w:tcPr>
+            <w:tcW w:w="2340" w:type="dxa"/>
+          </w:tcPr>
+          <w:p>
+            <w:r>
+              <w:t xml:space="preserve">D8</w:t>
+            </w:r>
+          </w:p>
+        </w:tc>
+        <w:tc>
+          <w:tcPr>
+            <w:tcW w:w="2340" w:type="dxa"/>
+          </w:tcPr>
+          <w:p>
+            <w:r>
+              <w:t xml:space="preserve">Starter</w:t>
+            </w:r>
+          </w:p>
+        </w:tc>
+        <w:tc>
+          <w:tcPr>
+            <w:tcW w:w="2340" w:type="dxa"/>
+          </w:tcPr>
+          <w:p>
+            <w:r>
+              <w:t xml:space="preserve">IN_SENS2</w:t>
+            </w:r>
+          </w:p>
+        </w:tc>
+        <w:tc>
+          <w:tcPr>
+            <w:tcW w:w="2340" w:type="dxa"/>
+          </w:tcPr>
+          <w:p>
+            <w:r>
+              <w:t xml:space="preserve">12 V when cranking; R19 4.7k pull-down</w:t>
+            </w:r>
+          </w:p>
+        </w:tc>
+      </w:tr>
+      <w:tr>
+        <w:tc>
+          <w:tcPr>
+            <w:tcW w:w="2340" w:type="dxa"/>
+          </w:tcPr>
+          <w:p>
+            <w:r>
+              <w:t xml:space="preserve">D16</w:t>
+            </w:r>
+          </w:p>
+        </w:tc>
+        <w:tc>
+          <w:tcPr>
+            <w:tcW w:w="2340" w:type="dxa"/>
+          </w:tcPr>
+          <w:p>
+            <w:r>
+              <w:t xml:space="preserve">A/C request</w:t>
+            </w:r>
+          </w:p>
+        </w:tc>
+        <w:tc>
+          <w:tcPr>
+            <w:tcW w:w="2340" w:type="dxa"/>
+          </w:tcPr>
+          <w:p>
+            <w:r>
+              <w:t xml:space="preserve">IN_SENS3</w:t>
+            </w:r>
+          </w:p>
+        </w:tc>
+        <w:tc>
+          <w:tcPr>
+            <w:tcW w:w="2340" w:type="dxa"/>
+          </w:tcPr>
+          <w:p>
+            <w:r>
+              <w:t xml:space="preserve">12 V = on; R20 pull-down</w:t>
+            </w:r>
+          </w:p>
+        </w:tc>
+      </w:tr>
+      <w:tr>
+        <w:tc>
+          <w:tcPr>
+            <w:tcW w:w="2340" w:type="dxa"/>
+          </w:tcPr>
+          <w:p>
+            <w:r>
+              <w:t xml:space="preserve">C8</w:t>
+            </w:r>
+          </w:p>
+        </w:tc>
+        <w:tc>
+          <w:tcPr>
+            <w:tcW w:w="2340" w:type="dxa"/>
+          </w:tcPr>
+          <w:p>
+            <w:r>
+              <w:t xml:space="preserve">Brake switch 2 (stop lamp)</w:t>
+            </w:r>
+          </w:p>
+        </w:tc>
+        <w:tc>
+          <w:tcPr>
+            <w:tcW w:w="2340" w:type="dxa"/>
+          </w:tcPr>
+          <w:p>
+            <w:r>
+              <w:t xml:space="preserve">IN_SENS4</w:t>
+            </w:r>
+          </w:p>
+        </w:tc>
+        <w:tc>
+          <w:tcPr>
+            <w:tcW w:w="2340" w:type="dxa"/>
+          </w:tcPr>
+          <w:p>
+            <w:r>
+              <w:t xml:space="preserve">12 V when pressed; R21 pull-down</w:t>
+            </w:r>
+          </w:p>
+        </w:tc>
+      </w:tr>
+      <w:tr>
+        <w:tc>
+          <w:tcPr>
+            <w:tcW w:w="2340" w:type="dxa"/>
+          </w:tcPr>
+          <w:p>
+            <w:r>
+              <w:t xml:space="preserve">A1</w:t>
+            </w:r>
+          </w:p>
+        </w:tc>
+        <w:tc>
+          <w:tcPr>
+            <w:tcW w:w="2340" w:type="dxa"/>
+          </w:tcPr>
+          <w:p>
+            <w:r>
+              <w:t xml:space="preserve">Clutch switch</w:t>
+            </w:r>
+          </w:p>
+        </w:tc>
+        <w:tc>
+          <w:tcPr>
+            <w:tcW w:w="2340" w:type="dxa"/>
+          </w:tcPr>
+          <w:p>
+            <w:r>
+              <w:t xml:space="preserve">IN_RES1</w:t>
+            </w:r>
+          </w:p>
+        </w:tc>
+        <w:tc>
+          <w:tcPr>
+            <w:tcW w:w="2340" w:type="dxa"/>
+          </w:tcPr>
+          <w:p>
+            <w:r>
+              <w:t xml:space="preserve">12 V released, 0 V pressed; R22 pull-down</w:t>
+            </w:r>
+          </w:p>
+        </w:tc>
+      </w:tr>
+      <w:tr>
+        <w:tc>
+          <w:tcPr>
+            <w:tcW w:w="2340" w:type="dxa"/>
+          </w:tcPr>
+          <w:p>
+            <w:r>
+              <w:t xml:space="preserve">C9</w:t>
+            </w:r>
+          </w:p>
+        </w:tc>
+        <w:tc>
+          <w:tcPr>
+            <w:tcW w:w="2340" w:type="dxa"/>
+          </w:tcPr>
+          <w:p>
+            <w:r>
+              <w:t xml:space="preserve">Brake switch 1</w:t>
+            </w:r>
+          </w:p>
+        </w:tc>
+        <w:tc>
+          <w:tcPr>
+            <w:tcW w:w="2340" w:type="dxa"/>
+          </w:tcPr>
+          <w:p>
+            <w:r>
+              <w:t xml:space="preserve">IN_O2S2</w:t>
+            </w:r>
+          </w:p>
+        </w:tc>
+        <w:tc>
+          <w:tcPr>
+            <w:tcW w:w="2340" w:type="dxa"/>
+          </w:tcPr>
+          <w:p>
+            <w:r>
+              <w:t xml:space="preserve">12 V released, 0 V pressed; R23 pull-down</w:t>
+            </w:r>
+          </w:p>
+        </w:tc>
+      </w:tr>
+      <w:tr>
+        <w:tc>
+          <w:tcPr>
+            <w:tcW w:w="2340" w:type="dxa"/>
+          </w:tcPr>
+          <w:p>
+            <w:r>
+              <w:t xml:space="preserve">C23</w:t>
+            </w:r>
+          </w:p>
+        </w:tc>
+        <w:tc>
+          <w:tcPr>
+            <w:tcW w:w="2340" w:type="dxa"/>
+          </w:tcPr>
+          <w:p>
+            <w:r>
+              <w:t xml:space="preserve">MAF</w:t>
+            </w:r>
+          </w:p>
+        </w:tc>
+        <w:tc>
+          <w:tcPr>
+            <w:tcW w:w="2340" w:type="dxa"/>
+          </w:tcPr>
+          <w:p>
+            <w:r>
+              <w:t xml:space="preserve">IN_SENS1</w:t>
+            </w:r>
+          </w:p>
+        </w:tc>
+        <w:tc>
+          <w:tcPr>
+            <w:tcW w:w="2340" w:type="dxa"/>
+          </w:tcPr>
+          <w:p/>
+        </w:tc>
+      </w:tr>
+      <w:tr>
+        <w:tc>
+          <w:tcPr>
+            <w:tcW w:w="2340" w:type="dxa"/>
+          </w:tcPr>
+          <w:p>
+            <w:r>
+              <w:t xml:space="preserve">C22</w:t>
+            </w:r>
+          </w:p>
+        </w:tc>
+        <w:tc>
+          <w:tcPr>
+            <w:tcW w:w="2340" w:type="dxa"/>
+          </w:tcPr>
+          <w:p>
+            <w:r>
+              <w:t xml:space="preserve">MAP</w:t>
+            </w:r>
+          </w:p>
+        </w:tc>
+        <w:tc>
+          <w:tcPr>
+            <w:tcW w:w="2340" w:type="dxa"/>
+          </w:tcPr>
+          <w:p>
+            <w:r>
+              <w:t xml:space="preserve">IN_MAP1</w:t>
+            </w:r>
+          </w:p>
+        </w:tc>
+        <w:tc>
+          <w:tcPr>
+            <w:tcW w:w="2340" w:type="dxa"/>
+          </w:tcPr>
+          <w:p/>
+        </w:tc>
+      </w:tr>
+      <w:tr>
+        <w:tc>
+          <w:tcPr>
+            <w:tcW w:w="2340" w:type="dxa"/>
+          </w:tcPr>
+          <w:p>
+            <w:r>
+              <w:t xml:space="preserve">C26 / C27</w:t>
+            </w:r>
+          </w:p>
+        </w:tc>
+        <w:tc>
+          <w:tcPr>
+            <w:tcW w:w="2340" w:type="dxa"/>
+          </w:tcPr>
+          <w:p>
+            <w:r>
+              <w:t xml:space="preserve">TGV position LH / RH</w:t>
+            </w:r>
+          </w:p>
+        </w:tc>
+        <w:tc>
+          <w:tcPr>
+            <w:tcW w:w="2340" w:type="dxa"/>
+          </w:tcPr>
+          <w:p>
+            <w:r>
+              <w:t xml:space="preserve">IN_MAP2 / IN_MAP3</w:t>
+            </w:r>
+          </w:p>
+        </w:tc>
+        <w:tc>
+          <w:tcPr>
+            <w:tcW w:w="2340" w:type="dxa"/>
+          </w:tcPr>
+          <w:p/>
+        </w:tc>
+      </w:tr>
+      <w:tr>
+        <w:tc>
+          <w:tcPr>
+            <w:tcW w:w="2340" w:type="dxa"/>
+          </w:tcPr>
+          <w:p>
+            <w:r>
+              <w:t xml:space="preserve">C20</w:t>
+            </w:r>
+          </w:p>
+        </w:tc>
+        <w:tc>
+          <w:tcPr>
+            <w:tcW w:w="2340" w:type="dxa"/>
+          </w:tcPr>
+          <w:p>
+            <w:r>
+              <w:t xml:space="preserve">Fuel level</w:t>
+            </w:r>
+          </w:p>
+        </w:tc>
+        <w:tc>
+          <w:tcPr>
+            <w:tcW w:w="2340" w:type="dxa"/>
+          </w:tcPr>
+          <w:p>
+            <w:r>
+              <w:t xml:space="preserve">IN_AT1</w:t>
+            </w:r>
+          </w:p>
+        </w:tc>
+        <w:tc>
+          <w:tcPr>
+            <w:tcW w:w="2340" w:type="dxa"/>
+          </w:tcPr>
+          <w:p>
+            <w:r>
+              <w:t xml:space="preserve">muxed input, slow signal</w:t>
+            </w:r>
+          </w:p>
+        </w:tc>
+      </w:tr>
+      <w:tr>
+        <w:tc>
+          <w:tcPr>
+            <w:tcW w:w="2340" w:type="dxa"/>
+          </w:tcPr>
+          <w:p>
+            <w:r>
+              <w:t xml:space="preserve">D25</w:t>
+            </w:r>
+          </w:p>
+        </w:tc>
+        <w:tc>
+          <w:tcPr>
+            <w:tcW w:w="2340" w:type="dxa"/>
+          </w:tcPr>
+          <w:p>
+            <w:r>
+              <w:t xml:space="preserve">Rear O2</w:t>
+            </w:r>
+          </w:p>
+        </w:tc>
+        <w:tc>
+          <w:tcPr>
+            <w:tcW w:w="2340" w:type="dxa"/>
+          </w:tcPr>
+          <w:p>
+            <w:r>
+              <w:t xml:space="preserve">IN_O2S</w:t>
+            </w:r>
+          </w:p>
+        </w:tc>
+        <w:tc>
+          <w:tcPr>
+            <w:tcW w:w="2340" w:type="dxa"/>
+          </w:tcPr>
+          <w:p/>
+        </w:tc>
+      </w:tr>
+      <w:tr>
+        <w:tc>
+          <w:tcPr>
+            <w:tcW w:w="2340" w:type="dxa"/>
+          </w:tcPr>
+          <w:p>
+            <w:r>
+              <w:t xml:space="preserve">B26</w:t>
+            </w:r>
+          </w:p>
+        </w:tc>
+        <w:tc>
+          <w:tcPr>
+            <w:tcW w:w="2340" w:type="dxa"/>
+          </w:tcPr>
+          <w:p>
+            <w:r>
+              <w:t xml:space="preserve">Fuel pump control unit command</w:t>
+            </w:r>
+          </w:p>
+        </w:tc>
+        <w:tc>
+          <w:tcPr>
+            <w:tcW w:w="2340" w:type="dxa"/>
+          </w:tcPr>
+          <w:p>
+            <w:r>
+              <w:t xml:space="preserve">IGN5</w:t>
+            </w:r>
+          </w:p>
+        </w:tc>
+        <w:tc>
+          <w:tcPr>
+            <w:tcW w:w="2340" w:type="dxa"/>
+          </w:tcPr>
+          <w:p>
+            <w:r>
+              <w:t xml:space="preserve">5 V push-pull PWM; 0 V = pump off</w:t>
+            </w:r>
+          </w:p>
+        </w:tc>
+      </w:tr>
+      <w:tr>
+        <w:tc>
+          <w:tcPr>
+            <w:tcW w:w="2340" w:type="dxa"/>
+          </w:tcPr>
+          <w:p>
+            <w:r>
+              <w:t xml:space="preserve">A32</w:t>
+            </w:r>
+          </w:p>
+        </w:tc>
+        <w:tc>
+          <w:tcPr>
+            <w:tcW w:w="2340" w:type="dxa"/>
+          </w:tcPr>
+          <w:p>
+            <w:r>
+              <w:t xml:space="preserve">Wastegate</w:t>
+            </w:r>
+          </w:p>
+        </w:tc>
+        <w:tc>
+          <w:tcPr>
+            <w:tcW w:w="2340" w:type="dxa"/>
+          </w:tcPr>
+          <w:p>
+            <w:r>
+              <w:t xml:space="preserve">OUT_PWM1 -&gt; Q9</w:t>
+            </w:r>
+          </w:p>
+        </w:tc>
+        <w:tc>
+          <w:tcPr>
+            <w:tcW w:w="2340" w:type="dxa"/>
+          </w:tcPr>
+          <w:p>
+            <w:r>
+              <w:t xml:space="preserve">low-side, 12 V from harness</w:t>
+            </w:r>
+          </w:p>
+        </w:tc>
+      </w:tr>
+      <w:tr>
+        <w:tc>
+          <w:tcPr>
+            <w:tcW w:w="2340" w:type="dxa"/>
+          </w:tcPr>
+          <w:p>
+            <w:r>
+              <w:t xml:space="preserve">A28 / A29</w:t>
+            </w:r>
+          </w:p>
+        </w:tc>
+        <w:tc>
+          <w:tcPr>
+            <w:tcW w:w="2340" w:type="dxa"/>
+          </w:tcPr>
+          <w:p>
+            <w:r>
+              <w:t xml:space="preserve">AVCS RH / LH (-)</w:t>
+            </w:r>
+          </w:p>
+        </w:tc>
+        <w:tc>
+          <w:tcPr>
+            <w:tcW w:w="2340" w:type="dxa"/>
+          </w:tcPr>
+          <w:p>
+            <w:r>
+              <w:t xml:space="preserve">OUT_PWM4 / OUT_PWM5 -&gt; Q10 / Q11</w:t>
+            </w:r>
+          </w:p>
+        </w:tc>
+        <w:tc>
+          <w:tcPr>
+            <w:tcW w:w="2340" w:type="dxa"/>
+          </w:tcPr>
+          <w:p>
+            <w:r>
+              <w:t xml:space="preserve">~300 Hz; (+) A18/A19 now fed from +12V_RAW (main relay)</w:t>
+            </w:r>
+          </w:p>
+        </w:tc>
+      </w:tr>
+      <w:tr>
+        <w:tc>
+          <w:tcPr>
+            <w:tcW w:w="2340" w:type="dxa"/>
+          </w:tcPr>
+          <w:p>
+            <w:r>
+              <w:t xml:space="preserve">A14</w:t>
+            </w:r>
+          </w:p>
+        </w:tc>
+        <w:tc>
+          <w:tcPr>
+            <w:tcW w:w="2340" w:type="dxa"/>
+          </w:tcPr>
+          <w:p>
+            <w:r>
+              <w:t xml:space="preserve">Purge</w:t>
+            </w:r>
+          </w:p>
+        </w:tc>
+        <w:tc>
+          <w:tcPr>
+            <w:tcW w:w="2340" w:type="dxa"/>
+          </w:tcPr>
+          <w:p>
+            <w:r>
+              <w:t xml:space="preserve">OUT_PWM7 -&gt; Q12</w:t>
+            </w:r>
+          </w:p>
+        </w:tc>
+        <w:tc>
+          <w:tcPr>
+            <w:tcW w:w="2340" w:type="dxa"/>
+          </w:tcPr>
+          <w:p/>
+        </w:tc>
+      </w:tr>
+      <w:tr>
+        <w:tc>
+          <w:tcPr>
+            <w:tcW w:w="2340" w:type="dxa"/>
+          </w:tcPr>
+          <w:p>
+            <w:r>
+              <w:t xml:space="preserve">A17</w:t>
+            </w:r>
+          </w:p>
+        </w:tc>
+        <w:tc>
+          <w:tcPr>
+            <w:tcW w:w="2340" w:type="dxa"/>
+          </w:tcPr>
+          <w:p>
+            <w:r>
+              <w:t xml:space="preserve">Check engine lamp</w:t>
+            </w:r>
+          </w:p>
+        </w:tc>
+        <w:tc>
+          <w:tcPr>
+            <w:tcW w:w="2340" w:type="dxa"/>
+          </w:tcPr>
+          <w:p>
+            <w:r>
+              <w:t xml:space="preserve">OUT_IO1 -&gt; Q13</w:t>
+            </w:r>
+          </w:p>
+        </w:tc>
+        <w:tc>
+          <w:tcPr>
+            <w:tcW w:w="2340" w:type="dxa"/>
+          </w:tcPr>
+          <w:p/>
+        </w:tc>
+      </w:tr>
+      <w:tr>
+        <w:tc>
+          <w:tcPr>
+            <w:tcW w:w="2340" w:type="dxa"/>
+          </w:tcPr>
+          <w:p>
+            <w:r>
+              <w:t xml:space="preserve">B2</w:t>
+            </w:r>
+          </w:p>
+        </w:tc>
+        <w:tc>
+          <w:tcPr>
+            <w:tcW w:w="2340" w:type="dxa"/>
+          </w:tcPr>
+          <w:p>
+            <w:r>
+              <w:t xml:space="preserve">Rear O2 heater</w:t>
+            </w:r>
+          </w:p>
+        </w:tc>
+        <w:tc>
+          <w:tcPr>
+            <w:tcW w:w="2340" w:type="dxa"/>
+          </w:tcPr>
+          <w:p>
+            <w:r>
+              <w:t xml:space="preserve">OUT_IO2 -&gt; Q14</w:t>
+            </w:r>
+          </w:p>
+        </w:tc>
+        <w:tc>
+          <w:tcPr>
+            <w:tcW w:w="2340" w:type="dxa"/>
+          </w:tcPr>
+          <w:p/>
+        </w:tc>
+      </w:tr>
+      <w:tr>
+        <w:tc>
+          <w:tcPr>
+            <w:tcW w:w="2340" w:type="dxa"/>
+          </w:tcPr>
+          <w:p>
+            <w:r>
+              <w:t xml:space="preserve">B33</w:t>
+            </w:r>
+          </w:p>
+        </w:tc>
+        <w:tc>
+          <w:tcPr>
+            <w:tcW w:w="2340" w:type="dxa"/>
+          </w:tcPr>
+          <w:p>
+            <w:r>
+              <w:t xml:space="preserve">A/C relay</w:t>
+            </w:r>
+          </w:p>
+        </w:tc>
+        <w:tc>
+          <w:tcPr>
+            <w:tcW w:w="2340" w:type="dxa"/>
+          </w:tcPr>
+          <w:p>
+            <w:r>
+              <w:t xml:space="preserve">OUT_IO3 -&gt; Q15</w:t>
+            </w:r>
+          </w:p>
+        </w:tc>
+        <w:tc>
+          <w:tcPr>
+            <w:tcW w:w="2340" w:type="dxa"/>
+          </w:tcPr>
+          <w:p/>
+        </w:tc>
+      </w:tr>
+      <w:tr>
+        <w:tc>
+          <w:tcPr>
+            <w:tcW w:w="2340" w:type="dxa"/>
+          </w:tcPr>
+          <w:p>
+            <w:r>
+              <w:t xml:space="preserve">A23</w:t>
+            </w:r>
+          </w:p>
+        </w:tc>
+        <w:tc>
+          <w:tcPr>
+            <w:tcW w:w="2340" w:type="dxa"/>
+          </w:tcPr>
+          <w:p>
+            <w:r>
+              <w:t xml:space="preserve">Tach</w:t>
+            </w:r>
+          </w:p>
+        </w:tc>
+        <w:tc>
+          <w:tcPr>
+            <w:tcW w:w="2340" w:type="dxa"/>
+          </w:tcPr>
+          <w:p>
+            <w:r>
+              <w:t xml:space="preserve">OUT_IO4 -&gt; Q16</w:t>
+            </w:r>
+          </w:p>
+        </w:tc>
+        <w:tc>
+          <w:tcPr>
+            <w:tcW w:w="2340" w:type="dxa"/>
+          </w:tcPr>
+          <w:p>
+            <w:r>
+              <w:t xml:space="preserve">open drain; add a pull-up to 12 V if the needle is dead</w:t>
+            </w:r>
+          </w:p>
+        </w:tc>
+      </w:tr>
+      <w:tr>
+        <w:tc>
+          <w:tcPr>
+            <w:tcW w:w="2340" w:type="dxa"/>
+          </w:tcPr>
+          <w:p>
+            <w:r>
+              <w:t xml:space="preserve">A9+A11 / A8+A10</w:t>
+            </w:r>
+          </w:p>
+        </w:tc>
+        <w:tc>
+          <w:tcPr>
+            <w:tcW w:w="2340" w:type="dxa"/>
+          </w:tcPr>
+          <w:p>
+            <w:r>
+              <w:t xml:space="preserve">TGV open / close (both banks in parallel)</w:t>
+            </w:r>
+          </w:p>
+        </w:tc>
+        <w:tc>
+          <w:tcPr>
+            <w:tcW w:w="2340" w:type="dxa"/>
+          </w:tcPr>
+          <w:p>
+            <w:r>
+              <w:t xml:space="preserve">M9 motor driver: PWM = OUT_IO12, DIR = IO3, DIS = IO4</w:t>
+            </w:r>
+          </w:p>
+        </w:tc>
+        <w:tc>
+          <w:tcPr>
+            <w:tcW w:w="2340" w:type="dxa"/>
+          </w:tcPr>
+          <w:p>
+            <w:r>
+              <w:t xml:space="preserve">owner does not use TGVs; wired anyway</w:t>
+            </w:r>
+          </w:p>
+        </w:tc>
+      </w:tr>
+    </w:tbl>
+    <w:p>
+      <w:r>
+        <w:t xml:space="preserve">Q9-Q16 are two more copies of the 4-channel </w:t>
+      </w:r>
+      <w:r>
+        <w:rPr>
+          <w:rFonts w:ascii="Courier New" w:hAnsi="Courier New"/>
+        </w:rPr>
+        <w:t xml:space="preserve">INJ4</w:t>
+      </w:r>
+      <w:r>
+        <w:t xml:space="preserve"> low-side sheet (LS2, LS3).</w:t>
+      </w:r>
+    </w:p>
+    <w:p>
+      <w:r>
+        <w:rPr>
+          <w:b/>
+        </w:rPr>
+        <w:t xml:space="preserve">Next:</w:t>
+      </w:r>
+      <w:r>
+        <w:t xml:space="preserve"> in KiCad, </w:t>
+      </w:r>
+      <w:r>
+        <w:rPr>
+          <w:i/>
+        </w:rPr>
+        <w:t xml:space="preserve">Update PCB from Schematic</w:t>
+      </w:r>
+      <w:r>
+        <w:t xml:space="preserve">, then place and route the new parts (Q9-Q16, R11-R23).</w:t>
       </w:r>
     </w:p>
     <w:p>

--- a/documents/STI2004-pinout-findings.docx
+++ b/documents/STI2004-pinout-findings.docx
@@ -410,10 +410,10 @@
         <w:rPr>
           <w:b/>
         </w:rPr>
-        <w:t xml:space="preserve">78 OK</w:t>
-      </w:r>
-      <w:r>
-        <w:t xml:space="preserve">, 21 not wired (optional loads, plus the front A/F sensor awaiting a decision), 33 unused by the car, 2 to check (D29, A22, both left open on purpose), 1 label only (D28 fuel pump control unit status, not needed to run).</w:t>
+        <w:t xml:space="preserve">94 OK</w:t>
+      </w:r>
+      <w:r>
+        <w:t xml:space="preserve">, 8 not wired (defogger/light/blower load inputs D11-D13, test mode D14, blow-by D24, EVAP sensors C12/C21 and valve A24), 33 unused by the car.</w:t>
       </w:r>
     </w:p>
     <w:p>
@@ -1454,6 +1454,705 @@
     </w:p>
     <w:p>
       <w:r>
+        <w:t xml:space="preserve">| C7 / C10 / C11 | Cruise main / resume / set (12 V when pressed) | IN_D1 / IN_D3 / IN_D4 | R35-R37 1k 1206 pull-downs | | A15 / A16 | Cruise main lamp / set lamp | OUT_IO5 / OUT_IO6 -&gt; Q17 / Q18 | sheet LS4 | | D20 | K-line (SSM) | M10 LIN module, UART8 TX/RX | | | A2+A3, A33, A26, A25 | LSU 4.9 (see below) | M3 WBO module, CAN to M1 CANH/CANL | |</w:t>
+      </w:r>
+    </w:p>
+    <w:p>
+      <w:pPr>
+        <w:pStyle w:val="Heading3"/>
+      </w:pPr>
+      <w:r>
+        <w:t xml:space="preserve">Front O2: Bosch LSU 4.9 on the rusEFI WBO module (M3)</w:t>
+      </w:r>
+    </w:p>
+    <w:p>
+      <w:r>
+        <w:t xml:space="preserve">Wired like rusefi/hellen154hyundai: module LSU_H- to GND, LSU_H+ is the switched heater return, SEL1 tied to PULL_DOWN1, CAN to the MCU. Heater +12 V stays on the car harness (front sensor plug B18 pin 2, from the main relay).</w:t>
+      </w:r>
+    </w:p>
+    <w:p>
+      <w:r>
+        <w:t xml:space="preserve">The stock harness has four wires plus a shield to the front sensor, so the LSU needs an adapter pigtail at plug B18:</w:t>
+      </w:r>
+    </w:p>
+    <w:tbl>
+      <w:tblPr>
+        <w:tblStyle w:val="TableGrid"/>
+        <w:tblW w:w="0" w:type="auto"/>
+        <w:tblLook w:val="04A0" w:firstRow="1" w:lastRow="0" w:firstColumn="1" w:lastColumn="0" w:noHBand="0" w:noVBand="1"/>
+      </w:tblPr>
+      <w:tblGrid>
+        <w:gridCol w:w="3120"/>
+        <w:gridCol w:w="3120"/>
+        <w:gridCol w:w="3120"/>
+      </w:tblGrid>
+      <w:tr>
+        <w:trPr>
+          <w:tblHeader/>
+        </w:trPr>
+        <w:tc>
+          <w:tcPr>
+            <w:tcW w:w="3120" w:type="dxa"/>
+          </w:tcPr>
+          <w:p>
+            <w:r>
+              <w:t xml:space="preserve">Car harness</w:t>
+            </w:r>
+          </w:p>
+        </w:tc>
+        <w:tc>
+          <w:tcPr>
+            <w:tcW w:w="3120" w:type="dxa"/>
+          </w:tcPr>
+          <w:p>
+            <w:r>
+              <w:t xml:space="preserve">ECM pin</w:t>
+            </w:r>
+          </w:p>
+        </w:tc>
+        <w:tc>
+          <w:tcPr>
+            <w:tcW w:w="3120" w:type="dxa"/>
+          </w:tcPr>
+          <w:p>
+            <w:r>
+              <w:t xml:space="preserve">LSU 4.9 pin</w:t>
+            </w:r>
+          </w:p>
+        </w:tc>
+      </w:tr>
+      <w:tr>
+        <w:tc>
+          <w:tcPr>
+            <w:tcW w:w="3120" w:type="dxa"/>
+          </w:tcPr>
+          <w:p>
+            <w:r>
+              <w:t xml:space="preserve">B18 pin 2 (+12 V, main relay)</w:t>
+            </w:r>
+          </w:p>
+        </w:tc>
+        <w:tc>
+          <w:tcPr>
+            <w:tcW w:w="3120" w:type="dxa"/>
+          </w:tcPr>
+          <w:p>
+            <w:r>
+              <w:t xml:space="preserve">-</w:t>
+            </w:r>
+          </w:p>
+        </w:tc>
+        <w:tc>
+          <w:tcPr>
+            <w:tcW w:w="3120" w:type="dxa"/>
+          </w:tcPr>
+          <w:p>
+            <w:r>
+              <w:t xml:space="preserve">4 H+ (grey)</w:t>
+            </w:r>
+          </w:p>
+        </w:tc>
+      </w:tr>
+      <w:tr>
+        <w:tc>
+          <w:tcPr>
+            <w:tcW w:w="3120" w:type="dxa"/>
+          </w:tcPr>
+          <w:p>
+            <w:r>
+              <w:t xml:space="preserve">B18 pin 1 (heater return)</w:t>
+            </w:r>
+          </w:p>
+        </w:tc>
+        <w:tc>
+          <w:tcPr>
+            <w:tcW w:w="3120" w:type="dxa"/>
+          </w:tcPr>
+          <w:p>
+            <w:r>
+              <w:t xml:space="preserve">A2 + A3</w:t>
+            </w:r>
+          </w:p>
+        </w:tc>
+        <w:tc>
+          <w:tcPr>
+            <w:tcW w:w="3120" w:type="dxa"/>
+          </w:tcPr>
+          <w:p>
+            <w:r>
+              <w:t xml:space="preserve">3 H- (white)</w:t>
+            </w:r>
+          </w:p>
+        </w:tc>
+      </w:tr>
+      <w:tr>
+        <w:tc>
+          <w:tcPr>
+            <w:tcW w:w="3120" w:type="dxa"/>
+          </w:tcPr>
+          <w:p>
+            <w:r>
+              <w:t xml:space="preserve">B18 pin 3</w:t>
+            </w:r>
+          </w:p>
+        </w:tc>
+        <w:tc>
+          <w:tcPr>
+            <w:tcW w:w="3120" w:type="dxa"/>
+          </w:tcPr>
+          <w:p>
+            <w:r>
+              <w:t xml:space="preserve">A33</w:t>
+            </w:r>
+          </w:p>
+        </w:tc>
+        <w:tc>
+          <w:tcPr>
+            <w:tcW w:w="3120" w:type="dxa"/>
+          </w:tcPr>
+          <w:p>
+            <w:r>
+              <w:t xml:space="preserve">6 Un (black)</w:t>
+            </w:r>
+          </w:p>
+        </w:tc>
+      </w:tr>
+      <w:tr>
+        <w:tc>
+          <w:tcPr>
+            <w:tcW w:w="3120" w:type="dxa"/>
+          </w:tcPr>
+          <w:p>
+            <w:r>
+              <w:t xml:space="preserve">B18 pin 4</w:t>
+            </w:r>
+          </w:p>
+        </w:tc>
+        <w:tc>
+          <w:tcPr>
+            <w:tcW w:w="3120" w:type="dxa"/>
+          </w:tcPr>
+          <w:p>
+            <w:r>
+              <w:t xml:space="preserve">A26</w:t>
+            </w:r>
+          </w:p>
+        </w:tc>
+        <w:tc>
+          <w:tcPr>
+            <w:tcW w:w="3120" w:type="dxa"/>
+          </w:tcPr>
+          <w:p>
+            <w:r>
+              <w:t xml:space="preserve">2 Vm (yellow)</w:t>
+            </w:r>
+          </w:p>
+        </w:tc>
+      </w:tr>
+      <w:tr>
+        <w:tc>
+          <w:tcPr>
+            <w:tcW w:w="3120" w:type="dxa"/>
+          </w:tcPr>
+          <w:p>
+            <w:r>
+              <w:t xml:space="preserve">shield drain</w:t>
+            </w:r>
+          </w:p>
+        </w:tc>
+        <w:tc>
+          <w:tcPr>
+            <w:tcW w:w="3120" w:type="dxa"/>
+          </w:tcPr>
+          <w:p>
+            <w:r>
+              <w:t xml:space="preserve">A25</w:t>
+            </w:r>
+          </w:p>
+        </w:tc>
+        <w:tc>
+          <w:tcPr>
+            <w:tcW w:w="3120" w:type="dxa"/>
+          </w:tcPr>
+          <w:p>
+            <w:r>
+              <w:t xml:space="preserve">1 Ip (red)</w:t>
+            </w:r>
+          </w:p>
+        </w:tc>
+      </w:tr>
+      <w:tr>
+        <w:tc>
+          <w:tcPr>
+            <w:tcW w:w="3120" w:type="dxa"/>
+          </w:tcPr>
+          <w:p>
+            <w:r>
+              <w:t xml:space="preserve">none</w:t>
+            </w:r>
+          </w:p>
+        </w:tc>
+        <w:tc>
+          <w:tcPr>
+            <w:tcW w:w="3120" w:type="dxa"/>
+          </w:tcPr>
+          <w:p>
+            <w:r>
+              <w:t xml:space="preserve">pad P4 only</w:t>
+            </w:r>
+          </w:p>
+        </w:tc>
+        <w:tc>
+          <w:tcPr>
+            <w:tcW w:w="3120" w:type="dxa"/>
+          </w:tcPr>
+          <w:p>
+            <w:r>
+              <w:t xml:space="preserve">5 Rtrim (green)</w:t>
+            </w:r>
+          </w:p>
+        </w:tc>
+      </w:tr>
+    </w:tbl>
+    <w:p>
+      <w:r>
+        <w:t xml:space="preserve">Before relying on it: confirm the A25 shield is not grounded at the sensor end (it becomes a signal wire), and whether the WBO firmware needs Rtrim. JP1-JP3 (fitted 0R) take Un/Vm/Ip to the harness; remove them and use pads P1-P5 for a direct LSU pigtail instead.</w:t>
+      </w:r>
+    </w:p>
+    <w:p>
+      <w:pPr>
+        <w:pStyle w:val="Heading3"/>
+      </w:pPr>
+      <w:r>
+        <w:t xml:space="preserve">Option parts (footprints on the board, not assembled)</w:t>
+      </w:r>
+    </w:p>
+    <w:p>
+      <w:r>
+        <w:t xml:space="preserve">Listed in </w:t>
+      </w:r>
+      <w:r>
+        <w:rPr>
+          <w:rFonts w:ascii="Courier New" w:hAnsi="Courier New"/>
+        </w:rPr>
+        <w:t xml:space="preserve">bom_replace_rusefiSTI2004-a.csv</w:t>
+      </w:r>
+      <w:r>
+        <w:t xml:space="preserve"> (Hellen's removal list) and marked DNP in KiCad. Fit one by deleting its line.</w:t>
+      </w:r>
+    </w:p>
+    <w:tbl>
+      <w:tblPr>
+        <w:tblStyle w:val="TableGrid"/>
+        <w:tblW w:w="0" w:type="auto"/>
+        <w:tblLook w:val="04A0" w:firstRow="1" w:lastRow="0" w:firstColumn="1" w:lastColumn="0" w:noHBand="0" w:noVBand="1"/>
+      </w:tblPr>
+      <w:tblGrid>
+        <w:gridCol w:w="3120"/>
+        <w:gridCol w:w="3120"/>
+        <w:gridCol w:w="3120"/>
+      </w:tblGrid>
+      <w:tr>
+        <w:trPr>
+          <w:tblHeader/>
+        </w:trPr>
+        <w:tc>
+          <w:tcPr>
+            <w:tcW w:w="3120" w:type="dxa"/>
+          </w:tcPr>
+          <w:p>
+            <w:r>
+              <w:t xml:space="preserve">Ref</w:t>
+            </w:r>
+          </w:p>
+        </w:tc>
+        <w:tc>
+          <w:tcPr>
+            <w:tcW w:w="3120" w:type="dxa"/>
+          </w:tcPr>
+          <w:p>
+            <w:r>
+              <w:t xml:space="preserve">Option</w:t>
+            </w:r>
+          </w:p>
+        </w:tc>
+        <w:tc>
+          <w:tcPr>
+            <w:tcW w:w="3120" w:type="dxa"/>
+          </w:tcPr>
+          <w:p>
+            <w:r>
+              <w:t xml:space="preserve">When to fit</w:t>
+            </w:r>
+          </w:p>
+        </w:tc>
+      </w:tr>
+      <w:tr>
+        <w:tc>
+          <w:tcPr>
+            <w:tcW w:w="3120" w:type="dxa"/>
+          </w:tcPr>
+          <w:p>
+            <w:r>
+              <w:t xml:space="preserve">R38 2.2k 0805</w:t>
+            </w:r>
+          </w:p>
+        </w:tc>
+        <w:tc>
+          <w:tcPr>
+            <w:tcW w:w="3120" w:type="dxa"/>
+          </w:tcPr>
+          <w:p>
+            <w:r>
+              <w:t xml:space="preserve">Tach A23 pull-up to +12V_RAW</w:t>
+            </w:r>
+          </w:p>
+        </w:tc>
+        <w:tc>
+          <w:tcPr>
+            <w:tcW w:w="3120" w:type="dxa"/>
+          </w:tcPr>
+          <w:p>
+            <w:r>
+              <w:t xml:space="preserve">tach needle dead</w:t>
+            </w:r>
+          </w:p>
+        </w:tc>
+      </w:tr>
+      <w:tr>
+        <w:tc>
+          <w:tcPr>
+            <w:tcW w:w="3120" w:type="dxa"/>
+          </w:tcPr>
+          <w:p>
+            <w:r>
+              <w:t xml:space="preserve">R39 100R</w:t>
+            </w:r>
+          </w:p>
+        </w:tc>
+        <w:tc>
+          <w:tcPr>
+            <w:tcW w:w="3120" w:type="dxa"/>
+          </w:tcPr>
+          <w:p>
+            <w:r>
+              <w:rPr>
+                <w:i/>
+              </w:rPr>
+              <w:t xml:space="preserve">Fitted</w:t>
+            </w:r>
+            <w:r>
+              <w:t xml:space="preserve">: series resistor on the FPCU command</w:t>
+            </w:r>
+          </w:p>
+        </w:tc>
+        <w:tc>
+          <w:tcPr>
+            <w:tcW w:w="3120" w:type="dxa"/>
+          </w:tcPr>
+          <w:p>
+            <w:r>
+              <w:t xml:space="preserve">always</w:t>
+            </w:r>
+          </w:p>
+        </w:tc>
+      </w:tr>
+      <w:tr>
+        <w:tc>
+          <w:tcPr>
+            <w:tcW w:w="3120" w:type="dxa"/>
+          </w:tcPr>
+          <w:p>
+            <w:r>
+              <w:t xml:space="preserve">R40 1k / R41 10k</w:t>
+            </w:r>
+          </w:p>
+        </w:tc>
+        <w:tc>
+          <w:tcPr>
+            <w:tcW w:w="3120" w:type="dxa"/>
+          </w:tcPr>
+          <w:p>
+            <w:r>
+              <w:t xml:space="preserve">FPCU command B26 pull-up to 5 V / pull-down</w:t>
+            </w:r>
+          </w:p>
+        </w:tc>
+        <w:tc>
+          <w:tcPr>
+            <w:tcW w:w="3120" w:type="dxa"/>
+          </w:tcPr>
+          <w:p>
+            <w:r>
+              <w:t xml:space="preserve">if the FPCU input needs it (scope the stock ECM first)</w:t>
+            </w:r>
+          </w:p>
+        </w:tc>
+      </w:tr>
+      <w:tr>
+        <w:tc>
+          <w:tcPr>
+            <w:tcW w:w="3120" w:type="dxa"/>
+          </w:tcPr>
+          <w:p>
+            <w:r>
+              <w:t xml:space="preserve">JP7</w:t>
+            </w:r>
+          </w:p>
+        </w:tc>
+        <w:tc>
+          <w:tcPr>
+            <w:tcW w:w="3120" w:type="dxa"/>
+          </w:tcPr>
+          <w:p>
+            <w:r>
+              <w:t xml:space="preserve">D28 FPCU status -&gt; IN_AT2</w:t>
+            </w:r>
+          </w:p>
+        </w:tc>
+        <w:tc>
+          <w:tcPr>
+            <w:tcW w:w="3120" w:type="dxa"/>
+          </w:tcPr>
+          <w:p>
+            <w:r>
+              <w:t xml:space="preserve">to read pump status</w:t>
+            </w:r>
+          </w:p>
+        </w:tc>
+      </w:tr>
+      <w:tr>
+        <w:tc>
+          <w:tcPr>
+            <w:tcW w:w="3120" w:type="dxa"/>
+          </w:tcPr>
+          <w:p>
+            <w:r>
+              <w:t xml:space="preserve">R42 / R43 1k</w:t>
+            </w:r>
+          </w:p>
+        </w:tc>
+        <w:tc>
+          <w:tcPr>
+            <w:tcW w:w="3120" w:type="dxa"/>
+          </w:tcPr>
+          <w:p>
+            <w:r>
+              <w:t xml:space="preserve">Extra pull-ups on cam LH / RH</w:t>
+            </w:r>
+          </w:p>
+        </w:tc>
+        <w:tc>
+          <w:tcPr>
+            <w:tcW w:w="3120" w:type="dxa"/>
+          </w:tcPr>
+          <w:p>
+            <w:r>
+              <w:t xml:space="preserve">weak or noisy cam signal</w:t>
+            </w:r>
+          </w:p>
+        </w:tc>
+      </w:tr>
+      <w:tr>
+        <w:tc>
+          <w:tcPr>
+            <w:tcW w:w="3120" w:type="dxa"/>
+          </w:tcPr>
+          <w:p>
+            <w:r>
+              <w:t xml:space="preserve">R44 4.7k</w:t>
+            </w:r>
+          </w:p>
+        </w:tc>
+        <w:tc>
+          <w:tcPr>
+            <w:tcW w:w="3120" w:type="dxa"/>
+          </w:tcPr>
+          <w:p>
+            <w:r>
+              <w:t xml:space="preserve">Neutral switch pull-down</w:t>
+            </w:r>
+          </w:p>
+        </w:tc>
+        <w:tc>
+          <w:tcPr>
+            <w:tcW w:w="3120" w:type="dxa"/>
+          </w:tcPr>
+          <w:p>
+            <w:r>
+              <w:t xml:space="preserve">if neutral turns out to be 12 V-active</w:t>
+            </w:r>
+          </w:p>
+        </w:tc>
+      </w:tr>
+      <w:tr>
+        <w:tc>
+          <w:tcPr>
+            <w:tcW w:w="3120" w:type="dxa"/>
+          </w:tcPr>
+          <w:p>
+            <w:r>
+              <w:t xml:space="preserve">R45 1k</w:t>
+            </w:r>
+          </w:p>
+        </w:tc>
+        <w:tc>
+          <w:tcPr>
+            <w:tcW w:w="3120" w:type="dxa"/>
+          </w:tcPr>
+          <w:p>
+            <w:r>
+              <w:t xml:space="preserve">Fuel level pull-up</w:t>
+            </w:r>
+          </w:p>
+        </w:tc>
+        <w:tc>
+          <w:tcPr>
+            <w:tcW w:w="3120" w:type="dxa"/>
+          </w:tcPr>
+          <w:p>
+            <w:r>
+              <w:t xml:space="preserve">to tune the fuel gauge reading</w:t>
+            </w:r>
+          </w:p>
+        </w:tc>
+      </w:tr>
+      <w:tr>
+        <w:tc>
+          <w:tcPr>
+            <w:tcW w:w="3120" w:type="dxa"/>
+          </w:tcPr>
+          <w:p>
+            <w:r>
+              <w:t xml:space="preserve">JP4</w:t>
+            </w:r>
+          </w:p>
+        </w:tc>
+        <w:tc>
+          <w:tcPr>
+            <w:tcW w:w="3120" w:type="dxa"/>
+          </w:tcPr>
+          <w:p>
+            <w:r>
+              <w:t xml:space="preserve">D29 (DLC pin 6) -&gt; K-line</w:t>
+            </w:r>
+          </w:p>
+        </w:tc>
+        <w:tc>
+          <w:tcPr>
+            <w:tcW w:w="3120" w:type="dxa"/>
+          </w:tcPr>
+          <w:p>
+            <w:r>
+              <w:t xml:space="preserve">if D29 is a second K-line</w:t>
+            </w:r>
+          </w:p>
+        </w:tc>
+      </w:tr>
+      <w:tr>
+        <w:tc>
+          <w:tcPr>
+            <w:tcW w:w="3120" w:type="dxa"/>
+          </w:tcPr>
+          <w:p>
+            <w:r>
+              <w:t xml:space="preserve">JP5 / JP6</w:t>
+            </w:r>
+          </w:p>
+        </w:tc>
+        <w:tc>
+          <w:tcPr>
+            <w:tcW w:w="3120" w:type="dxa"/>
+          </w:tcPr>
+          <w:p>
+            <w:r>
+              <w:t xml:space="preserve">Spare low-side LS4 ch3 / ch4 -&gt; EVAP A12 / A13</w:t>
+            </w:r>
+          </w:p>
+        </w:tc>
+        <w:tc>
+          <w:tcPr>
+            <w:tcW w:w="3120" w:type="dxa"/>
+          </w:tcPr>
+          <w:p>
+            <w:r>
+              <w:t xml:space="preserve">to drive the EVAP solenoids</w:t>
+            </w:r>
+          </w:p>
+        </w:tc>
+      </w:tr>
+      <w:tr>
+        <w:tc>
+          <w:tcPr>
+            <w:tcW w:w="3120" w:type="dxa"/>
+          </w:tcPr>
+          <w:p>
+            <w:r>
+              <w:t xml:space="preserve">JP8 (fitted) / JP9</w:t>
+            </w:r>
+          </w:p>
+        </w:tc>
+        <w:tc>
+          <w:tcPr>
+            <w:tcW w:w="3120" w:type="dxa"/>
+          </w:tcPr>
+          <w:p>
+            <w:r>
+              <w:t xml:space="preserve">Sensor ground GND_SENSOR (C31, C34, C35) -&gt; GND / -&gt; GNDA</w:t>
+            </w:r>
+          </w:p>
+        </w:tc>
+        <w:tc>
+          <w:tcPr>
+            <w:tcW w:w="3120" w:type="dxa"/>
+          </w:tcPr>
+          <w:p>
+            <w:r>
+              <w:t xml:space="preserve">move sensor returns to analog ground</w:t>
+            </w:r>
+          </w:p>
+        </w:tc>
+      </w:tr>
+      <w:tr>
+        <w:tc>
+          <w:tcPr>
+            <w:tcW w:w="3120" w:type="dxa"/>
+          </w:tcPr>
+          <w:p>
+            <w:r>
+              <w:t xml:space="preserve">R30-R37</w:t>
+            </w:r>
+          </w:p>
+        </w:tc>
+        <w:tc>
+          <w:tcPr>
+            <w:tcW w:w="3120" w:type="dxa"/>
+          </w:tcPr>
+          <w:p>
+            <w:r>
+              <w:t xml:space="preserve">Pull-down values (fitted)</w:t>
+            </w:r>
+          </w:p>
+        </w:tc>
+        <w:tc>
+          <w:tcPr>
+            <w:tcW w:w="3120" w:type="dxa"/>
+          </w:tcPr>
+          <w:p>
+            <w:r>
+              <w:t xml:space="preserve">change the value if a switch reads wrong</w:t>
+            </w:r>
+          </w:p>
+        </w:tc>
+      </w:tr>
+    </w:tbl>
+    <w:p>
+      <w:r>
+        <w:t xml:space="preserve">Pads: P1-P7 LSU and CAN, P8 K-line, P9/P10 spare low-side outputs, P11 A22 charging wire, P12 FPCU status, P13 D29, P14-P18 spare MCU pins (OUT_INJ8, OUT_IO9-11, OUT_IO13), P19-P22 rails (+5VA, +3.3V, +12V_RAW, GND), plus a prototype area G1 for any extra circuit.</w:t>
+      </w:r>
+    </w:p>
+    <w:p>
+      <w:r>
         <w:rPr>
           <w:b/>
         </w:rPr>
@@ -1469,7 +2168,7 @@
         <w:t xml:space="preserve">Update PCB from Schematic</w:t>
       </w:r>
       <w:r>
-        <w:t xml:space="preserve">, then place and route the new parts (Q9-Q16, R11-R23).</w:t>
+        <w:t xml:space="preserve">, then place and route the new parts (Q9-Q20, R11-R22 in the low-side sheets, R30-R45, JP1-JP9, P1-P22, M10, G1).</w:t>
       </w:r>
     </w:p>
     <w:p>

--- a/documents/STI2004-pinout-findings.docx
+++ b/documents/STI2004-pinout-findings.docx
@@ -410,10 +410,10 @@
         <w:rPr>
           <w:b/>
         </w:rPr>
-        <w:t xml:space="preserve">94 OK</w:t>
-      </w:r>
-      <w:r>
-        <w:t xml:space="preserve">, 8 not wired (defogger/light/blower load inputs D11-D13, test mode D14, blow-by D24, EVAP sensors C12/C21 and valve A24), 33 unused by the car.</w:t>
+        <w:t xml:space="preserve">99 OK</w:t>
+      </w:r>
+      <w:r>
+        <w:t xml:space="preserve">, 3 not wired (EVAP: fuel temperature C12, tank pressure C21, tank sensor valve A24; rusEFI has no EVAP diagnostics), 33 unused by the car.</w:t>
       </w:r>
     </w:p>
     <w:p>
@@ -435,7 +435,7 @@
         <w:t xml:space="preserve">Cam sensors are Hall, not VR</w:t>
       </w:r>
       <w:r>
-        <w:t xml:space="preserve"> (3-wire, 12 V from the harness, open collector; WI-114). M6 (VR module) is off the LH cam; both cams go straight to pulled-up MCU inputs. M6 is now unused.</w:t>
+        <w:t xml:space="preserve"> (3-wire, 12 V from the harness, open collector; WI-114). M6 (VR module) is off the LH cam; both cams go straight to pulled-up MCU inputs. M6 has been removed.</w:t>
       </w:r>
     </w:p>
     <w:p>
@@ -1454,7 +1454,7 @@
     </w:p>
     <w:p>
       <w:r>
-        <w:t xml:space="preserve">| C7 / C10 / C11 | Cruise main / resume / set (12 V when pressed) | IN_D1 / IN_D3 / IN_D4 | R35-R37 1k 1206 pull-downs | | A15 / A16 | Cruise main lamp / set lamp | OUT_IO5 / OUT_IO6 -&gt; Q17 / Q18 | sheet LS4 | | D20 | K-line (SSM) | M10 LIN module, UART8 TX/RX | | | A2+A3, A33, A26, A25 | LSU 4.9 (see below) | M3 WBO module, CAN to M1 CANH/CANL | |</w:t>
+        <w:t xml:space="preserve">| C7 / C10 / C11 | Cruise main / resume / set (12 V when pressed) | IN_D1 / IN_D3 / IN_D4 | R35-R37 1k 1206 pull-downs | | A15 / A16 | Cruise main lamp / set lamp | OUT_IO5 / OUT_IO6 -&gt; Q17 / Q18 | sheet LS4 | | D20 | K-line (SSM) | M10 LIN module, UART8 TX/RX | | | A2+A3, A33, A26, A25 | LSU 4.9 (see below) | M3 WBO module, CAN to M1 CANH/CANL | | | D11 / D12 / D13 / D14 | Defogger / small lights / blower (A/C) / test mode | M11 dinput4 -&gt; IO5 / IO6 / IO7 / OUT_IO13 | close to ground; 680k pull-up to 5 V, R49-R51 10k options | | D24 | Blow-by (PCV) diagnosis | M12 dinput4 ch4 -&gt; OUT_INJ8 | | | aux pads P29-P31 | AUX_IN1-3: launch / 2-step button, map switch, spare | M12 dinput4 ch1-3 -&gt; OUT_IO9 / OUT_IO10 / OUT_IO11 | expect 12 V when pressed; 680k pull-down, R46-R48 4.7k options | | USB J2 (mini-B) | TunerStudio | M1 USB D+/D-/VBUS/ID | |</w:t>
       </w:r>
     </w:p>
     <w:p>
@@ -1724,6 +1724,141 @@
         <w:pStyle w:val="Heading3"/>
       </w:pPr>
       <w:r>
+        <w:t xml:space="preserve">Board-level fixes (2026-10-13)</w:t>
+      </w:r>
+    </w:p>
+    <w:p>
+      <w:pPr>
+        <w:pStyle w:val="ListParagraph"/>
+        <w:numPr>
+          <w:ilvl w:val="0"/>
+          <w:numId w:val="1"/>
+        </w:numPr>
+      </w:pPr>
+      <w:r>
+        <w:rPr>
+          <w:b/>
+        </w:rPr>
+        <w:t xml:space="preserve">M1 module ground (</w:t>
+      </w:r>
+      <w:r>
+        <w:rPr>
+          <w:rFonts w:ascii="Courier New" w:hAnsi="Courier New"/>
+          <w:b/>
+        </w:rPr>
+        <w:t xml:space="preserve">GND_G</w:t>
+      </w:r>
+      <w:r>
+        <w:rPr>
+          <w:b/>
+        </w:rPr>
+        <w:t xml:space="preserve">) was not connected.</w:t>
+      </w:r>
+      <w:r>
+        <w:t xml:space="preserve"> Now on GND.</w:t>
+      </w:r>
+    </w:p>
+    <w:p>
+      <w:pPr>
+        <w:pStyle w:val="ListParagraph"/>
+        <w:numPr>
+          <w:ilvl w:val="0"/>
+          <w:numId w:val="1"/>
+        </w:numPr>
+      </w:pPr>
+      <w:r>
+        <w:rPr>
+          <w:b/>
+        </w:rPr>
+        <w:t xml:space="preserve">F5 (JK-nSMD005, a 50 mA PTC) was in series with the throttle motor supply</w:t>
+      </w:r>
+      <w:r>
+        <w:t xml:space="preserve"> (D6 -&gt; M2). It would have tripped as soon as the motor moved. Removed; D6 feeds +12V_ETB directly. The car fuses the throttle relay feed upstream.</w:t>
+      </w:r>
+    </w:p>
+    <w:p>
+      <w:pPr>
+        <w:pStyle w:val="ListParagraph"/>
+        <w:numPr>
+          <w:ilvl w:val="0"/>
+          <w:numId w:val="1"/>
+        </w:numPr>
+      </w:pPr>
+      <w:r>
+        <w:rPr>
+          <w:b/>
+        </w:rPr>
+        <w:t xml:space="preserve">No USB.</w:t>
+      </w:r>
+      <w:r>
+        <w:t xml:space="preserve"> J2 mini-B (vertical, C13453) to the MCU USB pins. BOOT0 pad P23 with open link JP10 to 3.3 V for DFU recovery; SWD pads P24-P26 (SWDIO, SWCLK, NRST).</w:t>
+      </w:r>
+    </w:p>
+    <w:p>
+      <w:pPr>
+        <w:pStyle w:val="ListParagraph"/>
+        <w:numPr>
+          <w:ilvl w:val="0"/>
+          <w:numId w:val="1"/>
+        </w:numPr>
+      </w:pPr>
+      <w:r>
+        <w:rPr>
+          <w:b/>
+        </w:rPr>
+        <w:t xml:space="preserve">Removed unused modules:</w:t>
+      </w:r>
+      <w:r>
+        <w:t xml:space="preserve"> M6 (VR, the cams are Hall) and M4 (CAN; M1 has its own transceiver). Their MCU pins OUT_PWM3 and IN_RES2 are on pads P27/P28.</w:t>
+      </w:r>
+    </w:p>
+    <w:p>
+      <w:pPr>
+        <w:pStyle w:val="ListParagraph"/>
+        <w:numPr>
+          <w:ilvl w:val="0"/>
+          <w:numId w:val="1"/>
+        </w:numPr>
+      </w:pPr>
+      <w:r>
+        <w:rPr>
+          <w:b/>
+        </w:rPr>
+        <w:t xml:space="preserve">More inputs:</w:t>
+      </w:r>
+      <w:r>
+        <w:t xml:space="preserve"> two Hellen dinput4 modules (M11, M12) on spare 5 V-tolerant GPIOs. An I2C expander was considered: rusEFI has no driver for I2C input expanders, and its one supported switch-input chip (MC33972, SPI) is obsolete. I2C SCL/SDA are on pads in case an expander is added later.</w:t>
+      </w:r>
+    </w:p>
+    <w:p>
+      <w:pPr>
+        <w:pStyle w:val="ListParagraph"/>
+        <w:numPr>
+          <w:ilvl w:val="0"/>
+          <w:numId w:val="1"/>
+        </w:numPr>
+      </w:pPr>
+      <w:r>
+        <w:t xml:space="preserve">Spare 5 V push-pull outputs IGN6-8 on pads.</w:t>
+      </w:r>
+    </w:p>
+    <w:p>
+      <w:pPr>
+        <w:pStyle w:val="ListParagraph"/>
+        <w:numPr>
+          <w:ilvl w:val="0"/>
+          <w:numId w:val="1"/>
+        </w:numPr>
+      </w:pPr>
+      <w:r>
+        <w:t xml:space="preserve">Still unused: M7 (second knock module; the STI has one knock sensor) and M8 (second power module, earmarked to give the pedal C15 its own 5 V).</w:t>
+      </w:r>
+    </w:p>
+    <w:p>
+      <w:pPr>
+        <w:pStyle w:val="Heading3"/>
+      </w:pPr>
+      <w:r>
         <w:t xml:space="preserve">Option parts (footprints on the board, not assembled)</w:t>
       </w:r>
     </w:p>
@@ -2145,10 +2280,106 @@
           </w:p>
         </w:tc>
       </w:tr>
+      <w:tr>
+        <w:tc>
+          <w:tcPr>
+            <w:tcW w:w="3120" w:type="dxa"/>
+          </w:tcPr>
+          <w:p>
+            <w:r>
+              <w:t xml:space="preserve">R46-R48 4.7k</w:t>
+            </w:r>
+          </w:p>
+        </w:tc>
+        <w:tc>
+          <w:tcPr>
+            <w:tcW w:w="3120" w:type="dxa"/>
+          </w:tcPr>
+          <w:p>
+            <w:r>
+              <w:t xml:space="preserve">Aux input pull-downs</w:t>
+            </w:r>
+          </w:p>
+        </w:tc>
+        <w:tc>
+          <w:tcPr>
+            <w:tcW w:w="3120" w:type="dxa"/>
+          </w:tcPr>
+          <w:p>
+            <w:r>
+              <w:t xml:space="preserve">if an aux button input floats</w:t>
+            </w:r>
+          </w:p>
+        </w:tc>
+      </w:tr>
+      <w:tr>
+        <w:tc>
+          <w:tcPr>
+            <w:tcW w:w="3120" w:type="dxa"/>
+          </w:tcPr>
+          <w:p>
+            <w:r>
+              <w:t xml:space="preserve">R49-R51 10k</w:t>
+            </w:r>
+          </w:p>
+        </w:tc>
+        <w:tc>
+          <w:tcPr>
+            <w:tcW w:w="3120" w:type="dxa"/>
+          </w:tcPr>
+          <w:p>
+            <w:r>
+              <w:t xml:space="preserve">Pull-ups on defogger / lights / blower lines</w:t>
+            </w:r>
+          </w:p>
+        </w:tc>
+        <w:tc>
+          <w:tcPr>
+            <w:tcW w:w="3120" w:type="dxa"/>
+          </w:tcPr>
+          <w:p>
+            <w:r>
+              <w:t xml:space="preserve">if a load line floats when off</w:t>
+            </w:r>
+          </w:p>
+        </w:tc>
+      </w:tr>
+      <w:tr>
+        <w:tc>
+          <w:tcPr>
+            <w:tcW w:w="3120" w:type="dxa"/>
+          </w:tcPr>
+          <w:p>
+            <w:r>
+              <w:t xml:space="preserve">JP10</w:t>
+            </w:r>
+          </w:p>
+        </w:tc>
+        <w:tc>
+          <w:tcPr>
+            <w:tcW w:w="3120" w:type="dxa"/>
+          </w:tcPr>
+          <w:p>
+            <w:r>
+              <w:t xml:space="preserve">BOOT0 to 3.3 V</w:t>
+            </w:r>
+          </w:p>
+        </w:tc>
+        <w:tc>
+          <w:tcPr>
+            <w:tcW w:w="3120" w:type="dxa"/>
+          </w:tcPr>
+          <w:p>
+            <w:r>
+              <w:t xml:space="preserve">bridge to force USB DFU bootloader</w:t>
+            </w:r>
+          </w:p>
+        </w:tc>
+      </w:tr>
     </w:tbl>
     <w:p>
       <w:r>
-        <w:t xml:space="preserve">Pads: P1-P7 LSU and CAN, P8 K-line, P9/P10 spare low-side outputs, P11 A22 charging wire, P12 FPCU status, P13 D29, P14-P18 spare MCU pins (OUT_INJ8, OUT_IO9-11, OUT_IO13), P19-P22 rails (+5VA, +3.3V, +12V_RAW, GND), plus a prototype area G1 for any extra circuit.</w:t>
+        <w:t xml:space="preserve">Pads: P1-P7 LSU and CAN, P8 K-line, P9/P10 spare low-side outputs, P11 A22 charging wire, P12 FPCU status, P13 D29, P14-P18 spare MCU pins (IGN6-8, I2C SCL/SDA), P19-P22 rails, P23 BOOT0, P24-P26 SWD, P27/P28 OUT_PWM3 / IN_RES2, P29-P31 aux inputs (+5VA, +3.3V, +12V_RAW, GND), plus a prototype area G1 for any extra circuit.</w:t>
       </w:r>
     </w:p>
     <w:p>
@@ -2168,7 +2399,7 @@
         <w:t xml:space="preserve">Update PCB from Schematic</w:t>
       </w:r>
       <w:r>
-        <w:t xml:space="preserve">, then place and route the new parts (Q9-Q20, R11-R22 in the low-side sheets, R30-R45, JP1-JP9, P1-P22, M10, G1).</w:t>
+        <w:t xml:space="preserve">, then place and route the new parts (Q9-Q20, R11-R22 in the low-side sheets, R30-R51, JP1-JP10, P1-P31, M10-M12, J2, G1).</w:t>
       </w:r>
     </w:p>
     <w:p>
@@ -2206,7 +2437,7 @@
         <w:pStyle w:val="ListParagraph"/>
         <w:numPr>
           <w:ilvl w:val="0"/>
-          <w:numId w:val="1"/>
+          <w:numId w:val="2"/>
         </w:numPr>
       </w:pPr>
       <w:r>
@@ -2251,7 +2482,7 @@
         <w:pStyle w:val="ListParagraph"/>
         <w:numPr>
           <w:ilvl w:val="0"/>
-          <w:numId w:val="1"/>
+          <w:numId w:val="2"/>
         </w:numPr>
       </w:pPr>
       <w:r>
@@ -2287,7 +2518,7 @@
         <w:pStyle w:val="ListParagraph"/>
         <w:numPr>
           <w:ilvl w:val="0"/>
-          <w:numId w:val="1"/>
+          <w:numId w:val="2"/>
         </w:numPr>
       </w:pPr>
       <w:r>
@@ -2314,7 +2545,7 @@
         <w:pStyle w:val="ListParagraph"/>
         <w:numPr>
           <w:ilvl w:val="0"/>
-          <w:numId w:val="1"/>
+          <w:numId w:val="2"/>
         </w:numPr>
       </w:pPr>
       <w:r>
@@ -2397,7 +2628,7 @@
         <w:pStyle w:val="ListParagraph"/>
         <w:numPr>
           <w:ilvl w:val="0"/>
-          <w:numId w:val="2"/>
+          <w:numId w:val="3"/>
         </w:numPr>
       </w:pPr>
       <w:r>
@@ -2417,68 +2648,6 @@
       </w:r>
       <w:r>
         <w:t xml:space="preserve"> (plug B18: heater +12 V from the main relay, heater return to A2 and A3 joined in the harness, signal A33/A26), not a Bosch LSU, so the Hellen WBO module cannot read it as is: either fit an LSU 4.9 or add a Denso A/F interface. Decision needed.</w:t>
-      </w:r>
-    </w:p>
-    <w:p>
-      <w:pPr>
-        <w:pStyle w:val="ListParagraph"/>
-        <w:numPr>
-          <w:ilvl w:val="0"/>
-          <w:numId w:val="2"/>
-        </w:numPr>
-      </w:pPr>
-      <w:r>
-        <w:rPr>
-          <w:b/>
-        </w:rPr>
-        <w:t xml:space="preserve">Needed for a clean dash and emissions:</w:t>
-      </w:r>
-      <w:r>
-        <w:t xml:space="preserve"> MIL A17, rear O2 signal D25 and heater B2, brake switches C8/C9, TGV motors A8-A11 (or a TGV delete), A/C request D16 and A/C relay B33.</w:t>
-      </w:r>
-    </w:p>
-    <w:p>
-      <w:pPr>
-        <w:pStyle w:val="ListParagraph"/>
-        <w:numPr>
-          <w:ilvl w:val="0"/>
-          <w:numId w:val="2"/>
-        </w:numPr>
-      </w:pPr>
-      <w:r>
-        <w:rPr>
-          <w:b/>
-        </w:rPr>
-        <w:t xml:space="preserve">Optional:</w:t>
-      </w:r>
-      <w:r>
-        <w:t xml:space="preserve"> SSM/K-line D20, cruise (C7, C10, C11, A15, A16), EVAP (A12, A13, A24, C12, C21), test mode D14, defogger/lights/blower load inputs D11-D13, blow-by diagnosis D24.</w:t>
-      </w:r>
-    </w:p>
-    <w:p>
-      <w:pPr>
-        <w:pStyle w:val="ListParagraph"/>
-        <w:numPr>
-          <w:ilvl w:val="0"/>
-          <w:numId w:val="2"/>
-        </w:numPr>
-      </w:pPr>
-      <w:r>
-        <w:rPr>
-          <w:b/>
-        </w:rPr>
-        <w:t xml:space="preserve">Ground:</w:t>
-      </w:r>
-      <w:r>
-        <w:t xml:space="preserve"> A34 is joined to the D1/D2 grounds on WI-107; tie it to GND.</w:t>
-      </w:r>
-    </w:p>
-    <w:p>
-      <w:pPr>
-        <w:pStyle w:val="Heading3"/>
-      </w:pPr>
-      <w:r>
-        <w:t xml:space="preserve">Check</w:t>
       </w:r>
     </w:p>
     <w:p>
@@ -2490,7 +2659,13 @@
         </w:numPr>
       </w:pPr>
       <w:r>
-        <w:t xml:space="preserve">D29 is not in the I/O table; WI-112 shows a red/white wire to data link connector pin 6. Leave it unconnected.</w:t>
+        <w:rPr>
+          <w:b/>
+        </w:rPr>
+        <w:t xml:space="preserve">Needed for a clean dash and emissions:</w:t>
+      </w:r>
+      <w:r>
+        <w:t xml:space="preserve"> MIL A17, rear O2 signal D25 and heater B2, brake switches C8/C9, TGV motors A8-A11 (or a TGV delete), A/C request D16 and A/C relay B33.</w:t>
       </w:r>
     </w:p>
     <w:p>
@@ -2502,7 +2677,13 @@
         </w:numPr>
       </w:pPr>
       <w:r>
-        <w:t xml:space="preserve">A22 is not in the I/O table, but WI-111 shows a blue wire to the charging system (CHG-01). It is not a spare pin: do not ground or drive it, and measure it on the car.</w:t>
+        <w:rPr>
+          <w:b/>
+        </w:rPr>
+        <w:t xml:space="preserve">Optional:</w:t>
+      </w:r>
+      <w:r>
+        <w:t xml:space="preserve"> SSM/K-line D20, cruise (C7, C10, C11, A15, A16), EVAP (A12, A13, A24, C12, C21), test mode D14, defogger/lights/blower load inputs D11-D13, blow-by diagnosis D24.</w:t>
       </w:r>
     </w:p>
     <w:p>
@@ -2514,7 +2695,13 @@
         </w:numPr>
       </w:pPr>
       <w:r>
-        <w:t xml:space="preserve">Sensor returns (C31, C34, C35, D3) are on the power GND. rusEFI boards usually return sensors to an analog ground; worth a look before layout.</w:t>
+        <w:rPr>
+          <w:b/>
+        </w:rPr>
+        <w:t xml:space="preserve">Ground:</w:t>
+      </w:r>
+      <w:r>
+        <w:t xml:space="preserve"> A34 is joined to the D1/D2 grounds on WI-107; tie it to GND.</w:t>
       </w:r>
     </w:p>
     <w:p>
@@ -2522,7 +2709,7 @@
         <w:pStyle w:val="Heading3"/>
       </w:pPr>
       <w:r>
-        <w:t xml:space="preserve">Errors in the sources</w:t>
+        <w:t xml:space="preserve">Check</w:t>
       </w:r>
     </w:p>
     <w:p>
@@ -2534,7 +2721,7 @@
         </w:numPr>
       </w:pPr>
       <w:r>
-        <w:t xml:space="preserve">The FSM I/O table prints ignition #3 and #4 both as B135 16. The wiring diagram (WI-107) shows B15 to coil 4; the check uses B15.</w:t>
+        <w:t xml:space="preserve">D29 is not in the I/O table; WI-112 shows a red/white wire to data link connector pin 6. Leave it unconnected.</w:t>
       </w:r>
     </w:p>
     <w:p>
@@ -2546,7 +2733,7 @@
         </w:numPr>
       </w:pPr>
       <w:r>
-        <w:t xml:space="preserve">The FSM I/O table prints A/C relay control as "B133 33". There is no B133 on this ECM; WI-106 shows B33 to the auto A/C module, so it is B135 33.</w:t>
+        <w:t xml:space="preserve">A22 is not in the I/O table, but WI-111 shows a blue wire to the charging system (CHG-01). It is not a spare pin: do not ground or drive it, and measure it on the car.</w:t>
       </w:r>
     </w:p>
     <w:p>
@@ -2558,29 +2745,15 @@
         </w:numPr>
       </w:pPr>
       <w:r>
-        <w:t xml:space="preserve">The working sheet </w:t>
-      </w:r>
-      <w:r>
-        <w:rPr>
-          <w:rFonts w:ascii="Courier New" w:hAnsi="Courier New"/>
-        </w:rPr>
-        <w:t xml:space="preserve">pinout-ECU.xlsx</w:t>
-      </w:r>
-      <w:r>
-        <w:t xml:space="preserve"> notes "A/C relay control" on the B22 row (crank signal -); it belongs on B33. It also leaves A34 (ground) blank.</w:t>
-      </w:r>
-    </w:p>
-    <w:p>
-      <w:pPr>
-        <w:pStyle w:val="Heading2"/>
-      </w:pPr>
-      <w:r>
-        <w:t xml:space="preserve">Independent verification (2026-10-13)</w:t>
-      </w:r>
-    </w:p>
-    <w:p>
-      <w:r>
-        <w:t xml:space="preserve">A second agent (Claude Fable, read-only) rebuilt all 135 terminals from the FSM pages without seeing this table, then compared. 134 of 135 rows agreed; the one difference was A22 (wired to the charging system, now recorded), plus the A/F sensor wire count (4, not 5, now fixed).</w:t>
+        <w:t xml:space="preserve">Sensor returns (C31, C34, C35, D3) are on the power GND. rusEFI boards usually return sensors to an analog ground; worth a look before layout.</w:t>
+      </w:r>
+    </w:p>
+    <w:p>
+      <w:pPr>
+        <w:pStyle w:val="Heading3"/>
+      </w:pPr>
+      <w:r>
+        <w:t xml:space="preserve">Errors in the sources</w:t>
       </w:r>
     </w:p>
     <w:p>
@@ -2592,13 +2765,7 @@
         </w:numPr>
       </w:pPr>
       <w:r>
-        <w:rPr>
-          <w:b/>
-        </w:rPr>
-        <w:t xml:space="preserve">Model year:</w:t>
-      </w:r>
-      <w:r>
-        <w:t xml:space="preserve"> consistent with the 2004 USDM STI: four ECM plugs (135 terminals), drive-by-wire with ETC relay, dual AVCS, TGVs, MAF plus MAP, fuel pump control unit, USDM EVAP, Denso 4-wire A/F, no immobilizer line. The I/O table PDF is dated 2003-05-12. rusEFI's documentation files the byte-identical table as "2005-2007 GDA/GDB"; the community and plug-in ECU makers treat 2004-2006 USDM STI pinouts as the same.</w:t>
+        <w:t xml:space="preserve">The FSM I/O table prints ignition #3 and #4 both as B135 16. The wiring diagram (WI-107) shows B15 to coil 4; the check uses B15.</w:t>
       </w:r>
     </w:p>
     <w:p>
@@ -2610,13 +2777,7 @@
         </w:numPr>
       </w:pPr>
       <w:r>
-        <w:rPr>
-          <w:b/>
-        </w:rPr>
-        <w:t xml:space="preserve">Plug letters</w:t>
-      </w:r>
-      <w:r>
-        <w:t xml:space="preserve"> A = B134, B = B135, C = B136, D = B137 are printed on WI-108, WI-111 and WI-113 and match the pin-grid drawings.</w:t>
+        <w:t xml:space="preserve">The FSM I/O table prints A/C relay control as "B133 33". There is no B133 on this ECM; WI-106 shows B33 to the auto A/C module, so it is B135 33.</w:t>
       </w:r>
     </w:p>
     <w:p>
@@ -2628,6 +2789,76 @@
         </w:numPr>
       </w:pPr>
       <w:r>
+        <w:t xml:space="preserve">The working sheet </w:t>
+      </w:r>
+      <w:r>
+        <w:rPr>
+          <w:rFonts w:ascii="Courier New" w:hAnsi="Courier New"/>
+        </w:rPr>
+        <w:t xml:space="preserve">pinout-ECU.xlsx</w:t>
+      </w:r>
+      <w:r>
+        <w:t xml:space="preserve"> notes "A/C relay control" on the B22 row (crank signal -); it belongs on B33. It also leaves A34 (ground) blank.</w:t>
+      </w:r>
+    </w:p>
+    <w:p>
+      <w:pPr>
+        <w:pStyle w:val="Heading2"/>
+      </w:pPr>
+      <w:r>
+        <w:t xml:space="preserve">Independent verification (2026-10-13)</w:t>
+      </w:r>
+    </w:p>
+    <w:p>
+      <w:r>
+        <w:t xml:space="preserve">A second agent (Claude Fable, read-only) rebuilt all 135 terminals from the FSM pages without seeing this table, then compared. 134 of 135 rows agreed; the one difference was A22 (wired to the charging system, now recorded), plus the A/F sensor wire count (4, not 5, now fixed).</w:t>
+      </w:r>
+    </w:p>
+    <w:p>
+      <w:pPr>
+        <w:pStyle w:val="ListParagraph"/>
+        <w:numPr>
+          <w:ilvl w:val="0"/>
+          <w:numId w:val="6"/>
+        </w:numPr>
+      </w:pPr>
+      <w:r>
+        <w:rPr>
+          <w:b/>
+        </w:rPr>
+        <w:t xml:space="preserve">Model year:</w:t>
+      </w:r>
+      <w:r>
+        <w:t xml:space="preserve"> consistent with the 2004 USDM STI: four ECM plugs (135 terminals), drive-by-wire with ETC relay, dual AVCS, TGVs, MAF plus MAP, fuel pump control unit, USDM EVAP, Denso 4-wire A/F, no immobilizer line. The I/O table PDF is dated 2003-05-12. rusEFI's documentation files the byte-identical table as "2005-2007 GDA/GDB"; the community and plug-in ECU makers treat 2004-2006 USDM STI pinouts as the same.</w:t>
+      </w:r>
+    </w:p>
+    <w:p>
+      <w:pPr>
+        <w:pStyle w:val="ListParagraph"/>
+        <w:numPr>
+          <w:ilvl w:val="0"/>
+          <w:numId w:val="6"/>
+        </w:numPr>
+      </w:pPr>
+      <w:r>
+        <w:rPr>
+          <w:b/>
+        </w:rPr>
+        <w:t xml:space="preserve">Plug letters</w:t>
+      </w:r>
+      <w:r>
+        <w:t xml:space="preserve"> A = B134, B = B135, C = B136, D = B137 are printed on WI-108, WI-111 and WI-113 and match the pin-grid drawings.</w:t>
+      </w:r>
+    </w:p>
+    <w:p>
+      <w:pPr>
+        <w:pStyle w:val="ListParagraph"/>
+        <w:numPr>
+          <w:ilvl w:val="0"/>
+          <w:numId w:val="6"/>
+        </w:numPr>
+      </w:pPr>
+      <w:r>
         <w:rPr>
           <w:b/>
         </w:rPr>
@@ -2650,7 +2881,7 @@
         <w:pStyle w:val="ListParagraph"/>
         <w:numPr>
           <w:ilvl w:val="0"/>
-          <w:numId w:val="5"/>
+          <w:numId w:val="6"/>
         </w:numPr>
       </w:pPr>
       <w:r>
@@ -2668,7 +2899,7 @@
         <w:pStyle w:val="ListParagraph"/>
         <w:numPr>
           <w:ilvl w:val="0"/>
-          <w:numId w:val="5"/>
+          <w:numId w:val="6"/>
         </w:numPr>
       </w:pPr>
       <w:r>
@@ -2697,195 +2928,195 @@
     <w:multiLevelType w:val="multilevel"/>
     <w:lvl w:ilvl="0">
       <w:start w:val="1"/>
-      <w:numFmt w:val="decimal"/>
-      <w:lvlText w:val="%1."/>
+      <w:numFmt w:val="bullet"/>
+      <w:lvlText w:val="•"/>
       <w:lvlJc w:val="left"/>
       <w:pPr>
         <w:ind w:left="720" w:hanging="360"/>
       </w:pPr>
+      <w:rPr>
+        <w:rFonts w:ascii="Arial" w:hAnsi="Arial"/>
+      </w:rPr>
     </w:lvl>
     <w:lvl w:ilvl="1">
       <w:start w:val="1"/>
-      <w:numFmt w:val="lowerLetter"/>
-      <w:lvlText w:val="%2."/>
+      <w:numFmt w:val="bullet"/>
+      <w:lvlText w:val="○"/>
       <w:lvlJc w:val="left"/>
       <w:pPr>
         <w:ind w:left="1440" w:hanging="360"/>
       </w:pPr>
+      <w:rPr>
+        <w:rFonts w:ascii="Arial" w:hAnsi="Arial"/>
+      </w:rPr>
     </w:lvl>
     <w:lvl w:ilvl="2">
       <w:start w:val="1"/>
-      <w:numFmt w:val="lowerRoman"/>
-      <w:lvlText w:val="%3."/>
+      <w:numFmt w:val="bullet"/>
+      <w:lvlText w:val="▪"/>
       <w:lvlJc w:val="left"/>
       <w:pPr>
         <w:ind w:left="2160" w:hanging="360"/>
       </w:pPr>
+      <w:rPr>
+        <w:rFonts w:ascii="Arial" w:hAnsi="Arial"/>
+      </w:rPr>
     </w:lvl>
     <w:lvl w:ilvl="3">
       <w:start w:val="1"/>
-      <w:numFmt w:val="decimal"/>
-      <w:lvlText w:val="%4."/>
+      <w:numFmt w:val="bullet"/>
+      <w:lvlText w:val="•"/>
       <w:lvlJc w:val="left"/>
       <w:pPr>
         <w:ind w:left="2880" w:hanging="360"/>
       </w:pPr>
+      <w:rPr>
+        <w:rFonts w:ascii="Arial" w:hAnsi="Arial"/>
+      </w:rPr>
     </w:lvl>
     <w:lvl w:ilvl="4">
       <w:start w:val="1"/>
-      <w:numFmt w:val="lowerLetter"/>
-      <w:lvlText w:val="%5."/>
+      <w:numFmt w:val="bullet"/>
+      <w:lvlText w:val="○"/>
       <w:lvlJc w:val="left"/>
       <w:pPr>
         <w:ind w:left="3600" w:hanging="360"/>
       </w:pPr>
+      <w:rPr>
+        <w:rFonts w:ascii="Arial" w:hAnsi="Arial"/>
+      </w:rPr>
     </w:lvl>
     <w:lvl w:ilvl="5">
       <w:start w:val="1"/>
-      <w:numFmt w:val="lowerRoman"/>
-      <w:lvlText w:val="%6."/>
+      <w:numFmt w:val="bullet"/>
+      <w:lvlText w:val="▪"/>
       <w:lvlJc w:val="left"/>
       <w:pPr>
         <w:ind w:left="4320" w:hanging="360"/>
       </w:pPr>
+      <w:rPr>
+        <w:rFonts w:ascii="Arial" w:hAnsi="Arial"/>
+      </w:rPr>
     </w:lvl>
     <w:lvl w:ilvl="6">
       <w:start w:val="1"/>
-      <w:numFmt w:val="decimal"/>
-      <w:lvlText w:val="%7."/>
+      <w:numFmt w:val="bullet"/>
+      <w:lvlText w:val="•"/>
       <w:lvlJc w:val="left"/>
       <w:pPr>
         <w:ind w:left="5040" w:hanging="360"/>
       </w:pPr>
+      <w:rPr>
+        <w:rFonts w:ascii="Arial" w:hAnsi="Arial"/>
+      </w:rPr>
     </w:lvl>
     <w:lvl w:ilvl="7">
       <w:start w:val="1"/>
-      <w:numFmt w:val="lowerLetter"/>
-      <w:lvlText w:val="%8."/>
+      <w:numFmt w:val="bullet"/>
+      <w:lvlText w:val="○"/>
       <w:lvlJc w:val="left"/>
       <w:pPr>
         <w:ind w:left="5760" w:hanging="360"/>
       </w:pPr>
+      <w:rPr>
+        <w:rFonts w:ascii="Arial" w:hAnsi="Arial"/>
+      </w:rPr>
     </w:lvl>
     <w:lvl w:ilvl="8">
       <w:start w:val="1"/>
-      <w:numFmt w:val="lowerRoman"/>
-      <w:lvlText w:val="%9."/>
+      <w:numFmt w:val="bullet"/>
+      <w:lvlText w:val="▪"/>
       <w:lvlJc w:val="left"/>
       <w:pPr>
         <w:ind w:left="6480" w:hanging="360"/>
       </w:pPr>
+      <w:rPr>
+        <w:rFonts w:ascii="Arial" w:hAnsi="Arial"/>
+      </w:rPr>
     </w:lvl>
   </w:abstractNum>
   <w:abstractNum w:abstractNumId="1">
     <w:multiLevelType w:val="multilevel"/>
     <w:lvl w:ilvl="0">
       <w:start w:val="1"/>
-      <w:numFmt w:val="bullet"/>
-      <w:lvlText w:val="•"/>
+      <w:numFmt w:val="decimal"/>
+      <w:lvlText w:val="%1."/>
       <w:lvlJc w:val="left"/>
       <w:pPr>
         <w:ind w:left="720" w:hanging="360"/>
       </w:pPr>
-      <w:rPr>
-        <w:rFonts w:ascii="Arial" w:hAnsi="Arial"/>
-      </w:rPr>
     </w:lvl>
     <w:lvl w:ilvl="1">
       <w:start w:val="1"/>
-      <w:numFmt w:val="bullet"/>
-      <w:lvlText w:val="○"/>
+      <w:numFmt w:val="lowerLetter"/>
+      <w:lvlText w:val="%2."/>
       <w:lvlJc w:val="left"/>
       <w:pPr>
         <w:ind w:left="1440" w:hanging="360"/>
       </w:pPr>
-      <w:rPr>
-        <w:rFonts w:ascii="Arial" w:hAnsi="Arial"/>
-      </w:rPr>
     </w:lvl>
     <w:lvl w:ilvl="2">
       <w:start w:val="1"/>
-      <w:numFmt w:val="bullet"/>
-      <w:lvlText w:val="▪"/>
+      <w:numFmt w:val="lowerRoman"/>
+      <w:lvlText w:val="%3."/>
       <w:lvlJc w:val="left"/>
       <w:pPr>
         <w:ind w:left="2160" w:hanging="360"/>
       </w:pPr>
-      <w:rPr>
-        <w:rFonts w:ascii="Arial" w:hAnsi="Arial"/>
-      </w:rPr>
     </w:lvl>
     <w:lvl w:ilvl="3">
       <w:start w:val="1"/>
-      <w:numFmt w:val="bullet"/>
-      <w:lvlText w:val="•"/>
+      <w:numFmt w:val="decimal"/>
+      <w:lvlText w:val="%4."/>
       <w:lvlJc w:val="left"/>
       <w:pPr>
         <w:ind w:left="2880" w:hanging="360"/>
       </w:pPr>
-      <w:rPr>
-        <w:rFonts w:ascii="Arial" w:hAnsi="Arial"/>
-      </w:rPr>
     </w:lvl>
     <w:lvl w:ilvl="4">
       <w:start w:val="1"/>
-      <w:numFmt w:val="bullet"/>
-      <w:lvlText w:val="○"/>
+      <w:numFmt w:val="lowerLetter"/>
+      <w:lvlText w:val="%5."/>
       <w:lvlJc w:val="left"/>
       <w:pPr>
         <w:ind w:left="3600" w:hanging="360"/>
       </w:pPr>
-      <w:rPr>
-        <w:rFonts w:ascii="Arial" w:hAnsi="Arial"/>
-      </w:rPr>
     </w:lvl>
     <w:lvl w:ilvl="5">
       <w:start w:val="1"/>
-      <w:numFmt w:val="bullet"/>
-      <w:lvlText w:val="▪"/>
+      <w:numFmt w:val="lowerRoman"/>
+      <w:lvlText w:val="%6."/>
       <w:lvlJc w:val="left"/>
       <w:pPr>
         <w:ind w:left="4320" w:hanging="360"/>
       </w:pPr>
-      <w:rPr>
-        <w:rFonts w:ascii="Arial" w:hAnsi="Arial"/>
-      </w:rPr>
     </w:lvl>
     <w:lvl w:ilvl="6">
       <w:start w:val="1"/>
-      <w:numFmt w:val="bullet"/>
-      <w:lvlText w:val="•"/>
+      <w:numFmt w:val="decimal"/>
+      <w:lvlText w:val="%7."/>
       <w:lvlJc w:val="left"/>
       <w:pPr>
         <w:ind w:left="5040" w:hanging="360"/>
       </w:pPr>
-      <w:rPr>
-        <w:rFonts w:ascii="Arial" w:hAnsi="Arial"/>
-      </w:rPr>
     </w:lvl>
     <w:lvl w:ilvl="7">
       <w:start w:val="1"/>
-      <w:numFmt w:val="bullet"/>
-      <w:lvlText w:val="○"/>
+      <w:numFmt w:val="lowerLetter"/>
+      <w:lvlText w:val="%8."/>
       <w:lvlJc w:val="left"/>
       <w:pPr>
         <w:ind w:left="5760" w:hanging="360"/>
       </w:pPr>
-      <w:rPr>
-        <w:rFonts w:ascii="Arial" w:hAnsi="Arial"/>
-      </w:rPr>
     </w:lvl>
     <w:lvl w:ilvl="8">
       <w:start w:val="1"/>
-      <w:numFmt w:val="bullet"/>
-      <w:lvlText w:val="▪"/>
+      <w:numFmt w:val="lowerRoman"/>
+      <w:lvlText w:val="%9."/>
       <w:lvlJc w:val="left"/>
       <w:pPr>
         <w:ind w:left="6480" w:hanging="360"/>
       </w:pPr>
-      <w:rPr>
-        <w:rFonts w:ascii="Arial" w:hAnsi="Arial"/>
-      </w:rPr>
     </w:lvl>
   </w:abstractNum>
   <w:abstractNum w:abstractNumId="2">
@@ -3111,6 +3342,117 @@
     </w:lvl>
   </w:abstractNum>
   <w:abstractNum w:abstractNumId="4">
+    <w:multiLevelType w:val="multilevel"/>
+    <w:lvl w:ilvl="0">
+      <w:start w:val="1"/>
+      <w:numFmt w:val="bullet"/>
+      <w:lvlText w:val="•"/>
+      <w:lvlJc w:val="left"/>
+      <w:pPr>
+        <w:ind w:left="720" w:hanging="360"/>
+      </w:pPr>
+      <w:rPr>
+        <w:rFonts w:ascii="Arial" w:hAnsi="Arial"/>
+      </w:rPr>
+    </w:lvl>
+    <w:lvl w:ilvl="1">
+      <w:start w:val="1"/>
+      <w:numFmt w:val="bullet"/>
+      <w:lvlText w:val="○"/>
+      <w:lvlJc w:val="left"/>
+      <w:pPr>
+        <w:ind w:left="1440" w:hanging="360"/>
+      </w:pPr>
+      <w:rPr>
+        <w:rFonts w:ascii="Arial" w:hAnsi="Arial"/>
+      </w:rPr>
+    </w:lvl>
+    <w:lvl w:ilvl="2">
+      <w:start w:val="1"/>
+      <w:numFmt w:val="bullet"/>
+      <w:lvlText w:val="▪"/>
+      <w:lvlJc w:val="left"/>
+      <w:pPr>
+        <w:ind w:left="2160" w:hanging="360"/>
+      </w:pPr>
+      <w:rPr>
+        <w:rFonts w:ascii="Arial" w:hAnsi="Arial"/>
+      </w:rPr>
+    </w:lvl>
+    <w:lvl w:ilvl="3">
+      <w:start w:val="1"/>
+      <w:numFmt w:val="bullet"/>
+      <w:lvlText w:val="•"/>
+      <w:lvlJc w:val="left"/>
+      <w:pPr>
+        <w:ind w:left="2880" w:hanging="360"/>
+      </w:pPr>
+      <w:rPr>
+        <w:rFonts w:ascii="Arial" w:hAnsi="Arial"/>
+      </w:rPr>
+    </w:lvl>
+    <w:lvl w:ilvl="4">
+      <w:start w:val="1"/>
+      <w:numFmt w:val="bullet"/>
+      <w:lvlText w:val="○"/>
+      <w:lvlJc w:val="left"/>
+      <w:pPr>
+        <w:ind w:left="3600" w:hanging="360"/>
+      </w:pPr>
+      <w:rPr>
+        <w:rFonts w:ascii="Arial" w:hAnsi="Arial"/>
+      </w:rPr>
+    </w:lvl>
+    <w:lvl w:ilvl="5">
+      <w:start w:val="1"/>
+      <w:numFmt w:val="bullet"/>
+      <w:lvlText w:val="▪"/>
+      <w:lvlJc w:val="left"/>
+      <w:pPr>
+        <w:ind w:left="4320" w:hanging="360"/>
+      </w:pPr>
+      <w:rPr>
+        <w:rFonts w:ascii="Arial" w:hAnsi="Arial"/>
+      </w:rPr>
+    </w:lvl>
+    <w:lvl w:ilvl="6">
+      <w:start w:val="1"/>
+      <w:numFmt w:val="bullet"/>
+      <w:lvlText w:val="•"/>
+      <w:lvlJc w:val="left"/>
+      <w:pPr>
+        <w:ind w:left="5040" w:hanging="360"/>
+      </w:pPr>
+      <w:rPr>
+        <w:rFonts w:ascii="Arial" w:hAnsi="Arial"/>
+      </w:rPr>
+    </w:lvl>
+    <w:lvl w:ilvl="7">
+      <w:start w:val="1"/>
+      <w:numFmt w:val="bullet"/>
+      <w:lvlText w:val="○"/>
+      <w:lvlJc w:val="left"/>
+      <w:pPr>
+        <w:ind w:left="5760" w:hanging="360"/>
+      </w:pPr>
+      <w:rPr>
+        <w:rFonts w:ascii="Arial" w:hAnsi="Arial"/>
+      </w:rPr>
+    </w:lvl>
+    <w:lvl w:ilvl="8">
+      <w:start w:val="1"/>
+      <w:numFmt w:val="bullet"/>
+      <w:lvlText w:val="▪"/>
+      <w:lvlJc w:val="left"/>
+      <w:pPr>
+        <w:ind w:left="6480" w:hanging="360"/>
+      </w:pPr>
+      <w:rPr>
+        <w:rFonts w:ascii="Arial" w:hAnsi="Arial"/>
+      </w:rPr>
+    </w:lvl>
+  </w:abstractNum>
+  <w:abstractNum w:abstractNumId="5">
     <w:multiLevelType w:val="multilevel"/>
     <w:lvl w:ilvl="0">
       <w:start w:val="1"/>
@@ -3235,6 +3577,9 @@
   </w:num>
   <w:num w:numId="5">
     <w:abstractNumId w:val="4"/>
+  </w:num>
+  <w:num w:numId="6">
+    <w:abstractNumId w:val="5"/>
   </w:num>
 </w:numbering>
 </file>

--- a/documents/STI2004-pinout-findings.docx
+++ b/documents/STI2004-pinout-findings.docx
@@ -1851,7 +1851,422 @@
         </w:numPr>
       </w:pPr>
       <w:r>
-        <w:t xml:space="preserve">Still unused: M7 (second knock module; the STI has one knock sensor) and M8 (second power module, earmarked to give the pedal C15 its own 5 V).</w:t>
+        <w:rPr>
+          <w:b/>
+        </w:rPr>
+        <w:t xml:space="preserve">Pedal 5 V is now its own rail.</w:t>
+      </w:r>
+      <w:r>
+        <w:t xml:space="preserve"> The pedal supply C15 (net APS_PS_5V) comes from the second power module M8's protected 5 V; the throttle/MAP/TGV sensor supply C16 stays on M14 (+5VAS). A shared rail would let one short take out both pedal and throttle sensors and defeat their plausibility check. JP11 (open) puts the pedal back on +5VAS if M8 is not fitted; M8's power-good is on pad P32.</w:t>
+      </w:r>
+    </w:p>
+    <w:p>
+      <w:pPr>
+        <w:pStyle w:val="ListParagraph"/>
+        <w:numPr>
+          <w:ilvl w:val="0"/>
+          <w:numId w:val="1"/>
+        </w:numPr>
+      </w:pPr>
+      <w:r>
+        <w:rPr>
+          <w:b/>
+        </w:rPr>
+        <w:t xml:space="preserve">CAN termination:</w:t>
+      </w:r>
+      <w:r>
+        <w:t xml:space="preserve"> M1 already has 120R across CANH/CANL (R100 on mega-mcu144 sheet 15); the WBO module has none. R52 (120R, DNP) at the aux connector terminates the far end if an external device on the aux CAN does not.</w:t>
+      </w:r>
+    </w:p>
+    <w:p>
+      <w:pPr>
+        <w:pStyle w:val="ListParagraph"/>
+        <w:numPr>
+          <w:ilvl w:val="0"/>
+          <w:numId w:val="1"/>
+        </w:numPr>
+      </w:pPr>
+      <w:r>
+        <w:t xml:space="preserve">Still unused: M7 (second knock module; the STI has one knock sensor).</w:t>
+      </w:r>
+    </w:p>
+    <w:p>
+      <w:pPr>
+        <w:pStyle w:val="Heading3"/>
+      </w:pPr>
+      <w:r>
+        <w:t xml:space="preserve">Aux connector J3: Molex Mini-Fit Jr 2x7 (5566-14A vertical, Molex 39281143)</w:t>
+      </w:r>
+    </w:p>
+    <w:p>
+      <w:r>
+        <w:t xml:space="preserve">Mating plug: Molex 39-01-2140 (5557-14R housing) with 39-00-0038 crimp terminals (5556, 18-24 AWG). Footprint </w:t>
+      </w:r>
+      <w:r>
+        <w:rPr>
+          <w:rFonts w:ascii="Courier New" w:hAnsi="Courier New"/>
+        </w:rPr>
+        <w:t xml:space="preserve">STI:Molex_Mini-Fit_Jr_5566-14A_2x07_P4.20mm_Vertical</w:t>
+      </w:r>
+      <w:r>
+        <w:t xml:space="preserve"> (copied from the KiCad 8.0.7 library). Through-hole, no LCSC number: hand-solder or order THT assembly; a right-angle 5569-14A footprint can be swapped in if the case needs it.</w:t>
+      </w:r>
+    </w:p>
+    <w:tbl>
+      <w:tblPr>
+        <w:tblStyle w:val="TableGrid"/>
+        <w:tblW w:w="0" w:type="auto"/>
+        <w:tblLook w:val="04A0" w:firstRow="1" w:lastRow="0" w:firstColumn="1" w:lastColumn="0" w:noHBand="0" w:noVBand="1"/>
+      </w:tblPr>
+      <w:tblGrid>
+        <w:gridCol w:w="2340"/>
+        <w:gridCol w:w="2340"/>
+        <w:gridCol w:w="2340"/>
+        <w:gridCol w:w="2340"/>
+      </w:tblGrid>
+      <w:tr>
+        <w:trPr>
+          <w:tblHeader/>
+        </w:trPr>
+        <w:tc>
+          <w:tcPr>
+            <w:tcW w:w="2340" w:type="dxa"/>
+          </w:tcPr>
+          <w:p>
+            <w:r>
+              <w:t xml:space="preserve">Pin</w:t>
+            </w:r>
+          </w:p>
+        </w:tc>
+        <w:tc>
+          <w:tcPr>
+            <w:tcW w:w="2340" w:type="dxa"/>
+          </w:tcPr>
+          <w:p>
+            <w:r>
+              <w:t xml:space="preserve">Signal</w:t>
+            </w:r>
+          </w:p>
+        </w:tc>
+        <w:tc>
+          <w:tcPr>
+            <w:tcW w:w="2340" w:type="dxa"/>
+          </w:tcPr>
+          <w:p>
+            <w:r>
+              <w:t xml:space="preserve">Pin</w:t>
+            </w:r>
+          </w:p>
+        </w:tc>
+        <w:tc>
+          <w:tcPr>
+            <w:tcW w:w="2340" w:type="dxa"/>
+          </w:tcPr>
+          <w:p>
+            <w:r>
+              <w:t xml:space="preserve">Signal</w:t>
+            </w:r>
+          </w:p>
+        </w:tc>
+      </w:tr>
+      <w:tr>
+        <w:tc>
+          <w:tcPr>
+            <w:tcW w:w="2340" w:type="dxa"/>
+          </w:tcPr>
+          <w:p>
+            <w:r>
+              <w:t xml:space="preserve">1</w:t>
+            </w:r>
+          </w:p>
+        </w:tc>
+        <w:tc>
+          <w:tcPr>
+            <w:tcW w:w="2340" w:type="dxa"/>
+          </w:tcPr>
+          <w:p>
+            <w:r>
+              <w:t xml:space="preserve">+12 V out (main relay, F6 0.5 A PTC)</w:t>
+            </w:r>
+          </w:p>
+        </w:tc>
+        <w:tc>
+          <w:tcPr>
+            <w:tcW w:w="2340" w:type="dxa"/>
+          </w:tcPr>
+          <w:p>
+            <w:r>
+              <w:t xml:space="preserve">2</w:t>
+            </w:r>
+          </w:p>
+        </w:tc>
+        <w:tc>
+          <w:tcPr>
+            <w:tcW w:w="2340" w:type="dxa"/>
+          </w:tcPr>
+          <w:p>
+            <w:r>
+              <w:t xml:space="preserve">GND</w:t>
+            </w:r>
+          </w:p>
+        </w:tc>
+      </w:tr>
+      <w:tr>
+        <w:tc>
+          <w:tcPr>
+            <w:tcW w:w="2340" w:type="dxa"/>
+          </w:tcPr>
+          <w:p>
+            <w:r>
+              <w:t xml:space="preserve">3</w:t>
+            </w:r>
+          </w:p>
+        </w:tc>
+        <w:tc>
+          <w:tcPr>
+            <w:tcW w:w="2340" w:type="dxa"/>
+          </w:tcPr>
+          <w:p>
+            <w:r>
+              <w:t xml:space="preserve">+5 V sensor out (+5VAS, F7 50 mA PTC)</w:t>
+            </w:r>
+          </w:p>
+        </w:tc>
+        <w:tc>
+          <w:tcPr>
+            <w:tcW w:w="2340" w:type="dxa"/>
+          </w:tcPr>
+          <w:p>
+            <w:r>
+              <w:t xml:space="preserve">4</w:t>
+            </w:r>
+          </w:p>
+        </w:tc>
+        <w:tc>
+          <w:tcPr>
+            <w:tcW w:w="2340" w:type="dxa"/>
+          </w:tcPr>
+          <w:p>
+            <w:r>
+              <w:t xml:space="preserve">Sensor ground (GND_SENSOR)</w:t>
+            </w:r>
+          </w:p>
+        </w:tc>
+      </w:tr>
+      <w:tr>
+        <w:tc>
+          <w:tcPr>
+            <w:tcW w:w="2340" w:type="dxa"/>
+          </w:tcPr>
+          <w:p>
+            <w:r>
+              <w:t xml:space="preserve">5</w:t>
+            </w:r>
+          </w:p>
+        </w:tc>
+        <w:tc>
+          <w:tcPr>
+            <w:tcW w:w="2340" w:type="dxa"/>
+          </w:tcPr>
+          <w:p>
+            <w:r>
+              <w:t xml:space="preserve">AUX_IN1 digital (launch / 2-step)</w:t>
+            </w:r>
+          </w:p>
+        </w:tc>
+        <w:tc>
+          <w:tcPr>
+            <w:tcW w:w="2340" w:type="dxa"/>
+          </w:tcPr>
+          <w:p>
+            <w:r>
+              <w:t xml:space="preserve">6</w:t>
+            </w:r>
+          </w:p>
+        </w:tc>
+        <w:tc>
+          <w:tcPr>
+            <w:tcW w:w="2340" w:type="dxa"/>
+          </w:tcPr>
+          <w:p>
+            <w:r>
+              <w:t xml:space="preserve">AUX_IN2 digital (map switch)</w:t>
+            </w:r>
+          </w:p>
+        </w:tc>
+      </w:tr>
+      <w:tr>
+        <w:tc>
+          <w:tcPr>
+            <w:tcW w:w="2340" w:type="dxa"/>
+          </w:tcPr>
+          <w:p>
+            <w:r>
+              <w:t xml:space="preserve">7</w:t>
+            </w:r>
+          </w:p>
+        </w:tc>
+        <w:tc>
+          <w:tcPr>
+            <w:tcW w:w="2340" w:type="dxa"/>
+          </w:tcPr>
+          <w:p>
+            <w:r>
+              <w:t xml:space="preserve">AUX_IN3 digital (spare, flex fuel frequency OK)</w:t>
+            </w:r>
+          </w:p>
+        </w:tc>
+        <w:tc>
+          <w:tcPr>
+            <w:tcW w:w="2340" w:type="dxa"/>
+          </w:tcPr>
+          <w:p>
+            <w:r>
+              <w:t xml:space="preserve">8</w:t>
+            </w:r>
+          </w:p>
+        </w:tc>
+        <w:tc>
+          <w:tcPr>
+            <w:tcW w:w="2340" w:type="dxa"/>
+          </w:tcPr>
+          <w:p>
+            <w:r>
+              <w:t xml:space="preserve">AUX_AN1 analog 0-5 V (IN_RES2, 340k)</w:t>
+            </w:r>
+          </w:p>
+        </w:tc>
+      </w:tr>
+      <w:tr>
+        <w:tc>
+          <w:tcPr>
+            <w:tcW w:w="2340" w:type="dxa"/>
+          </w:tcPr>
+          <w:p>
+            <w:r>
+              <w:t xml:space="preserve">9</w:t>
+            </w:r>
+          </w:p>
+        </w:tc>
+        <w:tc>
+          <w:tcPr>
+            <w:tcW w:w="2340" w:type="dxa"/>
+          </w:tcPr>
+          <w:p>
+            <w:r>
+              <w:t xml:space="preserve">AUX_AN2 analog (IN_AT2, 2.35k pull-up: thermistor-ready)</w:t>
+            </w:r>
+          </w:p>
+        </w:tc>
+        <w:tc>
+          <w:tcPr>
+            <w:tcW w:w="2340" w:type="dxa"/>
+          </w:tcPr>
+          <w:p>
+            <w:r>
+              <w:t xml:space="preserve">10</w:t>
+            </w:r>
+          </w:p>
+        </w:tc>
+        <w:tc>
+          <w:tcPr>
+            <w:tcW w:w="2340" w:type="dxa"/>
+          </w:tcPr>
+          <w:p>
+            <w:r>
+              <w:t xml:space="preserve">AUX_OUT1 low-side (LS4 ch3)</w:t>
+            </w:r>
+          </w:p>
+        </w:tc>
+      </w:tr>
+      <w:tr>
+        <w:tc>
+          <w:tcPr>
+            <w:tcW w:w="2340" w:type="dxa"/>
+          </w:tcPr>
+          <w:p>
+            <w:r>
+              <w:t xml:space="preserve">11</w:t>
+            </w:r>
+          </w:p>
+        </w:tc>
+        <w:tc>
+          <w:tcPr>
+            <w:tcW w:w="2340" w:type="dxa"/>
+          </w:tcPr>
+          <w:p>
+            <w:r>
+              <w:t xml:space="preserve">AUX_OUT2 low-side (LS4 ch4)</w:t>
+            </w:r>
+          </w:p>
+        </w:tc>
+        <w:tc>
+          <w:tcPr>
+            <w:tcW w:w="2340" w:type="dxa"/>
+          </w:tcPr>
+          <w:p>
+            <w:r>
+              <w:t xml:space="preserve">12</w:t>
+            </w:r>
+          </w:p>
+        </w:tc>
+        <w:tc>
+          <w:tcPr>
+            <w:tcW w:w="2340" w:type="dxa"/>
+          </w:tcPr>
+          <w:p>
+            <w:r>
+              <w:t xml:space="preserve">CAN H</w:t>
+            </w:r>
+          </w:p>
+        </w:tc>
+      </w:tr>
+      <w:tr>
+        <w:tc>
+          <w:tcPr>
+            <w:tcW w:w="2340" w:type="dxa"/>
+          </w:tcPr>
+          <w:p>
+            <w:r>
+              <w:t xml:space="preserve">13</w:t>
+            </w:r>
+          </w:p>
+        </w:tc>
+        <w:tc>
+          <w:tcPr>
+            <w:tcW w:w="2340" w:type="dxa"/>
+          </w:tcPr>
+          <w:p>
+            <w:r>
+              <w:t xml:space="preserve">CAN L</w:t>
+            </w:r>
+          </w:p>
+        </w:tc>
+        <w:tc>
+          <w:tcPr>
+            <w:tcW w:w="2340" w:type="dxa"/>
+          </w:tcPr>
+          <w:p>
+            <w:r>
+              <w:t xml:space="preserve">14</w:t>
+            </w:r>
+          </w:p>
+        </w:tc>
+        <w:tc>
+          <w:tcPr>
+            <w:tcW w:w="2340" w:type="dxa"/>
+          </w:tcPr>
+          <w:p>
+            <w:r>
+              <w:t xml:space="preserve">GND</w:t>
+            </w:r>
+          </w:p>
+        </w:tc>
+      </w:tr>
+    </w:tbl>
+    <w:p>
+      <w:r>
+        <w:t xml:space="preserve">AUX_IN1-3 expect a switch to 12 V (680k pull-down on the dinput4, R46-R48 4.7k options). AUX_AN2 shares IN_AT2 with the FPCU status option JP7: fit only one. AUX_OUT1/2 also reach EVAP A12/A13 through open JP5/JP6.</w:t>
       </w:r>
     </w:p>
     <w:p>
@@ -2051,7 +2466,7 @@
           </w:tcPr>
           <w:p>
             <w:r>
-              <w:t xml:space="preserve">to read pump status</w:t>
+              <w:t xml:space="preserve">to read pump status (then do not use AUX_AN2)</w:t>
             </w:r>
           </w:p>
         </w:tc>
@@ -2376,10 +2791,74 @@
           </w:p>
         </w:tc>
       </w:tr>
+      <w:tr>
+        <w:tc>
+          <w:tcPr>
+            <w:tcW w:w="3120" w:type="dxa"/>
+          </w:tcPr>
+          <w:p>
+            <w:r>
+              <w:t xml:space="preserve">JP11</w:t>
+            </w:r>
+          </w:p>
+        </w:tc>
+        <w:tc>
+          <w:tcPr>
+            <w:tcW w:w="3120" w:type="dxa"/>
+          </w:tcPr>
+          <w:p>
+            <w:r>
+              <w:t xml:space="preserve">Pedal 5 V back onto +5VAS</w:t>
+            </w:r>
+          </w:p>
+        </w:tc>
+        <w:tc>
+          <w:tcPr>
+            <w:tcW w:w="3120" w:type="dxa"/>
+          </w:tcPr>
+          <w:p>
+            <w:r>
+              <w:t xml:space="preserve">only if M8 is not fitted</w:t>
+            </w:r>
+          </w:p>
+        </w:tc>
+      </w:tr>
+      <w:tr>
+        <w:tc>
+          <w:tcPr>
+            <w:tcW w:w="3120" w:type="dxa"/>
+          </w:tcPr>
+          <w:p>
+            <w:r>
+              <w:t xml:space="preserve">R52 120R</w:t>
+            </w:r>
+          </w:p>
+        </w:tc>
+        <w:tc>
+          <w:tcPr>
+            <w:tcW w:w="3120" w:type="dxa"/>
+          </w:tcPr>
+          <w:p>
+            <w:r>
+              <w:t xml:space="preserve">CAN terminator at the aux connector</w:t>
+            </w:r>
+          </w:p>
+        </w:tc>
+        <w:tc>
+          <w:tcPr>
+            <w:tcW w:w="3120" w:type="dxa"/>
+          </w:tcPr>
+          <w:p>
+            <w:r>
+              <w:t xml:space="preserve">external CAN device that does not terminate</w:t>
+            </w:r>
+          </w:p>
+        </w:tc>
+      </w:tr>
     </w:tbl>
     <w:p>
       <w:r>
-        <w:t xml:space="preserve">Pads: P1-P7 LSU and CAN, P8 K-line, P9/P10 spare low-side outputs, P11 A22 charging wire, P12 FPCU status, P13 D29, P14-P18 spare MCU pins (IGN6-8, I2C SCL/SDA), P19-P22 rails, P23 BOOT0, P24-P26 SWD, P27/P28 OUT_PWM3 / IN_RES2, P29-P31 aux inputs (+5VA, +3.3V, +12V_RAW, GND), plus a prototype area G1 for any extra circuit.</w:t>
+        <w:t xml:space="preserve">Pads: P1-P7 LSU and CAN, P8 K-line, P9/P10 spare low-side outputs, P11 A22 charging wire, P12 FPCU status, P13 D29, P14-P18 spare MCU pins (IGN6-8, I2C SCL/SDA), P19-P22 rails, P23 BOOT0, P24-P26 SWD, P27/P28 OUT_PWM3 / IN_RES2, P29-P31 aux inputs, P32 M8 power-good (+5VA, +3.3V, +12V_RAW, GND), plus a prototype area G1 for any extra circuit.</w:t>
       </w:r>
     </w:p>
     <w:p>
@@ -2399,7 +2878,7 @@
         <w:t xml:space="preserve">Update PCB from Schematic</w:t>
       </w:r>
       <w:r>
-        <w:t xml:space="preserve">, then place and route the new parts (Q9-Q20, R11-R22 in the low-side sheets, R30-R51, JP1-JP10, P1-P31, M10-M12, J2, G1).</w:t>
+        <w:t xml:space="preserve">, then place and route the new parts (Q9-Q20, R11-R22 in the low-side sheets, R30-R52, JP1-JP11, F6-F7, P1-P32, M10-M12, J2, J3, G1; M8 now wired).</w:t>
       </w:r>
     </w:p>
     <w:p>

--- a/documents/STI2004-pinout-findings.docx
+++ b/documents/STI2004-pinout-findings.docx
@@ -336,6 +336,396 @@
     <w:p>
       <w:r>
         <w:t xml:space="preserve">J1 pin order: pins 1-31 are B137 (D1-D31), 32-66 are B136 (C1-C35), 67-101 are B135 (B1-B35), 102-135 are B134 (A1-A34).</w:t>
+      </w:r>
+    </w:p>
+    <w:p>
+      <w:pPr>
+        <w:pStyle w:val="Heading2"/>
+      </w:pPr>
+      <w:r>
+        <w:t xml:space="preserve">Schematic sheets</w:t>
+      </w:r>
+    </w:p>
+    <w:p>
+      <w:r>
+        <w:t xml:space="preserve">The schematic is split by function (root page </w:t>
+      </w:r>
+      <w:r>
+        <w:rPr>
+          <w:rFonts w:ascii="Courier New" w:hAnsi="Courier New"/>
+        </w:rPr>
+        <w:t xml:space="preserve">rusefiSTI2004.kicad_sch</w:t>
+      </w:r>
+      <w:r>
+        <w:t xml:space="preserve"> shows the blocks). Every sheet starts with a note on what it holds and why. Signals between sheets are global net labels; power symbols are global.</w:t>
+      </w:r>
+    </w:p>
+    <w:tbl>
+      <w:tblPr>
+        <w:tblStyle w:val="TableGrid"/>
+        <w:tblW w:w="0" w:type="auto"/>
+        <w:tblLook w:val="04A0" w:firstRow="1" w:lastRow="0" w:firstColumn="1" w:lastColumn="0" w:noHBand="0" w:noVBand="1"/>
+      </w:tblPr>
+      <w:tblGrid>
+        <w:gridCol w:w="3120"/>
+        <w:gridCol w:w="3120"/>
+        <w:gridCol w:w="3120"/>
+      </w:tblGrid>
+      <w:tr>
+        <w:trPr>
+          <w:tblHeader/>
+        </w:trPr>
+        <w:tc>
+          <w:tcPr>
+            <w:tcW w:w="3120" w:type="dxa"/>
+          </w:tcPr>
+          <w:p>
+            <w:r>
+              <w:t xml:space="preserve">Sheet</w:t>
+            </w:r>
+          </w:p>
+        </w:tc>
+        <w:tc>
+          <w:tcPr>
+            <w:tcW w:w="3120" w:type="dxa"/>
+          </w:tcPr>
+          <w:p>
+            <w:r>
+              <w:t xml:space="preserve">File</w:t>
+            </w:r>
+          </w:p>
+        </w:tc>
+        <w:tc>
+          <w:tcPr>
+            <w:tcW w:w="3120" w:type="dxa"/>
+          </w:tcPr>
+          <w:p>
+            <w:r>
+              <w:t xml:space="preserve">Holds</w:t>
+            </w:r>
+          </w:p>
+        </w:tc>
+      </w:tr>
+      <w:tr>
+        <w:tc>
+          <w:tcPr>
+            <w:tcW w:w="3120" w:type="dxa"/>
+          </w:tcPr>
+          <w:p>
+            <w:r>
+              <w:t xml:space="preserve">Vehicle connector</w:t>
+            </w:r>
+          </w:p>
+        </w:tc>
+        <w:tc>
+          <w:tcPr>
+            <w:tcW w:w="3120" w:type="dxa"/>
+          </w:tcPr>
+          <w:p>
+            <w:r>
+              <w:rPr>
+                <w:rFonts w:ascii="Courier New" w:hAnsi="Courier New"/>
+              </w:rPr>
+              <w:t xml:space="preserve">Connector.kicad_sch</w:t>
+            </w:r>
+          </w:p>
+        </w:tc>
+        <w:tc>
+          <w:tcPr>
+            <w:tcW w:w="3120" w:type="dxa"/>
+          </w:tcPr>
+          <w:p>
+            <w:r>
+              <w:t xml:space="preserve">J1, all four ECM plugs (D=B137, C=B136, B=B135, A=B134), coil-line fuses, battery divider</w:t>
+            </w:r>
+          </w:p>
+        </w:tc>
+      </w:tr>
+      <w:tr>
+        <w:tc>
+          <w:tcPr>
+            <w:tcW w:w="3120" w:type="dxa"/>
+          </w:tcPr>
+          <w:p>
+            <w:r>
+              <w:t xml:space="preserve">Power</w:t>
+            </w:r>
+          </w:p>
+        </w:tc>
+        <w:tc>
+          <w:tcPr>
+            <w:tcW w:w="3120" w:type="dxa"/>
+          </w:tcPr>
+          <w:p>
+            <w:r>
+              <w:rPr>
+                <w:rFonts w:ascii="Courier New" w:hAnsi="Courier New"/>
+              </w:rPr>
+              <w:t xml:space="preserve">Power.kicad_sch</w:t>
+            </w:r>
+          </w:p>
+        </w:tc>
+        <w:tc>
+          <w:tcPr>
+            <w:tcW w:w="3120" w:type="dxa"/>
+          </w:tcPr>
+          <w:p>
+            <w:r>
+              <w:t xml:space="preserve">M14 main power module, M8 pedal-only 5 V</w:t>
+            </w:r>
+          </w:p>
+        </w:tc>
+      </w:tr>
+      <w:tr>
+        <w:tc>
+          <w:tcPr>
+            <w:tcW w:w="3120" w:type="dxa"/>
+          </w:tcPr>
+          <w:p>
+            <w:r>
+              <w:t xml:space="preserve">MCU and USB</w:t>
+            </w:r>
+          </w:p>
+        </w:tc>
+        <w:tc>
+          <w:tcPr>
+            <w:tcW w:w="3120" w:type="dxa"/>
+          </w:tcPr>
+          <w:p>
+            <w:r>
+              <w:rPr>
+                <w:rFonts w:ascii="Courier New" w:hAnsi="Courier New"/>
+              </w:rPr>
+              <w:t xml:space="preserve">Mcu.kicad_sch</w:t>
+            </w:r>
+          </w:p>
+        </w:tc>
+        <w:tc>
+          <w:tcPr>
+            <w:tcW w:w="3120" w:type="dxa"/>
+          </w:tcPr>
+          <w:p>
+            <w:r>
+              <w:t xml:space="preserve">M1 STM32F7 module, USB-C with ESD, BOOT0 and SWD</w:t>
+            </w:r>
+          </w:p>
+        </w:tc>
+      </w:tr>
+      <w:tr>
+        <w:tc>
+          <w:tcPr>
+            <w:tcW w:w="3120" w:type="dxa"/>
+          </w:tcPr>
+          <w:p>
+            <w:r>
+              <w:t xml:space="preserve">Sensors</w:t>
+            </w:r>
+          </w:p>
+        </w:tc>
+        <w:tc>
+          <w:tcPr>
+            <w:tcW w:w="3120" w:type="dxa"/>
+          </w:tcPr>
+          <w:p>
+            <w:r>
+              <w:rPr>
+                <w:rFonts w:ascii="Courier New" w:hAnsi="Courier New"/>
+              </w:rPr>
+              <w:t xml:space="preserve">Sensors.kicad_sch</w:t>
+            </w:r>
+          </w:p>
+        </w:tc>
+        <w:tc>
+          <w:tcPr>
+            <w:tcW w:w="3120" w:type="dxa"/>
+          </w:tcPr>
+          <w:p>
+            <w:r>
+              <w:t xml:space="preserve">crank VR (M5), knock (M13, spare M7), cam pull-up options, sensor-ground selection</w:t>
+            </w:r>
+          </w:p>
+        </w:tc>
+      </w:tr>
+      <w:tr>
+        <w:tc>
+          <w:tcPr>
+            <w:tcW w:w="3120" w:type="dxa"/>
+          </w:tcPr>
+          <w:p>
+            <w:r>
+              <w:t xml:space="preserve">Switch inputs</w:t>
+            </w:r>
+          </w:p>
+        </w:tc>
+        <w:tc>
+          <w:tcPr>
+            <w:tcW w:w="3120" w:type="dxa"/>
+          </w:tcPr>
+          <w:p>
+            <w:r>
+              <w:rPr>
+                <w:rFonts w:ascii="Courier New" w:hAnsi="Courier New"/>
+              </w:rPr>
+              <w:t xml:space="preserve">Inputs.kicad_sch</w:t>
+            </w:r>
+          </w:p>
+        </w:tc>
+        <w:tc>
+          <w:tcPr>
+            <w:tcW w:w="3120" w:type="dxa"/>
+          </w:tcPr>
+          <w:p>
+            <w:r>
+              <w:t xml:space="preserve">dinput4 modules (M11, M12), pull-downs and pull-up options for every switch</w:t>
+            </w:r>
+          </w:p>
+        </w:tc>
+      </w:tr>
+      <w:tr>
+        <w:tc>
+          <w:tcPr>
+            <w:tcW w:w="3120" w:type="dxa"/>
+          </w:tcPr>
+          <w:p>
+            <w:r>
+              <w:t xml:space="preserve">Outputs</w:t>
+            </w:r>
+          </w:p>
+        </w:tc>
+        <w:tc>
+          <w:tcPr>
+            <w:tcW w:w="3120" w:type="dxa"/>
+          </w:tcPr>
+          <w:p>
+            <w:r>
+              <w:rPr>
+                <w:rFonts w:ascii="Courier New" w:hAnsi="Courier New"/>
+              </w:rPr>
+              <w:t xml:space="preserve">Outputs.kicad_sch</w:t>
+            </w:r>
+          </w:p>
+        </w:tc>
+        <w:tc>
+          <w:tcPr>
+            <w:tcW w:w="3120" w:type="dxa"/>
+          </w:tcPr>
+          <w:p>
+            <w:r>
+              <w:t xml:space="preserve">low-side driver sheets (INJ, LS1-LS4 in </w:t>
+            </w:r>
+            <w:r>
+              <w:rPr>
+                <w:rFonts w:ascii="Courier New" w:hAnsi="Courier New"/>
+              </w:rPr>
+              <w:t xml:space="preserve">INJ4.kicad_sch</w:t>
+            </w:r>
+            <w:r>
+              <w:t xml:space="preserve">), throttle (M2), TGV (M9), fuel pump options</w:t>
+            </w:r>
+          </w:p>
+        </w:tc>
+      </w:tr>
+      <w:tr>
+        <w:tc>
+          <w:tcPr>
+            <w:tcW w:w="3120" w:type="dxa"/>
+          </w:tcPr>
+          <w:p>
+            <w:r>
+              <w:t xml:space="preserve">Comms</w:t>
+            </w:r>
+          </w:p>
+        </w:tc>
+        <w:tc>
+          <w:tcPr>
+            <w:tcW w:w="3120" w:type="dxa"/>
+          </w:tcPr>
+          <w:p>
+            <w:r>
+              <w:rPr>
+                <w:rFonts w:ascii="Courier New" w:hAnsi="Courier New"/>
+              </w:rPr>
+              <w:t xml:space="preserve">Comms.kicad_sch</w:t>
+            </w:r>
+          </w:p>
+        </w:tc>
+        <w:tc>
+          <w:tcPr>
+            <w:tcW w:w="3120" w:type="dxa"/>
+          </w:tcPr>
+          <w:p>
+            <w:r>
+              <w:t xml:space="preserve">LSU 4.9 wideband (M3), K-line (M10), CAN</w:t>
+            </w:r>
+          </w:p>
+        </w:tc>
+      </w:tr>
+      <w:tr>
+        <w:tc>
+          <w:tcPr>
+            <w:tcW w:w="3120" w:type="dxa"/>
+          </w:tcPr>
+          <w:p>
+            <w:r>
+              <w:t xml:space="preserve">Aux and expansion</w:t>
+            </w:r>
+          </w:p>
+        </w:tc>
+        <w:tc>
+          <w:tcPr>
+            <w:tcW w:w="3120" w:type="dxa"/>
+          </w:tcPr>
+          <w:p>
+            <w:r>
+              <w:rPr>
+                <w:rFonts w:ascii="Courier New" w:hAnsi="Courier New"/>
+              </w:rPr>
+              <w:t xml:space="preserve">Aux.kicad_sch</w:t>
+            </w:r>
+          </w:p>
+        </w:tc>
+        <w:tc>
+          <w:tcPr>
+            <w:tcW w:w="3120" w:type="dxa"/>
+          </w:tcPr>
+          <w:p>
+            <w:r>
+              <w:t xml:space="preserve">J3 Mini-Fit Jr, its fuses, spare pins and rails on pads, prototype area</w:t>
+            </w:r>
+          </w:p>
+        </w:tc>
+      </w:tr>
+    </w:tbl>
+    <w:p>
+      <w:r>
+        <w:t xml:space="preserve">Checks: </w:t>
+      </w:r>
+      <w:r>
+        <w:rPr>
+          <w:rFonts w:ascii="Courier New" w:hAnsi="Courier New"/>
+        </w:rPr>
+        <w:t xml:space="preserve">python3 tools/sch_overlap_check.py &lt;sheet&gt;.kicad_sch</w:t>
+      </w:r>
+      <w:r>
+        <w:t xml:space="preserve"> (no text may overlap), </w:t>
+      </w:r>
+      <w:r>
+        <w:rPr>
+          <w:rFonts w:ascii="Courier New" w:hAnsi="Courier New"/>
+        </w:rPr>
+        <w:t xml:space="preserve">python3 tools/pinout_check.py</w:t>
+      </w:r>
+      <w:r>
+        <w:t xml:space="preserve"> (car pinout), </w:t>
+      </w:r>
+      <w:r>
+        <w:rPr>
+          <w:rFonts w:ascii="Courier New" w:hAnsi="Courier New"/>
+        </w:rPr>
+        <w:t xml:space="preserve">python3 tools/options_table.py</w:t>
+      </w:r>
+      <w:r>
+        <w:t xml:space="preserve"> (option list).</w:t>
       </w:r>
     </w:p>
     <w:p>
@@ -1454,7 +1844,7 @@
     </w:p>
     <w:p>
       <w:r>
-        <w:t xml:space="preserve">| C7 / C10 / C11 | Cruise main / resume / set (12 V when pressed) | IN_D1 / IN_D3 / IN_D4 | R35-R37 1k 1206 pull-downs | | A15 / A16 | Cruise main lamp / set lamp | OUT_IO5 / OUT_IO6 -&gt; Q17 / Q18 | sheet LS4 | | D20 | K-line (SSM) | M10 LIN module, UART8 TX/RX | | | A2+A3, A33, A26, A25 | LSU 4.9 (see below) | M3 WBO module, CAN to M1 CANH/CANL | | | D11 / D12 / D13 / D14 | Defogger / small lights / blower (A/C) / test mode | M11 dinput4 -&gt; IO5 / IO6 / IO7 / OUT_IO13 | close to ground; 680k pull-up to 5 V, R49-R51 10k options | | D24 | Blow-by (PCV) diagnosis | M12 dinput4 ch4 -&gt; OUT_INJ8 | | | aux pads P29-P31 | AUX_IN1-3: launch / 2-step button, map switch, spare | M12 dinput4 ch1-3 -&gt; OUT_IO9 / OUT_IO10 / OUT_IO11 | expect 12 V when pressed; 680k pull-down, R46-R48 4.7k options | | USB J2 (mini-B) | TunerStudio | M1 USB D+/D-/VBUS/ID | |</w:t>
+        <w:t xml:space="preserve">| C7 / C10 / C11 | Cruise main / resume / set (12 V when pressed) | IN_D1 / IN_D3 / IN_D4 | R35-R37 1k 1206 pull-downs | | A15 / A16 | Cruise main lamp / set lamp | OUT_IO5 / OUT_IO6 -&gt; Q17 / Q18 | sheet LS4 | | D20 | K-line (SSM) | M10 LIN module, UART8 TX/RX | | | A2+A3, A33, A26, A25 | LSU 4.9 (see below) | M3 WBO module, CAN to M1 CANH/CANL | | | D11 / D12 / D13 / D14 | Defogger / small lights / blower (A/C) / test mode | M11 dinput4 -&gt; IO5 / IO6 / IO7 / OUT_IO13 | close to ground; 680k pull-up to 5 V, R51-R53 10k options | | D24 | Blow-by (PCV) diagnosis | M12 dinput4 ch4 -&gt; OUT_INJ8 | | | aux pads P29-P31 | AUX_IN1-3: launch / 2-step button, map switch, spare | M12 dinput4 ch1-3 -&gt; OUT_IO9 / OUT_IO10 / OUT_IO11 | expect 12 V when pressed; 680k pull-down, R48-R50 4.7k options | | USB J2 (USB-C) | TunerStudio | M1 USB D+/D-/VBUS | ESD U1 |</w:t>
       </w:r>
     </w:p>
     <w:p>
@@ -1791,7 +2181,7 @@
         <w:t xml:space="preserve">No USB.</w:t>
       </w:r>
       <w:r>
-        <w:t xml:space="preserve"> J2 mini-B (vertical, C13453) to the MCU USB pins. BOOT0 pad P23 with open link JP10 to 3.3 V for DFU recovery; SWD pads P24-P26 (SWDIO, SWCLK, NRST).</w:t>
+        <w:t xml:space="preserve"> J2 USB-C (HRO TYPE-C-31-M-12, C165948, the EmbeddedEra library part we already build with) to the MCU USB pins, 5.1k CC pull-downs (device), USBLC6-2SC6 ESD (U1, C7519), shield to GND through a fitted 0R link. BOOT0 pad P23 with open link JP11 to 3.3 V for DFU recovery; SWD pads P24-P26 (SWDIO, SWCLK, NRST).</w:t>
       </w:r>
     </w:p>
     <w:p>
@@ -1857,7 +2247,7 @@
         <w:t xml:space="preserve">Pedal 5 V is now its own rail.</w:t>
       </w:r>
       <w:r>
-        <w:t xml:space="preserve"> The pedal supply C15 (net APS_PS_5V) comes from the second power module M8's protected 5 V; the throttle/MAP/TGV sensor supply C16 stays on M14 (+5VAS). A shared rail would let one short take out both pedal and throttle sensors and defeat their plausibility check. JP11 (open) puts the pedal back on +5VAS if M8 is not fitted; M8's power-good is on pad P32.</w:t>
+        <w:t xml:space="preserve"> The pedal supply C15 (net APS_PS_5V) comes from the second power module M8's protected 5 V; the throttle/MAP/TGV sensor supply C16 stays on M14 (+5VAS). A shared rail would let one short take out both pedal and throttle sensors and defeat their plausibility check. JP12 (open) puts the pedal back on +5VAS if M8 is not fitted; M8's power-good is on pad P32.</w:t>
       </w:r>
     </w:p>
     <w:p>
@@ -1875,7 +2265,7 @@
         <w:t xml:space="preserve">CAN termination:</w:t>
       </w:r>
       <w:r>
-        <w:t xml:space="preserve"> M1 already has 120R across CANH/CANL (R100 on mega-mcu144 sheet 15); the WBO module has none. R52 (120R, DNP) at the aux connector terminates the far end if an external device on the aux CAN does not.</w:t>
+        <w:t xml:space="preserve"> M1 already has 120R across CANH/CANL (R100 on mega-mcu144 sheet 15); the WBO module has none. R54 (120R, DNP) at the aux connector terminates the far end if an external device on the aux CAN does not.</w:t>
       </w:r>
     </w:p>
     <w:p>
@@ -2266,7 +2656,7 @@
     </w:tbl>
     <w:p>
       <w:r>
-        <w:t xml:space="preserve">AUX_IN1-3 expect a switch to 12 V (680k pull-down on the dinput4, R46-R48 4.7k options). AUX_AN2 shares IN_AT2 with the FPCU status option JP7: fit only one. AUX_OUT1/2 also reach EVAP A12/A13 through open JP5/JP6.</w:t>
+        <w:t xml:space="preserve">AUX_IN1-3 expect a switch to 12 V (680k pull-down on the dinput4, R48-R50 4.7k options). AUX_AN2 shares IN_AT2 with the FPCU status option JP7: fit only one. AUX_OUT1/2 also reach EVAP A12/A13 through open JP5/JP6.</w:t>
       </w:r>
     </w:p>
     <w:p>
@@ -2274,12 +2664,21 @@
         <w:pStyle w:val="Heading3"/>
       </w:pPr>
       <w:r>
-        <w:t xml:space="preserve">Option parts (footprints on the board, not assembled)</w:t>
-      </w:r>
-    </w:p>
-    <w:p>
-      <w:r>
-        <w:t xml:space="preserve">Listed in </w:t>
+        <w:t xml:space="preserve">Option parts (footprints on the board)</w:t>
+      </w:r>
+    </w:p>
+    <w:p>
+      <w:r>
+        <w:t xml:space="preserve">Generated from the schematic by </w:t>
+      </w:r>
+      <w:r>
+        <w:rPr>
+          <w:rFonts w:ascii="Courier New" w:hAnsi="Courier New"/>
+        </w:rPr>
+        <w:t xml:space="preserve">python3 tools/options_table.py</w:t>
+      </w:r>
+      <w:r>
+        <w:t xml:space="preserve"> (re-run after any change). "Not fitted" parts are marked DNP in KiCad and listed in </w:t>
       </w:r>
       <w:r>
         <w:rPr>
@@ -2288,7 +2687,7 @@
         <w:t xml:space="preserve">bom_replace_rusefiSTI2004-a.csv</w:t>
       </w:r>
       <w:r>
-        <w:t xml:space="preserve"> (Hellen's removal list) and marked DNP in KiCad. Fit one by deleting its line.</w:t>
+        <w:t xml:space="preserve">, Hellen's removal list: delete a part's line there to have it assembled.</w:t>
       </w:r>
     </w:p>
     <w:tbl>
@@ -2298,9 +2697,12 @@
         <w:tblLook w:val="04A0" w:firstRow="1" w:lastRow="0" w:firstColumn="1" w:lastColumn="0" w:noHBand="0" w:noVBand="1"/>
       </w:tblPr>
       <w:tblGrid>
-        <w:gridCol w:w="3120"/>
-        <w:gridCol w:w="3120"/>
-        <w:gridCol w:w="3120"/>
+        <w:gridCol w:w="1560"/>
+        <w:gridCol w:w="1560"/>
+        <w:gridCol w:w="1560"/>
+        <w:gridCol w:w="1560"/>
+        <w:gridCol w:w="1560"/>
+        <w:gridCol w:w="1560"/>
       </w:tblGrid>
       <w:tr>
         <w:trPr>
@@ -2308,7 +2710,17 @@
         </w:trPr>
         <w:tc>
           <w:tcPr>
-            <w:tcW w:w="3120" w:type="dxa"/>
+            <w:tcW w:w="1560" w:type="dxa"/>
+          </w:tcPr>
+          <w:p>
+            <w:r>
+              <w:t xml:space="preserve">Sheet</w:t>
+            </w:r>
+          </w:p>
+        </w:tc>
+        <w:tc>
+          <w:tcPr>
+            <w:tcW w:w="1560" w:type="dxa"/>
           </w:tcPr>
           <w:p>
             <w:r>
@@ -2318,131 +2730,59 @@
         </w:tc>
         <w:tc>
           <w:tcPr>
-            <w:tcW w:w="3120" w:type="dxa"/>
-          </w:tcPr>
-          <w:p>
-            <w:r>
-              <w:t xml:space="preserve">Option</w:t>
-            </w:r>
-          </w:p>
-        </w:tc>
-        <w:tc>
-          <w:tcPr>
-            <w:tcW w:w="3120" w:type="dxa"/>
-          </w:tcPr>
-          <w:p>
-            <w:r>
-              <w:t xml:space="preserve">When to fit</w:t>
-            </w:r>
-          </w:p>
-        </w:tc>
-      </w:tr>
-      <w:tr>
-        <w:tc>
-          <w:tcPr>
-            <w:tcW w:w="3120" w:type="dxa"/>
-          </w:tcPr>
-          <w:p>
-            <w:r>
-              <w:t xml:space="preserve">R38 2.2k 0805</w:t>
-            </w:r>
-          </w:p>
-        </w:tc>
-        <w:tc>
-          <w:tcPr>
-            <w:tcW w:w="3120" w:type="dxa"/>
-          </w:tcPr>
-          <w:p>
-            <w:r>
-              <w:t xml:space="preserve">Tach A23 pull-up to +12V_RAW</w:t>
-            </w:r>
-          </w:p>
-        </w:tc>
-        <w:tc>
-          <w:tcPr>
-            <w:tcW w:w="3120" w:type="dxa"/>
-          </w:tcPr>
-          <w:p>
-            <w:r>
-              <w:t xml:space="preserve">tach needle dead</w:t>
-            </w:r>
-          </w:p>
-        </w:tc>
-      </w:tr>
-      <w:tr>
-        <w:tc>
-          <w:tcPr>
-            <w:tcW w:w="3120" w:type="dxa"/>
-          </w:tcPr>
-          <w:p>
-            <w:r>
-              <w:t xml:space="preserve">R39 100R</w:t>
-            </w:r>
-          </w:p>
-        </w:tc>
-        <w:tc>
-          <w:tcPr>
-            <w:tcW w:w="3120" w:type="dxa"/>
-          </w:tcPr>
-          <w:p>
-            <w:r>
-              <w:rPr>
-                <w:i/>
-              </w:rPr>
-              <w:t xml:space="preserve">Fitted</w:t>
-            </w:r>
-            <w:r>
-              <w:t xml:space="preserve">: series resistor on the FPCU command</w:t>
-            </w:r>
-          </w:p>
-        </w:tc>
-        <w:tc>
-          <w:tcPr>
-            <w:tcW w:w="3120" w:type="dxa"/>
-          </w:tcPr>
-          <w:p>
-            <w:r>
-              <w:t xml:space="preserve">always</w:t>
-            </w:r>
-          </w:p>
-        </w:tc>
-      </w:tr>
-      <w:tr>
-        <w:tc>
-          <w:tcPr>
-            <w:tcW w:w="3120" w:type="dxa"/>
-          </w:tcPr>
-          <w:p>
-            <w:r>
-              <w:t xml:space="preserve">R40 1k / R41 10k</w:t>
-            </w:r>
-          </w:p>
-        </w:tc>
-        <w:tc>
-          <w:tcPr>
-            <w:tcW w:w="3120" w:type="dxa"/>
-          </w:tcPr>
-          <w:p>
-            <w:r>
-              <w:t xml:space="preserve">FPCU command B26 pull-up to 5 V / pull-down</w:t>
-            </w:r>
-          </w:p>
-        </w:tc>
-        <w:tc>
-          <w:tcPr>
-            <w:tcW w:w="3120" w:type="dxa"/>
-          </w:tcPr>
-          <w:p>
-            <w:r>
-              <w:t xml:space="preserve">if the FPCU input needs it (scope the stock ECM first)</w:t>
-            </w:r>
-          </w:p>
-        </w:tc>
-      </w:tr>
-      <w:tr>
-        <w:tc>
-          <w:tcPr>
-            <w:tcW w:w="3120" w:type="dxa"/>
+            <w:tcW w:w="1560" w:type="dxa"/>
+          </w:tcPr>
+          <w:p>
+            <w:r>
+              <w:t xml:space="preserve">Value</w:t>
+            </w:r>
+          </w:p>
+        </w:tc>
+        <w:tc>
+          <w:tcPr>
+            <w:tcW w:w="1560" w:type="dxa"/>
+          </w:tcPr>
+          <w:p>
+            <w:r>
+              <w:t xml:space="preserve">Joins</w:t>
+            </w:r>
+          </w:p>
+        </w:tc>
+        <w:tc>
+          <w:tcPr>
+            <w:tcW w:w="1560" w:type="dxa"/>
+          </w:tcPr>
+          <w:p>
+            <w:r>
+              <w:t xml:space="preserve">Default</w:t>
+            </w:r>
+          </w:p>
+        </w:tc>
+        <w:tc>
+          <w:tcPr>
+            <w:tcW w:w="1560" w:type="dxa"/>
+          </w:tcPr>
+          <w:p>
+            <w:r>
+              <w:t xml:space="preserve">When to fit / remove</w:t>
+            </w:r>
+          </w:p>
+        </w:tc>
+      </w:tr>
+      <w:tr>
+        <w:tc>
+          <w:tcPr>
+            <w:tcW w:w="1560" w:type="dxa"/>
+          </w:tcPr>
+          <w:p>
+            <w:r>
+              <w:t xml:space="preserve">Aux</w:t>
+            </w:r>
+          </w:p>
+        </w:tc>
+        <w:tc>
+          <w:tcPr>
+            <w:tcW w:w="1560" w:type="dxa"/>
           </w:tcPr>
           <w:p>
             <w:r>
@@ -2452,125 +2792,431 @@
         </w:tc>
         <w:tc>
           <w:tcPr>
-            <w:tcW w:w="3120" w:type="dxa"/>
-          </w:tcPr>
-          <w:p>
-            <w:r>
-              <w:t xml:space="preserve">D28 FPCU status -&gt; IN_AT2</w:t>
-            </w:r>
-          </w:p>
-        </w:tc>
-        <w:tc>
-          <w:tcPr>
-            <w:tcW w:w="3120" w:type="dxa"/>
-          </w:tcPr>
-          <w:p>
-            <w:r>
-              <w:t xml:space="preserve">to read pump status (then do not use AUX_AN2)</w:t>
-            </w:r>
-          </w:p>
-        </w:tc>
-      </w:tr>
-      <w:tr>
-        <w:tc>
-          <w:tcPr>
-            <w:tcW w:w="3120" w:type="dxa"/>
-          </w:tcPr>
-          <w:p>
-            <w:r>
-              <w:t xml:space="preserve">R42 / R43 1k</w:t>
-            </w:r>
-          </w:p>
-        </w:tc>
-        <w:tc>
-          <w:tcPr>
-            <w:tcW w:w="3120" w:type="dxa"/>
-          </w:tcPr>
-          <w:p>
-            <w:r>
-              <w:t xml:space="preserve">Extra pull-ups on cam LH / RH</w:t>
-            </w:r>
-          </w:p>
-        </w:tc>
-        <w:tc>
-          <w:tcPr>
-            <w:tcW w:w="3120" w:type="dxa"/>
-          </w:tcPr>
-          <w:p>
-            <w:r>
-              <w:t xml:space="preserve">weak or noisy cam signal</w:t>
-            </w:r>
-          </w:p>
-        </w:tc>
-      </w:tr>
-      <w:tr>
-        <w:tc>
-          <w:tcPr>
-            <w:tcW w:w="3120" w:type="dxa"/>
-          </w:tcPr>
-          <w:p>
-            <w:r>
-              <w:t xml:space="preserve">R44 4.7k</w:t>
-            </w:r>
-          </w:p>
-        </w:tc>
-        <w:tc>
-          <w:tcPr>
-            <w:tcW w:w="3120" w:type="dxa"/>
-          </w:tcPr>
-          <w:p>
-            <w:r>
-              <w:t xml:space="preserve">Neutral switch pull-down</w:t>
-            </w:r>
-          </w:p>
-        </w:tc>
-        <w:tc>
-          <w:tcPr>
-            <w:tcW w:w="3120" w:type="dxa"/>
-          </w:tcPr>
-          <w:p>
-            <w:r>
-              <w:t xml:space="preserve">if neutral turns out to be 12 V-active</w:t>
-            </w:r>
-          </w:p>
-        </w:tc>
-      </w:tr>
-      <w:tr>
-        <w:tc>
-          <w:tcPr>
-            <w:tcW w:w="3120" w:type="dxa"/>
-          </w:tcPr>
-          <w:p>
-            <w:r>
-              <w:t xml:space="preserve">R45 1k</w:t>
-            </w:r>
-          </w:p>
-        </w:tc>
-        <w:tc>
-          <w:tcPr>
-            <w:tcW w:w="3120" w:type="dxa"/>
-          </w:tcPr>
-          <w:p>
-            <w:r>
-              <w:t xml:space="preserve">Fuel level pull-up</w:t>
-            </w:r>
-          </w:p>
-        </w:tc>
-        <w:tc>
-          <w:tcPr>
-            <w:tcW w:w="3120" w:type="dxa"/>
-          </w:tcPr>
-          <w:p>
-            <w:r>
-              <w:t xml:space="preserve">to tune the fuel gauge reading</w:t>
-            </w:r>
-          </w:p>
-        </w:tc>
-      </w:tr>
-      <w:tr>
-        <w:tc>
-          <w:tcPr>
-            <w:tcW w:w="3120" w:type="dxa"/>
+            <w:tcW w:w="1560" w:type="dxa"/>
+          </w:tcPr>
+          <w:p>
+            <w:r>
+              <w:t xml:space="preserve">DNP 0R</w:t>
+            </w:r>
+          </w:p>
+        </w:tc>
+        <w:tc>
+          <w:tcPr>
+            <w:tcW w:w="1560" w:type="dxa"/>
+          </w:tcPr>
+          <w:p>
+            <w:r>
+              <w:t xml:space="preserve">AUX_AN2 / FP_STATUS</w:t>
+            </w:r>
+          </w:p>
+        </w:tc>
+        <w:tc>
+          <w:tcPr>
+            <w:tcW w:w="1560" w:type="dxa"/>
+          </w:tcPr>
+          <w:p>
+            <w:r>
+              <w:t xml:space="preserve">not fitted</w:t>
+            </w:r>
+          </w:p>
+        </w:tc>
+        <w:tc>
+          <w:tcPr>
+            <w:tcW w:w="1560" w:type="dxa"/>
+          </w:tcPr>
+          <w:p>
+            <w:r>
+              <w:t xml:space="preserve">read the FPCU status on IN_AT2 (then do not use AUX_AN2)</w:t>
+            </w:r>
+          </w:p>
+        </w:tc>
+      </w:tr>
+      <w:tr>
+        <w:tc>
+          <w:tcPr>
+            <w:tcW w:w="1560" w:type="dxa"/>
+          </w:tcPr>
+          <w:p>
+            <w:r>
+              <w:t xml:space="preserve">Aux</w:t>
+            </w:r>
+          </w:p>
+        </w:tc>
+        <w:tc>
+          <w:tcPr>
+            <w:tcW w:w="1560" w:type="dxa"/>
+          </w:tcPr>
+          <w:p>
+            <w:r>
+              <w:t xml:space="preserve">R48</w:t>
+            </w:r>
+          </w:p>
+        </w:tc>
+        <w:tc>
+          <w:tcPr>
+            <w:tcW w:w="1560" w:type="dxa"/>
+          </w:tcPr>
+          <w:p>
+            <w:r>
+              <w:t xml:space="preserve">4.7k</w:t>
+            </w:r>
+          </w:p>
+        </w:tc>
+        <w:tc>
+          <w:tcPr>
+            <w:tcW w:w="1560" w:type="dxa"/>
+          </w:tcPr>
+          <w:p>
+            <w:r>
+              <w:t xml:space="preserve">AUX_IN1 / GND</w:t>
+            </w:r>
+          </w:p>
+        </w:tc>
+        <w:tc>
+          <w:tcPr>
+            <w:tcW w:w="1560" w:type="dxa"/>
+          </w:tcPr>
+          <w:p>
+            <w:r>
+              <w:t xml:space="preserve">not fitted</w:t>
+            </w:r>
+          </w:p>
+        </w:tc>
+        <w:tc>
+          <w:tcPr>
+            <w:tcW w:w="1560" w:type="dxa"/>
+          </w:tcPr>
+          <w:p>
+            <w:r>
+              <w:t xml:space="preserve">aux input 1 floats: stronger pull-down</w:t>
+            </w:r>
+          </w:p>
+        </w:tc>
+      </w:tr>
+      <w:tr>
+        <w:tc>
+          <w:tcPr>
+            <w:tcW w:w="1560" w:type="dxa"/>
+          </w:tcPr>
+          <w:p>
+            <w:r>
+              <w:t xml:space="preserve">Aux</w:t>
+            </w:r>
+          </w:p>
+        </w:tc>
+        <w:tc>
+          <w:tcPr>
+            <w:tcW w:w="1560" w:type="dxa"/>
+          </w:tcPr>
+          <w:p>
+            <w:r>
+              <w:t xml:space="preserve">R49</w:t>
+            </w:r>
+          </w:p>
+        </w:tc>
+        <w:tc>
+          <w:tcPr>
+            <w:tcW w:w="1560" w:type="dxa"/>
+          </w:tcPr>
+          <w:p>
+            <w:r>
+              <w:t xml:space="preserve">4.7k</w:t>
+            </w:r>
+          </w:p>
+        </w:tc>
+        <w:tc>
+          <w:tcPr>
+            <w:tcW w:w="1560" w:type="dxa"/>
+          </w:tcPr>
+          <w:p>
+            <w:r>
+              <w:t xml:space="preserve">AUX_IN2 / GND</w:t>
+            </w:r>
+          </w:p>
+        </w:tc>
+        <w:tc>
+          <w:tcPr>
+            <w:tcW w:w="1560" w:type="dxa"/>
+          </w:tcPr>
+          <w:p>
+            <w:r>
+              <w:t xml:space="preserve">not fitted</w:t>
+            </w:r>
+          </w:p>
+        </w:tc>
+        <w:tc>
+          <w:tcPr>
+            <w:tcW w:w="1560" w:type="dxa"/>
+          </w:tcPr>
+          <w:p>
+            <w:r>
+              <w:t xml:space="preserve">aux input 2 floats: stronger pull-down</w:t>
+            </w:r>
+          </w:p>
+        </w:tc>
+      </w:tr>
+      <w:tr>
+        <w:tc>
+          <w:tcPr>
+            <w:tcW w:w="1560" w:type="dxa"/>
+          </w:tcPr>
+          <w:p>
+            <w:r>
+              <w:t xml:space="preserve">Aux</w:t>
+            </w:r>
+          </w:p>
+        </w:tc>
+        <w:tc>
+          <w:tcPr>
+            <w:tcW w:w="1560" w:type="dxa"/>
+          </w:tcPr>
+          <w:p>
+            <w:r>
+              <w:t xml:space="preserve">R50</w:t>
+            </w:r>
+          </w:p>
+        </w:tc>
+        <w:tc>
+          <w:tcPr>
+            <w:tcW w:w="1560" w:type="dxa"/>
+          </w:tcPr>
+          <w:p>
+            <w:r>
+              <w:t xml:space="preserve">4.7k</w:t>
+            </w:r>
+          </w:p>
+        </w:tc>
+        <w:tc>
+          <w:tcPr>
+            <w:tcW w:w="1560" w:type="dxa"/>
+          </w:tcPr>
+          <w:p>
+            <w:r>
+              <w:t xml:space="preserve">AUX_IN3 / GND</w:t>
+            </w:r>
+          </w:p>
+        </w:tc>
+        <w:tc>
+          <w:tcPr>
+            <w:tcW w:w="1560" w:type="dxa"/>
+          </w:tcPr>
+          <w:p>
+            <w:r>
+              <w:t xml:space="preserve">not fitted</w:t>
+            </w:r>
+          </w:p>
+        </w:tc>
+        <w:tc>
+          <w:tcPr>
+            <w:tcW w:w="1560" w:type="dxa"/>
+          </w:tcPr>
+          <w:p>
+            <w:r>
+              <w:t xml:space="preserve">aux input 3 floats: stronger pull-down</w:t>
+            </w:r>
+          </w:p>
+        </w:tc>
+      </w:tr>
+      <w:tr>
+        <w:tc>
+          <w:tcPr>
+            <w:tcW w:w="1560" w:type="dxa"/>
+          </w:tcPr>
+          <w:p>
+            <w:r>
+              <w:t xml:space="preserve">Comms</w:t>
+            </w:r>
+          </w:p>
+        </w:tc>
+        <w:tc>
+          <w:tcPr>
+            <w:tcW w:w="1560" w:type="dxa"/>
+          </w:tcPr>
+          <w:p>
+            <w:r>
+              <w:t xml:space="preserve">JP1</w:t>
+            </w:r>
+          </w:p>
+        </w:tc>
+        <w:tc>
+          <w:tcPr>
+            <w:tcW w:w="1560" w:type="dxa"/>
+          </w:tcPr>
+          <w:p>
+            <w:r>
+              <w:t xml:space="preserve">0R</w:t>
+            </w:r>
+          </w:p>
+        </w:tc>
+        <w:tc>
+          <w:tcPr>
+            <w:tcW w:w="1560" w:type="dxa"/>
+          </w:tcPr>
+          <w:p>
+            <w:r>
+              <w:t xml:space="preserve">WBO_UN / WBO_UN_J1</w:t>
+            </w:r>
+          </w:p>
+        </w:tc>
+        <w:tc>
+          <w:tcPr>
+            <w:tcW w:w="1560" w:type="dxa"/>
+          </w:tcPr>
+          <w:p>
+            <w:r>
+              <w:t xml:space="preserve">fitted</w:t>
+            </w:r>
+          </w:p>
+        </w:tc>
+        <w:tc>
+          <w:tcPr>
+            <w:tcW w:w="1560" w:type="dxa"/>
+          </w:tcPr>
+          <w:p>
+            <w:r>
+              <w:t xml:space="preserve">FITTED: LSU Un through the harness (remove for a pigtail on the pads)</w:t>
+            </w:r>
+          </w:p>
+        </w:tc>
+      </w:tr>
+      <w:tr>
+        <w:tc>
+          <w:tcPr>
+            <w:tcW w:w="1560" w:type="dxa"/>
+          </w:tcPr>
+          <w:p>
+            <w:r>
+              <w:t xml:space="preserve">Comms</w:t>
+            </w:r>
+          </w:p>
+        </w:tc>
+        <w:tc>
+          <w:tcPr>
+            <w:tcW w:w="1560" w:type="dxa"/>
+          </w:tcPr>
+          <w:p>
+            <w:r>
+              <w:t xml:space="preserve">JP2</w:t>
+            </w:r>
+          </w:p>
+        </w:tc>
+        <w:tc>
+          <w:tcPr>
+            <w:tcW w:w="1560" w:type="dxa"/>
+          </w:tcPr>
+          <w:p>
+            <w:r>
+              <w:t xml:space="preserve">0R</w:t>
+            </w:r>
+          </w:p>
+        </w:tc>
+        <w:tc>
+          <w:tcPr>
+            <w:tcW w:w="1560" w:type="dxa"/>
+          </w:tcPr>
+          <w:p>
+            <w:r>
+              <w:t xml:space="preserve">WBO_VM / WBO_VM_J1</w:t>
+            </w:r>
+          </w:p>
+        </w:tc>
+        <w:tc>
+          <w:tcPr>
+            <w:tcW w:w="1560" w:type="dxa"/>
+          </w:tcPr>
+          <w:p>
+            <w:r>
+              <w:t xml:space="preserve">fitted</w:t>
+            </w:r>
+          </w:p>
+        </w:tc>
+        <w:tc>
+          <w:tcPr>
+            <w:tcW w:w="1560" w:type="dxa"/>
+          </w:tcPr>
+          <w:p>
+            <w:r>
+              <w:t xml:space="preserve">FITTED: LSU Vm through the harness</w:t>
+            </w:r>
+          </w:p>
+        </w:tc>
+      </w:tr>
+      <w:tr>
+        <w:tc>
+          <w:tcPr>
+            <w:tcW w:w="1560" w:type="dxa"/>
+          </w:tcPr>
+          <w:p>
+            <w:r>
+              <w:t xml:space="preserve">Comms</w:t>
+            </w:r>
+          </w:p>
+        </w:tc>
+        <w:tc>
+          <w:tcPr>
+            <w:tcW w:w="1560" w:type="dxa"/>
+          </w:tcPr>
+          <w:p>
+            <w:r>
+              <w:t xml:space="preserve">JP3</w:t>
+            </w:r>
+          </w:p>
+        </w:tc>
+        <w:tc>
+          <w:tcPr>
+            <w:tcW w:w="1560" w:type="dxa"/>
+          </w:tcPr>
+          <w:p>
+            <w:r>
+              <w:t xml:space="preserve">0R</w:t>
+            </w:r>
+          </w:p>
+        </w:tc>
+        <w:tc>
+          <w:tcPr>
+            <w:tcW w:w="1560" w:type="dxa"/>
+          </w:tcPr>
+          <w:p>
+            <w:r>
+              <w:t xml:space="preserve">WBO_IP / WBO_IP_J1</w:t>
+            </w:r>
+          </w:p>
+        </w:tc>
+        <w:tc>
+          <w:tcPr>
+            <w:tcW w:w="1560" w:type="dxa"/>
+          </w:tcPr>
+          <w:p>
+            <w:r>
+              <w:t xml:space="preserve">fitted</w:t>
+            </w:r>
+          </w:p>
+        </w:tc>
+        <w:tc>
+          <w:tcPr>
+            <w:tcW w:w="1560" w:type="dxa"/>
+          </w:tcPr>
+          <w:p>
+            <w:r>
+              <w:t xml:space="preserve">FITTED: LSU Ip through the harness (A25 shield wire)</w:t>
+            </w:r>
+          </w:p>
+        </w:tc>
+      </w:tr>
+      <w:tr>
+        <w:tc>
+          <w:tcPr>
+            <w:tcW w:w="1560" w:type="dxa"/>
+          </w:tcPr>
+          <w:p>
+            <w:r>
+              <w:t xml:space="preserve">Comms</w:t>
+            </w:r>
+          </w:p>
+        </w:tc>
+        <w:tc>
+          <w:tcPr>
+            <w:tcW w:w="1560" w:type="dxa"/>
           </w:tcPr>
           <w:p>
             <w:r>
@@ -2580,189 +3226,431 @@
         </w:tc>
         <w:tc>
           <w:tcPr>
-            <w:tcW w:w="3120" w:type="dxa"/>
-          </w:tcPr>
-          <w:p>
-            <w:r>
-              <w:t xml:space="preserve">D29 (DLC pin 6) -&gt; K-line</w:t>
-            </w:r>
-          </w:p>
-        </w:tc>
-        <w:tc>
-          <w:tcPr>
-            <w:tcW w:w="3120" w:type="dxa"/>
-          </w:tcPr>
-          <w:p>
-            <w:r>
-              <w:t xml:space="preserve">if D29 is a second K-line</w:t>
-            </w:r>
-          </w:p>
-        </w:tc>
-      </w:tr>
-      <w:tr>
-        <w:tc>
-          <w:tcPr>
-            <w:tcW w:w="3120" w:type="dxa"/>
-          </w:tcPr>
-          <w:p>
-            <w:r>
-              <w:t xml:space="preserve">JP5 / JP6</w:t>
-            </w:r>
-          </w:p>
-        </w:tc>
-        <w:tc>
-          <w:tcPr>
-            <w:tcW w:w="3120" w:type="dxa"/>
-          </w:tcPr>
-          <w:p>
-            <w:r>
-              <w:t xml:space="preserve">Spare low-side LS4 ch3 / ch4 -&gt; EVAP A12 / A13</w:t>
-            </w:r>
-          </w:p>
-        </w:tc>
-        <w:tc>
-          <w:tcPr>
-            <w:tcW w:w="3120" w:type="dxa"/>
-          </w:tcPr>
-          <w:p>
-            <w:r>
-              <w:t xml:space="preserve">to drive the EVAP solenoids</w:t>
-            </w:r>
-          </w:p>
-        </w:tc>
-      </w:tr>
-      <w:tr>
-        <w:tc>
-          <w:tcPr>
-            <w:tcW w:w="3120" w:type="dxa"/>
-          </w:tcPr>
-          <w:p>
-            <w:r>
-              <w:t xml:space="preserve">JP8 (fitted) / JP9</w:t>
-            </w:r>
-          </w:p>
-        </w:tc>
-        <w:tc>
-          <w:tcPr>
-            <w:tcW w:w="3120" w:type="dxa"/>
-          </w:tcPr>
-          <w:p>
-            <w:r>
-              <w:t xml:space="preserve">Sensor ground GND_SENSOR (C31, C34, C35) -&gt; GND / -&gt; GNDA</w:t>
-            </w:r>
-          </w:p>
-        </w:tc>
-        <w:tc>
-          <w:tcPr>
-            <w:tcW w:w="3120" w:type="dxa"/>
-          </w:tcPr>
-          <w:p>
-            <w:r>
-              <w:t xml:space="preserve">move sensor returns to analog ground</w:t>
-            </w:r>
-          </w:p>
-        </w:tc>
-      </w:tr>
-      <w:tr>
-        <w:tc>
-          <w:tcPr>
-            <w:tcW w:w="3120" w:type="dxa"/>
-          </w:tcPr>
-          <w:p>
-            <w:r>
-              <w:t xml:space="preserve">R30-R37</w:t>
-            </w:r>
-          </w:p>
-        </w:tc>
-        <w:tc>
-          <w:tcPr>
-            <w:tcW w:w="3120" w:type="dxa"/>
-          </w:tcPr>
-          <w:p>
-            <w:r>
-              <w:t xml:space="preserve">Pull-down values (fitted)</w:t>
-            </w:r>
-          </w:p>
-        </w:tc>
-        <w:tc>
-          <w:tcPr>
-            <w:tcW w:w="3120" w:type="dxa"/>
-          </w:tcPr>
-          <w:p>
-            <w:r>
-              <w:t xml:space="preserve">change the value if a switch reads wrong</w:t>
-            </w:r>
-          </w:p>
-        </w:tc>
-      </w:tr>
-      <w:tr>
-        <w:tc>
-          <w:tcPr>
-            <w:tcW w:w="3120" w:type="dxa"/>
-          </w:tcPr>
-          <w:p>
-            <w:r>
-              <w:t xml:space="preserve">R46-R48 4.7k</w:t>
-            </w:r>
-          </w:p>
-        </w:tc>
-        <w:tc>
-          <w:tcPr>
-            <w:tcW w:w="3120" w:type="dxa"/>
-          </w:tcPr>
-          <w:p>
-            <w:r>
-              <w:t xml:space="preserve">Aux input pull-downs</w:t>
-            </w:r>
-          </w:p>
-        </w:tc>
-        <w:tc>
-          <w:tcPr>
-            <w:tcW w:w="3120" w:type="dxa"/>
-          </w:tcPr>
-          <w:p>
-            <w:r>
-              <w:t xml:space="preserve">if an aux button input floats</w:t>
-            </w:r>
-          </w:p>
-        </w:tc>
-      </w:tr>
-      <w:tr>
-        <w:tc>
-          <w:tcPr>
-            <w:tcW w:w="3120" w:type="dxa"/>
-          </w:tcPr>
-          <w:p>
-            <w:r>
-              <w:t xml:space="preserve">R49-R51 10k</w:t>
-            </w:r>
-          </w:p>
-        </w:tc>
-        <w:tc>
-          <w:tcPr>
-            <w:tcW w:w="3120" w:type="dxa"/>
-          </w:tcPr>
-          <w:p>
-            <w:r>
-              <w:t xml:space="preserve">Pull-ups on defogger / lights / blower lines</w:t>
-            </w:r>
-          </w:p>
-        </w:tc>
-        <w:tc>
-          <w:tcPr>
-            <w:tcW w:w="3120" w:type="dxa"/>
-          </w:tcPr>
-          <w:p>
-            <w:r>
-              <w:t xml:space="preserve">if a load line floats when off</w:t>
-            </w:r>
-          </w:p>
-        </w:tc>
-      </w:tr>
-      <w:tr>
-        <w:tc>
-          <w:tcPr>
-            <w:tcW w:w="3120" w:type="dxa"/>
+            <w:tcW w:w="1560" w:type="dxa"/>
+          </w:tcPr>
+          <w:p>
+            <w:r>
+              <w:t xml:space="preserve">DNP 0R</w:t>
+            </w:r>
+          </w:p>
+        </w:tc>
+        <w:tc>
+          <w:tcPr>
+            <w:tcW w:w="1560" w:type="dxa"/>
+          </w:tcPr>
+          <w:p>
+            <w:r>
+              <w:t xml:space="preserve">DLC6_D29 / K_LINE</w:t>
+            </w:r>
+          </w:p>
+        </w:tc>
+        <w:tc>
+          <w:tcPr>
+            <w:tcW w:w="1560" w:type="dxa"/>
+          </w:tcPr>
+          <w:p>
+            <w:r>
+              <w:t xml:space="preserve">not fitted</w:t>
+            </w:r>
+          </w:p>
+        </w:tc>
+        <w:tc>
+          <w:tcPr>
+            <w:tcW w:w="1560" w:type="dxa"/>
+          </w:tcPr>
+          <w:p>
+            <w:r>
+              <w:t xml:space="preserve">D29 turns out to be a second K-line</w:t>
+            </w:r>
+          </w:p>
+        </w:tc>
+      </w:tr>
+      <w:tr>
+        <w:tc>
+          <w:tcPr>
+            <w:tcW w:w="1560" w:type="dxa"/>
+          </w:tcPr>
+          <w:p>
+            <w:r>
+              <w:t xml:space="preserve">Comms</w:t>
+            </w:r>
+          </w:p>
+        </w:tc>
+        <w:tc>
+          <w:tcPr>
+            <w:tcW w:w="1560" w:type="dxa"/>
+          </w:tcPr>
+          <w:p>
+            <w:r>
+              <w:t xml:space="preserve">R54</w:t>
+            </w:r>
+          </w:p>
+        </w:tc>
+        <w:tc>
+          <w:tcPr>
+            <w:tcW w:w="1560" w:type="dxa"/>
+          </w:tcPr>
+          <w:p>
+            <w:r>
+              <w:t xml:space="preserve">120</w:t>
+            </w:r>
+          </w:p>
+        </w:tc>
+        <w:tc>
+          <w:tcPr>
+            <w:tcW w:w="1560" w:type="dxa"/>
+          </w:tcPr>
+          <w:p>
+            <w:r>
+              <w:t xml:space="preserve">CAN_H / CAN_L</w:t>
+            </w:r>
+          </w:p>
+        </w:tc>
+        <w:tc>
+          <w:tcPr>
+            <w:tcW w:w="1560" w:type="dxa"/>
+          </w:tcPr>
+          <w:p>
+            <w:r>
+              <w:t xml:space="preserve">not fitted</w:t>
+            </w:r>
+          </w:p>
+        </w:tc>
+        <w:tc>
+          <w:tcPr>
+            <w:tcW w:w="1560" w:type="dxa"/>
+          </w:tcPr>
+          <w:p>
+            <w:r>
+              <w:t xml:space="preserve">external CAN device that does not terminate the bus</w:t>
+            </w:r>
+          </w:p>
+        </w:tc>
+      </w:tr>
+      <w:tr>
+        <w:tc>
+          <w:tcPr>
+            <w:tcW w:w="1560" w:type="dxa"/>
+          </w:tcPr>
+          <w:p>
+            <w:r>
+              <w:t xml:space="preserve">Inputs</w:t>
+            </w:r>
+          </w:p>
+        </w:tc>
+        <w:tc>
+          <w:tcPr>
+            <w:tcW w:w="1560" w:type="dxa"/>
+          </w:tcPr>
+          <w:p>
+            <w:r>
+              <w:t xml:space="preserve">R44</w:t>
+            </w:r>
+          </w:p>
+        </w:tc>
+        <w:tc>
+          <w:tcPr>
+            <w:tcW w:w="1560" w:type="dxa"/>
+          </w:tcPr>
+          <w:p>
+            <w:r>
+              <w:t xml:space="preserve">4.7k</w:t>
+            </w:r>
+          </w:p>
+        </w:tc>
+        <w:tc>
+          <w:tcPr>
+            <w:tcW w:w="1560" w:type="dxa"/>
+          </w:tcPr>
+          <w:p>
+            <w:r>
+              <w:t xml:space="preserve">GND / IN_NEUTRAL_SWITCH</w:t>
+            </w:r>
+          </w:p>
+        </w:tc>
+        <w:tc>
+          <w:tcPr>
+            <w:tcW w:w="1560" w:type="dxa"/>
+          </w:tcPr>
+          <w:p>
+            <w:r>
+              <w:t xml:space="preserve">not fitted</w:t>
+            </w:r>
+          </w:p>
+        </w:tc>
+        <w:tc>
+          <w:tcPr>
+            <w:tcW w:w="1560" w:type="dxa"/>
+          </w:tcPr>
+          <w:p>
+            <w:r>
+              <w:t xml:space="preserve">neutral switch turns out to be 12 V-active</w:t>
+            </w:r>
+          </w:p>
+        </w:tc>
+      </w:tr>
+      <w:tr>
+        <w:tc>
+          <w:tcPr>
+            <w:tcW w:w="1560" w:type="dxa"/>
+          </w:tcPr>
+          <w:p>
+            <w:r>
+              <w:t xml:space="preserve">Inputs</w:t>
+            </w:r>
+          </w:p>
+        </w:tc>
+        <w:tc>
+          <w:tcPr>
+            <w:tcW w:w="1560" w:type="dxa"/>
+          </w:tcPr>
+          <w:p>
+            <w:r>
+              <w:t xml:space="preserve">R45</w:t>
+            </w:r>
+          </w:p>
+        </w:tc>
+        <w:tc>
+          <w:tcPr>
+            <w:tcW w:w="1560" w:type="dxa"/>
+          </w:tcPr>
+          <w:p>
+            <w:r>
+              <w:t xml:space="preserve">1k</w:t>
+            </w:r>
+          </w:p>
+        </w:tc>
+        <w:tc>
+          <w:tcPr>
+            <w:tcW w:w="1560" w:type="dxa"/>
+          </w:tcPr>
+          <w:p>
+            <w:r>
+              <w:t xml:space="preserve">+5VA / IN_FUEL_LEVEL</w:t>
+            </w:r>
+          </w:p>
+        </w:tc>
+        <w:tc>
+          <w:tcPr>
+            <w:tcW w:w="1560" w:type="dxa"/>
+          </w:tcPr>
+          <w:p>
+            <w:r>
+              <w:t xml:space="preserve">not fitted</w:t>
+            </w:r>
+          </w:p>
+        </w:tc>
+        <w:tc>
+          <w:tcPr>
+            <w:tcW w:w="1560" w:type="dxa"/>
+          </w:tcPr>
+          <w:p>
+            <w:r>
+              <w:t xml:space="preserve">tune the fuel gauge reading</w:t>
+            </w:r>
+          </w:p>
+        </w:tc>
+      </w:tr>
+      <w:tr>
+        <w:tc>
+          <w:tcPr>
+            <w:tcW w:w="1560" w:type="dxa"/>
+          </w:tcPr>
+          <w:p>
+            <w:r>
+              <w:t xml:space="preserve">Inputs</w:t>
+            </w:r>
+          </w:p>
+        </w:tc>
+        <w:tc>
+          <w:tcPr>
+            <w:tcW w:w="1560" w:type="dxa"/>
+          </w:tcPr>
+          <w:p>
+            <w:r>
+              <w:t xml:space="preserve">R51</w:t>
+            </w:r>
+          </w:p>
+        </w:tc>
+        <w:tc>
+          <w:tcPr>
+            <w:tcW w:w="1560" w:type="dxa"/>
+          </w:tcPr>
+          <w:p>
+            <w:r>
+              <w:t xml:space="preserve">10k</w:t>
+            </w:r>
+          </w:p>
+        </w:tc>
+        <w:tc>
+          <w:tcPr>
+            <w:tcW w:w="1560" w:type="dxa"/>
+          </w:tcPr>
+          <w:p>
+            <w:r>
+              <w:t xml:space="preserve">+5V / IN_DEFOG</w:t>
+            </w:r>
+          </w:p>
+        </w:tc>
+        <w:tc>
+          <w:tcPr>
+            <w:tcW w:w="1560" w:type="dxa"/>
+          </w:tcPr>
+          <w:p>
+            <w:r>
+              <w:t xml:space="preserve">not fitted</w:t>
+            </w:r>
+          </w:p>
+        </w:tc>
+        <w:tc>
+          <w:tcPr>
+            <w:tcW w:w="1560" w:type="dxa"/>
+          </w:tcPr>
+          <w:p>
+            <w:r>
+              <w:t xml:space="preserve">defogger line floats when off: stronger pull-up</w:t>
+            </w:r>
+          </w:p>
+        </w:tc>
+      </w:tr>
+      <w:tr>
+        <w:tc>
+          <w:tcPr>
+            <w:tcW w:w="1560" w:type="dxa"/>
+          </w:tcPr>
+          <w:p>
+            <w:r>
+              <w:t xml:space="preserve">Inputs</w:t>
+            </w:r>
+          </w:p>
+        </w:tc>
+        <w:tc>
+          <w:tcPr>
+            <w:tcW w:w="1560" w:type="dxa"/>
+          </w:tcPr>
+          <w:p>
+            <w:r>
+              <w:t xml:space="preserve">R52</w:t>
+            </w:r>
+          </w:p>
+        </w:tc>
+        <w:tc>
+          <w:tcPr>
+            <w:tcW w:w="1560" w:type="dxa"/>
+          </w:tcPr>
+          <w:p>
+            <w:r>
+              <w:t xml:space="preserve">10k</w:t>
+            </w:r>
+          </w:p>
+        </w:tc>
+        <w:tc>
+          <w:tcPr>
+            <w:tcW w:w="1560" w:type="dxa"/>
+          </w:tcPr>
+          <w:p>
+            <w:r>
+              <w:t xml:space="preserve">+5V / IN_SMALL_LIGHT</w:t>
+            </w:r>
+          </w:p>
+        </w:tc>
+        <w:tc>
+          <w:tcPr>
+            <w:tcW w:w="1560" w:type="dxa"/>
+          </w:tcPr>
+          <w:p>
+            <w:r>
+              <w:t xml:space="preserve">not fitted</w:t>
+            </w:r>
+          </w:p>
+        </w:tc>
+        <w:tc>
+          <w:tcPr>
+            <w:tcW w:w="1560" w:type="dxa"/>
+          </w:tcPr>
+          <w:p>
+            <w:r>
+              <w:t xml:space="preserve">lights line floats when off: stronger pull-up</w:t>
+            </w:r>
+          </w:p>
+        </w:tc>
+      </w:tr>
+      <w:tr>
+        <w:tc>
+          <w:tcPr>
+            <w:tcW w:w="1560" w:type="dxa"/>
+          </w:tcPr>
+          <w:p>
+            <w:r>
+              <w:t xml:space="preserve">Inputs</w:t>
+            </w:r>
+          </w:p>
+        </w:tc>
+        <w:tc>
+          <w:tcPr>
+            <w:tcW w:w="1560" w:type="dxa"/>
+          </w:tcPr>
+          <w:p>
+            <w:r>
+              <w:t xml:space="preserve">R53</w:t>
+            </w:r>
+          </w:p>
+        </w:tc>
+        <w:tc>
+          <w:tcPr>
+            <w:tcW w:w="1560" w:type="dxa"/>
+          </w:tcPr>
+          <w:p>
+            <w:r>
+              <w:t xml:space="preserve">10k</w:t>
+            </w:r>
+          </w:p>
+        </w:tc>
+        <w:tc>
+          <w:tcPr>
+            <w:tcW w:w="1560" w:type="dxa"/>
+          </w:tcPr>
+          <w:p>
+            <w:r>
+              <w:t xml:space="preserve">+5V / IN_BLOWER</w:t>
+            </w:r>
+          </w:p>
+        </w:tc>
+        <w:tc>
+          <w:tcPr>
+            <w:tcW w:w="1560" w:type="dxa"/>
+          </w:tcPr>
+          <w:p>
+            <w:r>
+              <w:t xml:space="preserve">not fitted</w:t>
+            </w:r>
+          </w:p>
+        </w:tc>
+        <w:tc>
+          <w:tcPr>
+            <w:tcW w:w="1560" w:type="dxa"/>
+          </w:tcPr>
+          <w:p>
+            <w:r>
+              <w:t xml:space="preserve">blower line floats when off: stronger pull-up</w:t>
+            </w:r>
+          </w:p>
+        </w:tc>
+      </w:tr>
+      <w:tr>
+        <w:tc>
+          <w:tcPr>
+            <w:tcW w:w="1560" w:type="dxa"/>
+          </w:tcPr>
+          <w:p>
+            <w:r>
+              <w:t xml:space="preserve">Mcu</w:t>
+            </w:r>
+          </w:p>
+        </w:tc>
+        <w:tc>
+          <w:tcPr>
+            <w:tcW w:w="1560" w:type="dxa"/>
           </w:tcPr>
           <w:p>
             <w:r>
@@ -2772,29 +3660,59 @@
         </w:tc>
         <w:tc>
           <w:tcPr>
-            <w:tcW w:w="3120" w:type="dxa"/>
-          </w:tcPr>
-          <w:p>
-            <w:r>
-              <w:t xml:space="preserve">BOOT0 to 3.3 V</w:t>
-            </w:r>
-          </w:p>
-        </w:tc>
-        <w:tc>
-          <w:tcPr>
-            <w:tcW w:w="3120" w:type="dxa"/>
-          </w:tcPr>
-          <w:p>
-            <w:r>
-              <w:t xml:space="preserve">bridge to force USB DFU bootloader</w:t>
-            </w:r>
-          </w:p>
-        </w:tc>
-      </w:tr>
-      <w:tr>
-        <w:tc>
-          <w:tcPr>
-            <w:tcW w:w="3120" w:type="dxa"/>
+            <w:tcW w:w="1560" w:type="dxa"/>
+          </w:tcPr>
+          <w:p>
+            <w:r>
+              <w:t xml:space="preserve">0R</w:t>
+            </w:r>
+          </w:p>
+        </w:tc>
+        <w:tc>
+          <w:tcPr>
+            <w:tcW w:w="1560" w:type="dxa"/>
+          </w:tcPr>
+          <w:p>
+            <w:r>
+              <w:t xml:space="preserve">GND / USB_SHIELD</w:t>
+            </w:r>
+          </w:p>
+        </w:tc>
+        <w:tc>
+          <w:tcPr>
+            <w:tcW w:w="1560" w:type="dxa"/>
+          </w:tcPr>
+          <w:p>
+            <w:r>
+              <w:t xml:space="preserve">fitted</w:t>
+            </w:r>
+          </w:p>
+        </w:tc>
+        <w:tc>
+          <w:tcPr>
+            <w:tcW w:w="1560" w:type="dxa"/>
+          </w:tcPr>
+          <w:p>
+            <w:r>
+              <w:t xml:space="preserve">FITTED: USB shell to GND (remove to float the shell)</w:t>
+            </w:r>
+          </w:p>
+        </w:tc>
+      </w:tr>
+      <w:tr>
+        <w:tc>
+          <w:tcPr>
+            <w:tcW w:w="1560" w:type="dxa"/>
+          </w:tcPr>
+          <w:p>
+            <w:r>
+              <w:t xml:space="preserve">Mcu</w:t>
+            </w:r>
+          </w:p>
+        </w:tc>
+        <w:tc>
+          <w:tcPr>
+            <w:tcW w:w="1560" w:type="dxa"/>
           </w:tcPr>
           <w:p>
             <w:r>
@@ -2804,53 +3722,723 @@
         </w:tc>
         <w:tc>
           <w:tcPr>
-            <w:tcW w:w="3120" w:type="dxa"/>
-          </w:tcPr>
-          <w:p>
-            <w:r>
-              <w:t xml:space="preserve">Pedal 5 V back onto +5VAS</w:t>
-            </w:r>
-          </w:p>
-        </w:tc>
-        <w:tc>
-          <w:tcPr>
-            <w:tcW w:w="3120" w:type="dxa"/>
-          </w:tcPr>
-          <w:p>
-            <w:r>
-              <w:t xml:space="preserve">only if M8 is not fitted</w:t>
-            </w:r>
-          </w:p>
-        </w:tc>
-      </w:tr>
-      <w:tr>
-        <w:tc>
-          <w:tcPr>
-            <w:tcW w:w="3120" w:type="dxa"/>
-          </w:tcPr>
-          <w:p>
-            <w:r>
-              <w:t xml:space="preserve">R52 120R</w:t>
-            </w:r>
-          </w:p>
-        </w:tc>
-        <w:tc>
-          <w:tcPr>
-            <w:tcW w:w="3120" w:type="dxa"/>
-          </w:tcPr>
-          <w:p>
-            <w:r>
-              <w:t xml:space="preserve">CAN terminator at the aux connector</w:t>
-            </w:r>
-          </w:p>
-        </w:tc>
-        <w:tc>
-          <w:tcPr>
-            <w:tcW w:w="3120" w:type="dxa"/>
-          </w:tcPr>
-          <w:p>
-            <w:r>
-              <w:t xml:space="preserve">external CAN device that does not terminate</w:t>
+            <w:tcW w:w="1560" w:type="dxa"/>
+          </w:tcPr>
+          <w:p>
+            <w:r>
+              <w:t xml:space="preserve">DNP 0R</w:t>
+            </w:r>
+          </w:p>
+        </w:tc>
+        <w:tc>
+          <w:tcPr>
+            <w:tcW w:w="1560" w:type="dxa"/>
+          </w:tcPr>
+          <w:p>
+            <w:r>
+              <w:t xml:space="preserve">+3.3V / BOOT0</w:t>
+            </w:r>
+          </w:p>
+        </w:tc>
+        <w:tc>
+          <w:tcPr>
+            <w:tcW w:w="1560" w:type="dxa"/>
+          </w:tcPr>
+          <w:p>
+            <w:r>
+              <w:t xml:space="preserve">not fitted</w:t>
+            </w:r>
+          </w:p>
+        </w:tc>
+        <w:tc>
+          <w:tcPr>
+            <w:tcW w:w="1560" w:type="dxa"/>
+          </w:tcPr>
+          <w:p>
+            <w:r>
+              <w:t xml:space="preserve">bridge to force the USB DFU bootloader</w:t>
+            </w:r>
+          </w:p>
+        </w:tc>
+      </w:tr>
+      <w:tr>
+        <w:tc>
+          <w:tcPr>
+            <w:tcW w:w="1560" w:type="dxa"/>
+          </w:tcPr>
+          <w:p>
+            <w:r>
+              <w:t xml:space="preserve">Outputs</w:t>
+            </w:r>
+          </w:p>
+        </w:tc>
+        <w:tc>
+          <w:tcPr>
+            <w:tcW w:w="1560" w:type="dxa"/>
+          </w:tcPr>
+          <w:p>
+            <w:r>
+              <w:t xml:space="preserve">JP5</w:t>
+            </w:r>
+          </w:p>
+        </w:tc>
+        <w:tc>
+          <w:tcPr>
+            <w:tcW w:w="1560" w:type="dxa"/>
+          </w:tcPr>
+          <w:p>
+            <w:r>
+              <w:t xml:space="preserve">DNP 0R</w:t>
+            </w:r>
+          </w:p>
+        </w:tc>
+        <w:tc>
+          <w:tcPr>
+            <w:tcW w:w="1560" w:type="dxa"/>
+          </w:tcPr>
+          <w:p>
+            <w:r>
+              <w:t xml:space="preserve">EVAP_A12 / OUT_SPARE_LS1</w:t>
+            </w:r>
+          </w:p>
+        </w:tc>
+        <w:tc>
+          <w:tcPr>
+            <w:tcW w:w="1560" w:type="dxa"/>
+          </w:tcPr>
+          <w:p>
+            <w:r>
+              <w:t xml:space="preserve">not fitted</w:t>
+            </w:r>
+          </w:p>
+        </w:tc>
+        <w:tc>
+          <w:tcPr>
+            <w:tcW w:w="1560" w:type="dxa"/>
+          </w:tcPr>
+          <w:p>
+            <w:r>
+              <w:t xml:space="preserve">drive EVAP A12 from spare low-side 1</w:t>
+            </w:r>
+          </w:p>
+        </w:tc>
+      </w:tr>
+      <w:tr>
+        <w:tc>
+          <w:tcPr>
+            <w:tcW w:w="1560" w:type="dxa"/>
+          </w:tcPr>
+          <w:p>
+            <w:r>
+              <w:t xml:space="preserve">Outputs</w:t>
+            </w:r>
+          </w:p>
+        </w:tc>
+        <w:tc>
+          <w:tcPr>
+            <w:tcW w:w="1560" w:type="dxa"/>
+          </w:tcPr>
+          <w:p>
+            <w:r>
+              <w:t xml:space="preserve">JP6</w:t>
+            </w:r>
+          </w:p>
+        </w:tc>
+        <w:tc>
+          <w:tcPr>
+            <w:tcW w:w="1560" w:type="dxa"/>
+          </w:tcPr>
+          <w:p>
+            <w:r>
+              <w:t xml:space="preserve">DNP 0R</w:t>
+            </w:r>
+          </w:p>
+        </w:tc>
+        <w:tc>
+          <w:tcPr>
+            <w:tcW w:w="1560" w:type="dxa"/>
+          </w:tcPr>
+          <w:p>
+            <w:r>
+              <w:t xml:space="preserve">EVAP_A13 / OUT_SPARE_LS2</w:t>
+            </w:r>
+          </w:p>
+        </w:tc>
+        <w:tc>
+          <w:tcPr>
+            <w:tcW w:w="1560" w:type="dxa"/>
+          </w:tcPr>
+          <w:p>
+            <w:r>
+              <w:t xml:space="preserve">not fitted</w:t>
+            </w:r>
+          </w:p>
+        </w:tc>
+        <w:tc>
+          <w:tcPr>
+            <w:tcW w:w="1560" w:type="dxa"/>
+          </w:tcPr>
+          <w:p>
+            <w:r>
+              <w:t xml:space="preserve">drive EVAP A13 from spare low-side 2</w:t>
+            </w:r>
+          </w:p>
+        </w:tc>
+      </w:tr>
+      <w:tr>
+        <w:tc>
+          <w:tcPr>
+            <w:tcW w:w="1560" w:type="dxa"/>
+          </w:tcPr>
+          <w:p>
+            <w:r>
+              <w:t xml:space="preserve">Outputs</w:t>
+            </w:r>
+          </w:p>
+        </w:tc>
+        <w:tc>
+          <w:tcPr>
+            <w:tcW w:w="1560" w:type="dxa"/>
+          </w:tcPr>
+          <w:p>
+            <w:r>
+              <w:t xml:space="preserve">R38</w:t>
+            </w:r>
+          </w:p>
+        </w:tc>
+        <w:tc>
+          <w:tcPr>
+            <w:tcW w:w="1560" w:type="dxa"/>
+          </w:tcPr>
+          <w:p>
+            <w:r>
+              <w:t xml:space="preserve">2.2k</w:t>
+            </w:r>
+          </w:p>
+        </w:tc>
+        <w:tc>
+          <w:tcPr>
+            <w:tcW w:w="1560" w:type="dxa"/>
+          </w:tcPr>
+          <w:p>
+            <w:r>
+              <w:t xml:space="preserve">+12V_RAW / OUT_TACH</w:t>
+            </w:r>
+          </w:p>
+        </w:tc>
+        <w:tc>
+          <w:tcPr>
+            <w:tcW w:w="1560" w:type="dxa"/>
+          </w:tcPr>
+          <w:p>
+            <w:r>
+              <w:t xml:space="preserve">not fitted</w:t>
+            </w:r>
+          </w:p>
+        </w:tc>
+        <w:tc>
+          <w:tcPr>
+            <w:tcW w:w="1560" w:type="dxa"/>
+          </w:tcPr>
+          <w:p>
+            <w:r>
+              <w:t xml:space="preserve">tach needle dead: pull-up to 12 V</w:t>
+            </w:r>
+          </w:p>
+        </w:tc>
+      </w:tr>
+      <w:tr>
+        <w:tc>
+          <w:tcPr>
+            <w:tcW w:w="1560" w:type="dxa"/>
+          </w:tcPr>
+          <w:p>
+            <w:r>
+              <w:t xml:space="preserve">Outputs</w:t>
+            </w:r>
+          </w:p>
+        </w:tc>
+        <w:tc>
+          <w:tcPr>
+            <w:tcW w:w="1560" w:type="dxa"/>
+          </w:tcPr>
+          <w:p>
+            <w:r>
+              <w:t xml:space="preserve">R39</w:t>
+            </w:r>
+          </w:p>
+        </w:tc>
+        <w:tc>
+          <w:tcPr>
+            <w:tcW w:w="1560" w:type="dxa"/>
+          </w:tcPr>
+          <w:p>
+            <w:r>
+              <w:t xml:space="preserve">100</w:t>
+            </w:r>
+          </w:p>
+        </w:tc>
+        <w:tc>
+          <w:tcPr>
+            <w:tcW w:w="1560" w:type="dxa"/>
+          </w:tcPr>
+          <w:p>
+            <w:r>
+              <w:t xml:space="preserve">FP_CMD / FUEL_PUMP_SIGNAL1</w:t>
+            </w:r>
+          </w:p>
+        </w:tc>
+        <w:tc>
+          <w:tcPr>
+            <w:tcW w:w="1560" w:type="dxa"/>
+          </w:tcPr>
+          <w:p>
+            <w:r>
+              <w:t xml:space="preserve">fitted</w:t>
+            </w:r>
+          </w:p>
+        </w:tc>
+        <w:tc>
+          <w:tcPr>
+            <w:tcW w:w="1560" w:type="dxa"/>
+          </w:tcPr>
+          <w:p>
+            <w:r>
+              <w:t xml:space="preserve">FITTED: series protection on the FPCU command</w:t>
+            </w:r>
+          </w:p>
+        </w:tc>
+      </w:tr>
+      <w:tr>
+        <w:tc>
+          <w:tcPr>
+            <w:tcW w:w="1560" w:type="dxa"/>
+          </w:tcPr>
+          <w:p>
+            <w:r>
+              <w:t xml:space="preserve">Outputs</w:t>
+            </w:r>
+          </w:p>
+        </w:tc>
+        <w:tc>
+          <w:tcPr>
+            <w:tcW w:w="1560" w:type="dxa"/>
+          </w:tcPr>
+          <w:p>
+            <w:r>
+              <w:t xml:space="preserve">R40</w:t>
+            </w:r>
+          </w:p>
+        </w:tc>
+        <w:tc>
+          <w:tcPr>
+            <w:tcW w:w="1560" w:type="dxa"/>
+          </w:tcPr>
+          <w:p>
+            <w:r>
+              <w:t xml:space="preserve">1k</w:t>
+            </w:r>
+          </w:p>
+        </w:tc>
+        <w:tc>
+          <w:tcPr>
+            <w:tcW w:w="1560" w:type="dxa"/>
+          </w:tcPr>
+          <w:p>
+            <w:r>
+              <w:t xml:space="preserve">+5V / FUEL_PUMP_SIGNAL1</w:t>
+            </w:r>
+          </w:p>
+        </w:tc>
+        <w:tc>
+          <w:tcPr>
+            <w:tcW w:w="1560" w:type="dxa"/>
+          </w:tcPr>
+          <w:p>
+            <w:r>
+              <w:t xml:space="preserve">not fitted</w:t>
+            </w:r>
+          </w:p>
+        </w:tc>
+        <w:tc>
+          <w:tcPr>
+            <w:tcW w:w="1560" w:type="dxa"/>
+          </w:tcPr>
+          <w:p>
+            <w:r>
+              <w:t xml:space="preserve">FPCU input needs a pull-up (scope the stock ECM first)</w:t>
+            </w:r>
+          </w:p>
+        </w:tc>
+      </w:tr>
+      <w:tr>
+        <w:tc>
+          <w:tcPr>
+            <w:tcW w:w="1560" w:type="dxa"/>
+          </w:tcPr>
+          <w:p>
+            <w:r>
+              <w:t xml:space="preserve">Outputs</w:t>
+            </w:r>
+          </w:p>
+        </w:tc>
+        <w:tc>
+          <w:tcPr>
+            <w:tcW w:w="1560" w:type="dxa"/>
+          </w:tcPr>
+          <w:p>
+            <w:r>
+              <w:t xml:space="preserve">R41</w:t>
+            </w:r>
+          </w:p>
+        </w:tc>
+        <w:tc>
+          <w:tcPr>
+            <w:tcW w:w="1560" w:type="dxa"/>
+          </w:tcPr>
+          <w:p>
+            <w:r>
+              <w:t xml:space="preserve">10k</w:t>
+            </w:r>
+          </w:p>
+        </w:tc>
+        <w:tc>
+          <w:tcPr>
+            <w:tcW w:w="1560" w:type="dxa"/>
+          </w:tcPr>
+          <w:p>
+            <w:r>
+              <w:t xml:space="preserve">FUEL_PUMP_SIGNAL1 / GND</w:t>
+            </w:r>
+          </w:p>
+        </w:tc>
+        <w:tc>
+          <w:tcPr>
+            <w:tcW w:w="1560" w:type="dxa"/>
+          </w:tcPr>
+          <w:p>
+            <w:r>
+              <w:t xml:space="preserve">not fitted</w:t>
+            </w:r>
+          </w:p>
+        </w:tc>
+        <w:tc>
+          <w:tcPr>
+            <w:tcW w:w="1560" w:type="dxa"/>
+          </w:tcPr>
+          <w:p>
+            <w:r>
+              <w:t xml:space="preserve">FPCU input needs a pull-down</w:t>
+            </w:r>
+          </w:p>
+        </w:tc>
+      </w:tr>
+      <w:tr>
+        <w:tc>
+          <w:tcPr>
+            <w:tcW w:w="1560" w:type="dxa"/>
+          </w:tcPr>
+          <w:p>
+            <w:r>
+              <w:t xml:space="preserve">Power</w:t>
+            </w:r>
+          </w:p>
+        </w:tc>
+        <w:tc>
+          <w:tcPr>
+            <w:tcW w:w="1560" w:type="dxa"/>
+          </w:tcPr>
+          <w:p>
+            <w:r>
+              <w:t xml:space="preserve">JP12</w:t>
+            </w:r>
+          </w:p>
+        </w:tc>
+        <w:tc>
+          <w:tcPr>
+            <w:tcW w:w="1560" w:type="dxa"/>
+          </w:tcPr>
+          <w:p>
+            <w:r>
+              <w:t xml:space="preserve">DNP 0R</w:t>
+            </w:r>
+          </w:p>
+        </w:tc>
+        <w:tc>
+          <w:tcPr>
+            <w:tcW w:w="1560" w:type="dxa"/>
+          </w:tcPr>
+          <w:p>
+            <w:r>
+              <w:t xml:space="preserve">+5VAS / APS_PS_5V</w:t>
+            </w:r>
+          </w:p>
+        </w:tc>
+        <w:tc>
+          <w:tcPr>
+            <w:tcW w:w="1560" w:type="dxa"/>
+          </w:tcPr>
+          <w:p>
+            <w:r>
+              <w:t xml:space="preserve">not fitted</w:t>
+            </w:r>
+          </w:p>
+        </w:tc>
+        <w:tc>
+          <w:tcPr>
+            <w:tcW w:w="1560" w:type="dxa"/>
+          </w:tcPr>
+          <w:p>
+            <w:r>
+              <w:t xml:space="preserve">only if M8 is not fitted: pedal back on the shared sensor 5 V</w:t>
+            </w:r>
+          </w:p>
+        </w:tc>
+      </w:tr>
+      <w:tr>
+        <w:tc>
+          <w:tcPr>
+            <w:tcW w:w="1560" w:type="dxa"/>
+          </w:tcPr>
+          <w:p>
+            <w:r>
+              <w:t xml:space="preserve">Sensors</w:t>
+            </w:r>
+          </w:p>
+        </w:tc>
+        <w:tc>
+          <w:tcPr>
+            <w:tcW w:w="1560" w:type="dxa"/>
+          </w:tcPr>
+          <w:p>
+            <w:r>
+              <w:t xml:space="preserve">JP8</w:t>
+            </w:r>
+          </w:p>
+        </w:tc>
+        <w:tc>
+          <w:tcPr>
+            <w:tcW w:w="1560" w:type="dxa"/>
+          </w:tcPr>
+          <w:p>
+            <w:r>
+              <w:t xml:space="preserve">0R</w:t>
+            </w:r>
+          </w:p>
+        </w:tc>
+        <w:tc>
+          <w:tcPr>
+            <w:tcW w:w="1560" w:type="dxa"/>
+          </w:tcPr>
+          <w:p>
+            <w:r>
+              <w:t xml:space="preserve">GND / GND_SENSOR</w:t>
+            </w:r>
+          </w:p>
+        </w:tc>
+        <w:tc>
+          <w:tcPr>
+            <w:tcW w:w="1560" w:type="dxa"/>
+          </w:tcPr>
+          <w:p>
+            <w:r>
+              <w:t xml:space="preserve">fitted</w:t>
+            </w:r>
+          </w:p>
+        </w:tc>
+        <w:tc>
+          <w:tcPr>
+            <w:tcW w:w="1560" w:type="dxa"/>
+          </w:tcPr>
+          <w:p>
+            <w:r>
+              <w:t xml:space="preserve">FITTED: sensor returns to GND (remove to move them to GNDA)</w:t>
+            </w:r>
+          </w:p>
+        </w:tc>
+      </w:tr>
+      <w:tr>
+        <w:tc>
+          <w:tcPr>
+            <w:tcW w:w="1560" w:type="dxa"/>
+          </w:tcPr>
+          <w:p>
+            <w:r>
+              <w:t xml:space="preserve">Sensors</w:t>
+            </w:r>
+          </w:p>
+        </w:tc>
+        <w:tc>
+          <w:tcPr>
+            <w:tcW w:w="1560" w:type="dxa"/>
+          </w:tcPr>
+          <w:p>
+            <w:r>
+              <w:t xml:space="preserve">JP9</w:t>
+            </w:r>
+          </w:p>
+        </w:tc>
+        <w:tc>
+          <w:tcPr>
+            <w:tcW w:w="1560" w:type="dxa"/>
+          </w:tcPr>
+          <w:p>
+            <w:r>
+              <w:t xml:space="preserve">DNP 0R</w:t>
+            </w:r>
+          </w:p>
+        </w:tc>
+        <w:tc>
+          <w:tcPr>
+            <w:tcW w:w="1560" w:type="dxa"/>
+          </w:tcPr>
+          <w:p>
+            <w:r>
+              <w:t xml:space="preserve">GNDA / GND_SENSOR</w:t>
+            </w:r>
+          </w:p>
+        </w:tc>
+        <w:tc>
+          <w:tcPr>
+            <w:tcW w:w="1560" w:type="dxa"/>
+          </w:tcPr>
+          <w:p>
+            <w:r>
+              <w:t xml:space="preserve">not fitted</w:t>
+            </w:r>
+          </w:p>
+        </w:tc>
+        <w:tc>
+          <w:tcPr>
+            <w:tcW w:w="1560" w:type="dxa"/>
+          </w:tcPr>
+          <w:p>
+            <w:r>
+              <w:t xml:space="preserve">sensor returns on analog ground instead of GND</w:t>
+            </w:r>
+          </w:p>
+        </w:tc>
+      </w:tr>
+      <w:tr>
+        <w:tc>
+          <w:tcPr>
+            <w:tcW w:w="1560" w:type="dxa"/>
+          </w:tcPr>
+          <w:p>
+            <w:r>
+              <w:t xml:space="preserve">Sensors</w:t>
+            </w:r>
+          </w:p>
+        </w:tc>
+        <w:tc>
+          <w:tcPr>
+            <w:tcW w:w="1560" w:type="dxa"/>
+          </w:tcPr>
+          <w:p>
+            <w:r>
+              <w:t xml:space="preserve">R42</w:t>
+            </w:r>
+          </w:p>
+        </w:tc>
+        <w:tc>
+          <w:tcPr>
+            <w:tcW w:w="1560" w:type="dxa"/>
+          </w:tcPr>
+          <w:p>
+            <w:r>
+              <w:t xml:space="preserve">1k</w:t>
+            </w:r>
+          </w:p>
+        </w:tc>
+        <w:tc>
+          <w:tcPr>
+            <w:tcW w:w="1560" w:type="dxa"/>
+          </w:tcPr>
+          <w:p>
+            <w:r>
+              <w:t xml:space="preserve">+5VA / IN_CAM</w:t>
+            </w:r>
+          </w:p>
+        </w:tc>
+        <w:tc>
+          <w:tcPr>
+            <w:tcW w:w="1560" w:type="dxa"/>
+          </w:tcPr>
+          <w:p>
+            <w:r>
+              <w:t xml:space="preserve">not fitted</w:t>
+            </w:r>
+          </w:p>
+        </w:tc>
+        <w:tc>
+          <w:tcPr>
+            <w:tcW w:w="1560" w:type="dxa"/>
+          </w:tcPr>
+          <w:p>
+            <w:r>
+              <w:t xml:space="preserve">stronger pull-up, LH cam (weak or noisy signal)</w:t>
+            </w:r>
+          </w:p>
+        </w:tc>
+      </w:tr>
+      <w:tr>
+        <w:tc>
+          <w:tcPr>
+            <w:tcW w:w="1560" w:type="dxa"/>
+          </w:tcPr>
+          <w:p>
+            <w:r>
+              <w:t xml:space="preserve">Sensors</w:t>
+            </w:r>
+          </w:p>
+        </w:tc>
+        <w:tc>
+          <w:tcPr>
+            <w:tcW w:w="1560" w:type="dxa"/>
+          </w:tcPr>
+          <w:p>
+            <w:r>
+              <w:t xml:space="preserve">R43</w:t>
+            </w:r>
+          </w:p>
+        </w:tc>
+        <w:tc>
+          <w:tcPr>
+            <w:tcW w:w="1560" w:type="dxa"/>
+          </w:tcPr>
+          <w:p>
+            <w:r>
+              <w:t xml:space="preserve">1k</w:t>
+            </w:r>
+          </w:p>
+        </w:tc>
+        <w:tc>
+          <w:tcPr>
+            <w:tcW w:w="1560" w:type="dxa"/>
+          </w:tcPr>
+          <w:p>
+            <w:r>
+              <w:t xml:space="preserve">+5VA / IN_CAM_RH</w:t>
+            </w:r>
+          </w:p>
+        </w:tc>
+        <w:tc>
+          <w:tcPr>
+            <w:tcW w:w="1560" w:type="dxa"/>
+          </w:tcPr>
+          <w:p>
+            <w:r>
+              <w:t xml:space="preserve">not fitted</w:t>
+            </w:r>
+          </w:p>
+        </w:tc>
+        <w:tc>
+          <w:tcPr>
+            <w:tcW w:w="1560" w:type="dxa"/>
+          </w:tcPr>
+          <w:p>
+            <w:r>
+              <w:t xml:space="preserve">stronger pull-up, RH cam</w:t>
             </w:r>
           </w:p>
         </w:tc>
@@ -2858,7 +4446,7 @@
     </w:tbl>
     <w:p>
       <w:r>
-        <w:t xml:space="preserve">Pads: P1-P7 LSU and CAN, P8 K-line, P9/P10 spare low-side outputs, P11 A22 charging wire, P12 FPCU status, P13 D29, P14-P18 spare MCU pins (IGN6-8, I2C SCL/SDA), P19-P22 rails, P23 BOOT0, P24-P26 SWD, P27/P28 OUT_PWM3 / IN_RES2, P29-P31 aux inputs, P32 M8 power-good (+5VA, +3.3V, +12V_RAW, GND), plus a prototype area G1 for any extra circuit.</w:t>
+        <w:t xml:space="preserve">Pads (no assembly cost): LSU 4.9 and CAN on the Comms sheet; K-line, D29 and A22 charging wire; spare low-side outputs and FPCU status on Outputs; BOOT0 and SWD on MCU and USB; spare MCU pins (IGN6-8, I2C, OUT_PWM3, IN_RES2), aux inputs, M8 power-good and every rail on the Aux sheet, next to the prototype area G1.</w:t>
       </w:r>
     </w:p>
     <w:p>
@@ -2878,7 +4466,16 @@
         <w:t xml:space="preserve">Update PCB from Schematic</w:t>
       </w:r>
       <w:r>
-        <w:t xml:space="preserve">, then place and route the new parts (Q9-Q20, R11-R22 in the low-side sheets, R30-R52, JP1-JP11, F6-F7, P1-P32, M10-M12, J2, J3, G1; M8 now wired).</w:t>
+        <w:t xml:space="preserve"> with </w:t>
+      </w:r>
+      <w:r>
+        <w:rPr>
+          <w:b/>
+        </w:rPr>
+        <w:t xml:space="preserve">Re-link footprints to schematic symbols based on their references</w:t>
+      </w:r>
+      <w:r>
+        <w:t xml:space="preserve"> ticked (the sheet split changed every symbol's sheet path), then place and route the new parts (everything not yet on the board: Q9-Q20 and R11-R22 in the low-side sheets, R30-R54, JP1-JP12, F6-F7, P1-P32, M10-M12, J2, U1, J3, G1; M8 now wired).</w:t>
       </w:r>
     </w:p>
     <w:p>

--- a/documents/STI2004-pinout-findings.docx
+++ b/documents/STI2004-pinout-findings.docx
@@ -726,6 +726,215 @@
       </w:r>
       <w:r>
         <w:t xml:space="preserve"> (option list).</w:t>
+      </w:r>
+    </w:p>
+    <w:p>
+      <w:pPr>
+        <w:pStyle w:val="Heading2"/>
+      </w:pPr>
+      <w:r>
+        <w:t xml:space="preserve">Libraries, template and KiCad version</w:t>
+      </w:r>
+    </w:p>
+    <w:p>
+      <w:pPr>
+        <w:pStyle w:val="ListParagraph"/>
+        <w:numPr>
+          <w:ilvl w:val="0"/>
+          <w:numId w:val="1"/>
+        </w:numPr>
+      </w:pPr>
+      <w:r>
+        <w:rPr>
+          <w:b/>
+        </w:rPr>
+        <w:t xml:space="preserve">KiCad 10.</w:t>
+      </w:r>
+      <w:r>
+        <w:t xml:space="preserve"> Every sheet and the board are KiCad 10 files (KiCad 10.0.7). Older KiCad cannot open them.</w:t>
+      </w:r>
+    </w:p>
+    <w:p>
+      <w:pPr>
+        <w:pStyle w:val="ListParagraph"/>
+        <w:numPr>
+          <w:ilvl w:val="0"/>
+          <w:numId w:val="1"/>
+        </w:numPr>
+      </w:pPr>
+      <w:r>
+        <w:rPr>
+          <w:b/>
+        </w:rPr>
+        <w:t xml:space="preserve">EmbeddedEra libraries only</w:t>
+      </w:r>
+      <w:r>
+        <w:t xml:space="preserve"> ([[kicad-own-libraries-only]], SOP-008 section 10): every symbol and footprint comes from the EmbeddedEra library (</w:t>
+      </w:r>
+      <w:r>
+        <w:rPr>
+          <w:rFonts w:ascii="Courier New" w:hAnsi="Courier New"/>
+        </w:rPr>
+        <w:t xml:space="preserve">EmbeddedEra</w:t>
+      </w:r>
+      <w:r>
+        <w:t xml:space="preserve">, </w:t>
+      </w:r>
+      <w:r>
+        <w:rPr>
+          <w:rFonts w:ascii="Courier New" w:hAnsi="Courier New"/>
+        </w:rPr>
+        <w:t xml:space="preserve">EmbeddedEra_Generic</w:t>
+      </w:r>
+      <w:r>
+        <w:t xml:space="preserve">, </w:t>
+      </w:r>
+      <w:r>
+        <w:rPr>
+          <w:rFonts w:ascii="Courier New" w:hAnsi="Courier New"/>
+        </w:rPr>
+        <w:t xml:space="preserve">EmbeddedEra_Resistors_*</w:t>
+      </w:r>
+      <w:r>
+        <w:t xml:space="preserve">, </w:t>
+      </w:r>
+      <w:r>
+        <w:rPr>
+          <w:rFonts w:ascii="Courier New" w:hAnsi="Courier New"/>
+        </w:rPr>
+        <w:t xml:space="preserve">EmbeddedEra_Library</w:t>
+      </w:r>
+      <w:r>
+        <w:t xml:space="preserve"> footprints). The one exception is the nine Hellen-One modules (</w:t>
+      </w:r>
+      <w:r>
+        <w:rPr>
+          <w:rFonts w:ascii="Courier New" w:hAnsi="Courier New"/>
+        </w:rPr>
+        <w:t xml:space="preserve">hellen-one-&lt;module&gt;-&lt;rev&gt;</w:t>
+      </w:r>
+      <w:r>
+        <w:t xml:space="preserve">), which the Hellen board generator recognises by Value and builds from rusEFI's own module files.</w:t>
+      </w:r>
+    </w:p>
+    <w:p>
+      <w:pPr>
+        <w:pStyle w:val="ListParagraph"/>
+        <w:numPr>
+          <w:ilvl w:val="0"/>
+          <w:numId w:val="1"/>
+        </w:numPr>
+      </w:pPr>
+      <w:r>
+        <w:t xml:space="preserve">New library parts for this board are on the library branch </w:t>
+      </w:r>
+      <w:r>
+        <w:rPr>
+          <w:rFonts w:ascii="Courier New" w:hAnsi="Courier New"/>
+        </w:rPr>
+        <w:t xml:space="preserve">sti2004-parts</w:t>
+      </w:r>
+      <w:r>
+        <w:t xml:space="preserve"> (EmbeddedEra/KiCad): VND14NV04-E, JK-nSMD005, nSMD050-24V, TE_1-1376430-0, Molex_39281143, PROTO_AREA, TestPoint_THT, power symbols, 0R jumpers, and the TO-252-2, Fuse_1206, Mini-Fit Jr 2x7 and TH test-pad footprints. Until that branch is merged, KiCad on a design machine shows "library not found" warnings for them (the schematic carries its own copies, so it opens and exports fine).</w:t>
+      </w:r>
+    </w:p>
+    <w:p>
+      <w:pPr>
+        <w:pStyle w:val="ListParagraph"/>
+        <w:numPr>
+          <w:ilvl w:val="0"/>
+          <w:numId w:val="1"/>
+        </w:numPr>
+      </w:pPr>
+      <w:r>
+        <w:rPr>
+          <w:b/>
+        </w:rPr>
+        <w:t xml:space="preserve">Template</w:t>
+      </w:r>
+      <w:r>
+        <w:t xml:space="preserve"> (</w:t>
+      </w:r>
+      <w:r>
+        <w:rPr>
+          <w:rFonts w:ascii="Courier New" w:hAnsi="Courier New"/>
+        </w:rPr>
+        <w:t xml:space="preserve">template/EmbeddedEra_Project</w:t>
+      </w:r>
+      <w:r>
+        <w:t xml:space="preserve">, SOP-021 steps 1-3): EmbeddedEra worksheet (copied into the project as </w:t>
+      </w:r>
+      <w:r>
+        <w:rPr>
+          <w:rFonts w:ascii="Courier New" w:hAnsi="Courier New"/>
+        </w:rPr>
+        <w:t xml:space="preserve">EmbeddedEraTemplate003.kicad_wks</w:t>
+      </w:r>
+      <w:r>
+        <w:t xml:space="preserve"> so no library path is needed), text variables (Customer, Designer, Part_Number, Revision B), the six net classes with power classes assigned by expected load (review before routing), and </w:t>
+      </w:r>
+      <w:r>
+        <w:rPr>
+          <w:rFonts w:ascii="Courier New" w:hAnsi="Courier New"/>
+        </w:rPr>
+        <w:t xml:space="preserve">EmbeddedEra_JLCPCB.kicad_dru</w:t>
+      </w:r>
+      <w:r>
+        <w:t xml:space="preserve"> as the design rules (USB-C and fine-pitch Hellen modules need JLCPCB geometry). Net names follow the template: </w:t>
+      </w:r>
+      <w:r>
+        <w:rPr>
+          <w:rFonts w:ascii="Courier New" w:hAnsi="Courier New"/>
+        </w:rPr>
+        <w:t xml:space="preserve">USB_D+</w:t>
+      </w:r>
+      <w:r>
+        <w:t xml:space="preserve">/</w:t>
+      </w:r>
+      <w:r>
+        <w:rPr>
+          <w:rFonts w:ascii="Courier New" w:hAnsi="Courier New"/>
+        </w:rPr>
+        <w:t xml:space="preserve">USB_D-</w:t>
+      </w:r>
+      <w:r>
+        <w:t xml:space="preserve">, </w:t>
+      </w:r>
+      <w:r>
+        <w:rPr>
+          <w:rFonts w:ascii="Courier New" w:hAnsi="Courier New"/>
+        </w:rPr>
+        <w:t xml:space="preserve">I2C_1_SCL</w:t>
+      </w:r>
+      <w:r>
+        <w:t xml:space="preserve">/</w:t>
+      </w:r>
+      <w:r>
+        <w:rPr>
+          <w:rFonts w:ascii="Courier New" w:hAnsi="Courier New"/>
+        </w:rPr>
+        <w:t xml:space="preserve">I2C_1_SDA</w:t>
+      </w:r>
+      <w:r>
+        <w:t xml:space="preserve">, </w:t>
+      </w:r>
+      <w:r>
+        <w:rPr>
+          <w:rFonts w:ascii="Courier New" w:hAnsi="Courier New"/>
+        </w:rPr>
+        <w:t xml:space="preserve">UART_8_TX</w:t>
+      </w:r>
+      <w:r>
+        <w:t xml:space="preserve">/</w:t>
+      </w:r>
+      <w:r>
+        <w:rPr>
+          <w:rFonts w:ascii="Courier New" w:hAnsi="Courier New"/>
+        </w:rPr>
+        <w:t xml:space="preserve">UART_8_RX</w:t>
+      </w:r>
+      <w:r>
+        <w:t xml:space="preserve">.</w:t>
       </w:r>
     </w:p>
     <w:p>
@@ -2122,7 +2331,7 @@
         <w:pStyle w:val="ListParagraph"/>
         <w:numPr>
           <w:ilvl w:val="0"/>
-          <w:numId w:val="1"/>
+          <w:numId w:val="2"/>
         </w:numPr>
       </w:pPr>
       <w:r>
@@ -2153,7 +2362,7 @@
         <w:pStyle w:val="ListParagraph"/>
         <w:numPr>
           <w:ilvl w:val="0"/>
-          <w:numId w:val="1"/>
+          <w:numId w:val="2"/>
         </w:numPr>
       </w:pPr>
       <w:r>
@@ -2171,7 +2380,7 @@
         <w:pStyle w:val="ListParagraph"/>
         <w:numPr>
           <w:ilvl w:val="0"/>
-          <w:numId w:val="1"/>
+          <w:numId w:val="2"/>
         </w:numPr>
       </w:pPr>
       <w:r>
@@ -2189,7 +2398,7 @@
         <w:pStyle w:val="ListParagraph"/>
         <w:numPr>
           <w:ilvl w:val="0"/>
-          <w:numId w:val="1"/>
+          <w:numId w:val="2"/>
         </w:numPr>
       </w:pPr>
       <w:r>
@@ -2207,7 +2416,7 @@
         <w:pStyle w:val="ListParagraph"/>
         <w:numPr>
           <w:ilvl w:val="0"/>
-          <w:numId w:val="1"/>
+          <w:numId w:val="2"/>
         </w:numPr>
       </w:pPr>
       <w:r>
@@ -2225,7 +2434,7 @@
         <w:pStyle w:val="ListParagraph"/>
         <w:numPr>
           <w:ilvl w:val="0"/>
-          <w:numId w:val="1"/>
+          <w:numId w:val="2"/>
         </w:numPr>
       </w:pPr>
       <w:r>
@@ -2237,7 +2446,7 @@
         <w:pStyle w:val="ListParagraph"/>
         <w:numPr>
           <w:ilvl w:val="0"/>
-          <w:numId w:val="1"/>
+          <w:numId w:val="2"/>
         </w:numPr>
       </w:pPr>
       <w:r>
@@ -2255,7 +2464,7 @@
         <w:pStyle w:val="ListParagraph"/>
         <w:numPr>
           <w:ilvl w:val="0"/>
-          <w:numId w:val="1"/>
+          <w:numId w:val="2"/>
         </w:numPr>
       </w:pPr>
       <w:r>
@@ -2273,7 +2482,7 @@
         <w:pStyle w:val="ListParagraph"/>
         <w:numPr>
           <w:ilvl w:val="0"/>
-          <w:numId w:val="1"/>
+          <w:numId w:val="2"/>
         </w:numPr>
       </w:pPr>
       <w:r>
@@ -2796,7 +3005,7 @@
           </w:tcPr>
           <w:p>
             <w:r>
-              <w:t xml:space="preserve">DNP 0R</w:t>
+              <w:t xml:space="preserve">0</w:t>
             </w:r>
           </w:p>
         </w:tc>
@@ -2858,7 +3067,7 @@
           </w:tcPr>
           <w:p>
             <w:r>
-              <w:t xml:space="preserve">4.7k</w:t>
+              <w:t xml:space="preserve">4.7K</w:t>
             </w:r>
           </w:p>
         </w:tc>
@@ -2920,7 +3129,7 @@
           </w:tcPr>
           <w:p>
             <w:r>
-              <w:t xml:space="preserve">4.7k</w:t>
+              <w:t xml:space="preserve">4.7K</w:t>
             </w:r>
           </w:p>
         </w:tc>
@@ -2982,7 +3191,7 @@
           </w:tcPr>
           <w:p>
             <w:r>
-              <w:t xml:space="preserve">4.7k</w:t>
+              <w:t xml:space="preserve">4.7K</w:t>
             </w:r>
           </w:p>
         </w:tc>
@@ -3044,7 +3253,7 @@
           </w:tcPr>
           <w:p>
             <w:r>
-              <w:t xml:space="preserve">0R</w:t>
+              <w:t xml:space="preserve">0</w:t>
             </w:r>
           </w:p>
         </w:tc>
@@ -3106,7 +3315,7 @@
           </w:tcPr>
           <w:p>
             <w:r>
-              <w:t xml:space="preserve">0R</w:t>
+              <w:t xml:space="preserve">0</w:t>
             </w:r>
           </w:p>
         </w:tc>
@@ -3168,7 +3377,7 @@
           </w:tcPr>
           <w:p>
             <w:r>
-              <w:t xml:space="preserve">0R</w:t>
+              <w:t xml:space="preserve">0</w:t>
             </w:r>
           </w:p>
         </w:tc>
@@ -3230,7 +3439,7 @@
           </w:tcPr>
           <w:p>
             <w:r>
-              <w:t xml:space="preserve">DNP 0R</w:t>
+              <w:t xml:space="preserve">0</w:t>
             </w:r>
           </w:p>
         </w:tc>
@@ -3354,7 +3563,7 @@
           </w:tcPr>
           <w:p>
             <w:r>
-              <w:t xml:space="preserve">4.7k</w:t>
+              <w:t xml:space="preserve">4.7K</w:t>
             </w:r>
           </w:p>
         </w:tc>
@@ -3416,7 +3625,7 @@
           </w:tcPr>
           <w:p>
             <w:r>
-              <w:t xml:space="preserve">1k</w:t>
+              <w:t xml:space="preserve">1K</w:t>
             </w:r>
           </w:p>
         </w:tc>
@@ -3478,7 +3687,7 @@
           </w:tcPr>
           <w:p>
             <w:r>
-              <w:t xml:space="preserve">10k</w:t>
+              <w:t xml:space="preserve">10K</w:t>
             </w:r>
           </w:p>
         </w:tc>
@@ -3540,7 +3749,7 @@
           </w:tcPr>
           <w:p>
             <w:r>
-              <w:t xml:space="preserve">10k</w:t>
+              <w:t xml:space="preserve">10K</w:t>
             </w:r>
           </w:p>
         </w:tc>
@@ -3602,7 +3811,7 @@
           </w:tcPr>
           <w:p>
             <w:r>
-              <w:t xml:space="preserve">10k</w:t>
+              <w:t xml:space="preserve">10K</w:t>
             </w:r>
           </w:p>
         </w:tc>
@@ -3664,7 +3873,7 @@
           </w:tcPr>
           <w:p>
             <w:r>
-              <w:t xml:space="preserve">0R</w:t>
+              <w:t xml:space="preserve">0</w:t>
             </w:r>
           </w:p>
         </w:tc>
@@ -3726,7 +3935,7 @@
           </w:tcPr>
           <w:p>
             <w:r>
-              <w:t xml:space="preserve">DNP 0R</w:t>
+              <w:t xml:space="preserve">0</w:t>
             </w:r>
           </w:p>
         </w:tc>
@@ -3788,7 +3997,7 @@
           </w:tcPr>
           <w:p>
             <w:r>
-              <w:t xml:space="preserve">DNP 0R</w:t>
+              <w:t xml:space="preserve">0</w:t>
             </w:r>
           </w:p>
         </w:tc>
@@ -3850,7 +4059,7 @@
           </w:tcPr>
           <w:p>
             <w:r>
-              <w:t xml:space="preserve">DNP 0R</w:t>
+              <w:t xml:space="preserve">0</w:t>
             </w:r>
           </w:p>
         </w:tc>
@@ -4036,7 +4245,7 @@
           </w:tcPr>
           <w:p>
             <w:r>
-              <w:t xml:space="preserve">1k</w:t>
+              <w:t xml:space="preserve">1K</w:t>
             </w:r>
           </w:p>
         </w:tc>
@@ -4098,7 +4307,7 @@
           </w:tcPr>
           <w:p>
             <w:r>
-              <w:t xml:space="preserve">10k</w:t>
+              <w:t xml:space="preserve">10K</w:t>
             </w:r>
           </w:p>
         </w:tc>
@@ -4160,7 +4369,7 @@
           </w:tcPr>
           <w:p>
             <w:r>
-              <w:t xml:space="preserve">DNP 0R</w:t>
+              <w:t xml:space="preserve">0</w:t>
             </w:r>
           </w:p>
         </w:tc>
@@ -4222,7 +4431,7 @@
           </w:tcPr>
           <w:p>
             <w:r>
-              <w:t xml:space="preserve">0R</w:t>
+              <w:t xml:space="preserve">0</w:t>
             </w:r>
           </w:p>
         </w:tc>
@@ -4284,7 +4493,7 @@
           </w:tcPr>
           <w:p>
             <w:r>
-              <w:t xml:space="preserve">DNP 0R</w:t>
+              <w:t xml:space="preserve">0</w:t>
             </w:r>
           </w:p>
         </w:tc>
@@ -4346,7 +4555,7 @@
           </w:tcPr>
           <w:p>
             <w:r>
-              <w:t xml:space="preserve">1k</w:t>
+              <w:t xml:space="preserve">1K</w:t>
             </w:r>
           </w:p>
         </w:tc>
@@ -4408,7 +4617,7 @@
           </w:tcPr>
           <w:p>
             <w:r>
-              <w:t xml:space="preserve">1k</w:t>
+              <w:t xml:space="preserve">1K</w:t>
             </w:r>
           </w:p>
         </w:tc>
@@ -4513,7 +4722,7 @@
         <w:pStyle w:val="ListParagraph"/>
         <w:numPr>
           <w:ilvl w:val="0"/>
-          <w:numId w:val="2"/>
+          <w:numId w:val="3"/>
         </w:numPr>
       </w:pPr>
       <w:r>
@@ -4558,7 +4767,7 @@
         <w:pStyle w:val="ListParagraph"/>
         <w:numPr>
           <w:ilvl w:val="0"/>
-          <w:numId w:val="2"/>
+          <w:numId w:val="3"/>
         </w:numPr>
       </w:pPr>
       <w:r>
@@ -4594,7 +4803,7 @@
         <w:pStyle w:val="ListParagraph"/>
         <w:numPr>
           <w:ilvl w:val="0"/>
-          <w:numId w:val="2"/>
+          <w:numId w:val="3"/>
         </w:numPr>
       </w:pPr>
       <w:r>
@@ -4621,7 +4830,7 @@
         <w:pStyle w:val="ListParagraph"/>
         <w:numPr>
           <w:ilvl w:val="0"/>
-          <w:numId w:val="2"/>
+          <w:numId w:val="3"/>
         </w:numPr>
       </w:pPr>
       <w:r>
@@ -4704,7 +4913,7 @@
         <w:pStyle w:val="ListParagraph"/>
         <w:numPr>
           <w:ilvl w:val="0"/>
-          <w:numId w:val="3"/>
+          <w:numId w:val="4"/>
         </w:numPr>
       </w:pPr>
       <w:r>
@@ -4724,68 +4933,6 @@
       </w:r>
       <w:r>
         <w:t xml:space="preserve"> (plug B18: heater +12 V from the main relay, heater return to A2 and A3 joined in the harness, signal A33/A26), not a Bosch LSU, so the Hellen WBO module cannot read it as is: either fit an LSU 4.9 or add a Denso A/F interface. Decision needed.</w:t>
-      </w:r>
-    </w:p>
-    <w:p>
-      <w:pPr>
-        <w:pStyle w:val="ListParagraph"/>
-        <w:numPr>
-          <w:ilvl w:val="0"/>
-          <w:numId w:val="3"/>
-        </w:numPr>
-      </w:pPr>
-      <w:r>
-        <w:rPr>
-          <w:b/>
-        </w:rPr>
-        <w:t xml:space="preserve">Needed for a clean dash and emissions:</w:t>
-      </w:r>
-      <w:r>
-        <w:t xml:space="preserve"> MIL A17, rear O2 signal D25 and heater B2, brake switches C8/C9, TGV motors A8-A11 (or a TGV delete), A/C request D16 and A/C relay B33.</w:t>
-      </w:r>
-    </w:p>
-    <w:p>
-      <w:pPr>
-        <w:pStyle w:val="ListParagraph"/>
-        <w:numPr>
-          <w:ilvl w:val="0"/>
-          <w:numId w:val="3"/>
-        </w:numPr>
-      </w:pPr>
-      <w:r>
-        <w:rPr>
-          <w:b/>
-        </w:rPr>
-        <w:t xml:space="preserve">Optional:</w:t>
-      </w:r>
-      <w:r>
-        <w:t xml:space="preserve"> SSM/K-line D20, cruise (C7, C10, C11, A15, A16), EVAP (A12, A13, A24, C12, C21), test mode D14, defogger/lights/blower load inputs D11-D13, blow-by diagnosis D24.</w:t>
-      </w:r>
-    </w:p>
-    <w:p>
-      <w:pPr>
-        <w:pStyle w:val="ListParagraph"/>
-        <w:numPr>
-          <w:ilvl w:val="0"/>
-          <w:numId w:val="3"/>
-        </w:numPr>
-      </w:pPr>
-      <w:r>
-        <w:rPr>
-          <w:b/>
-        </w:rPr>
-        <w:t xml:space="preserve">Ground:</w:t>
-      </w:r>
-      <w:r>
-        <w:t xml:space="preserve"> A34 is joined to the D1/D2 grounds on WI-107; tie it to GND.</w:t>
-      </w:r>
-    </w:p>
-    <w:p>
-      <w:pPr>
-        <w:pStyle w:val="Heading3"/>
-      </w:pPr>
-      <w:r>
-        <w:t xml:space="preserve">Check</w:t>
       </w:r>
     </w:p>
     <w:p>
@@ -4797,7 +4944,13 @@
         </w:numPr>
       </w:pPr>
       <w:r>
-        <w:t xml:space="preserve">D29 is not in the I/O table; WI-112 shows a red/white wire to data link connector pin 6. Leave it unconnected.</w:t>
+        <w:rPr>
+          <w:b/>
+        </w:rPr>
+        <w:t xml:space="preserve">Needed for a clean dash and emissions:</w:t>
+      </w:r>
+      <w:r>
+        <w:t xml:space="preserve"> MIL A17, rear O2 signal D25 and heater B2, brake switches C8/C9, TGV motors A8-A11 (or a TGV delete), A/C request D16 and A/C relay B33.</w:t>
       </w:r>
     </w:p>
     <w:p>
@@ -4809,7 +4962,13 @@
         </w:numPr>
       </w:pPr>
       <w:r>
-        <w:t xml:space="preserve">A22 is not in the I/O table, but WI-111 shows a blue wire to the charging system (CHG-01). It is not a spare pin: do not ground or drive it, and measure it on the car.</w:t>
+        <w:rPr>
+          <w:b/>
+        </w:rPr>
+        <w:t xml:space="preserve">Optional:</w:t>
+      </w:r>
+      <w:r>
+        <w:t xml:space="preserve"> SSM/K-line D20, cruise (C7, C10, C11, A15, A16), EVAP (A12, A13, A24, C12, C21), test mode D14, defogger/lights/blower load inputs D11-D13, blow-by diagnosis D24.</w:t>
       </w:r>
     </w:p>
     <w:p>
@@ -4821,7 +4980,13 @@
         </w:numPr>
       </w:pPr>
       <w:r>
-        <w:t xml:space="preserve">Sensor returns (C31, C34, C35, D3) are on the power GND. rusEFI boards usually return sensors to an analog ground; worth a look before layout.</w:t>
+        <w:rPr>
+          <w:b/>
+        </w:rPr>
+        <w:t xml:space="preserve">Ground:</w:t>
+      </w:r>
+      <w:r>
+        <w:t xml:space="preserve"> A34 is joined to the D1/D2 grounds on WI-107; tie it to GND.</w:t>
       </w:r>
     </w:p>
     <w:p>
@@ -4829,7 +4994,7 @@
         <w:pStyle w:val="Heading3"/>
       </w:pPr>
       <w:r>
-        <w:t xml:space="preserve">Errors in the sources</w:t>
+        <w:t xml:space="preserve">Check</w:t>
       </w:r>
     </w:p>
     <w:p>
@@ -4841,7 +5006,7 @@
         </w:numPr>
       </w:pPr>
       <w:r>
-        <w:t xml:space="preserve">The FSM I/O table prints ignition #3 and #4 both as B135 16. The wiring diagram (WI-107) shows B15 to coil 4; the check uses B15.</w:t>
+        <w:t xml:space="preserve">D29 is not in the I/O table; WI-112 shows a red/white wire to data link connector pin 6. Leave it unconnected.</w:t>
       </w:r>
     </w:p>
     <w:p>
@@ -4853,7 +5018,7 @@
         </w:numPr>
       </w:pPr>
       <w:r>
-        <w:t xml:space="preserve">The FSM I/O table prints A/C relay control as "B133 33". There is no B133 on this ECM; WI-106 shows B33 to the auto A/C module, so it is B135 33.</w:t>
+        <w:t xml:space="preserve">A22 is not in the I/O table, but WI-111 shows a blue wire to the charging system (CHG-01). It is not a spare pin: do not ground or drive it, and measure it on the car.</w:t>
       </w:r>
     </w:p>
     <w:p>
@@ -4865,29 +5030,15 @@
         </w:numPr>
       </w:pPr>
       <w:r>
-        <w:t xml:space="preserve">The working sheet </w:t>
-      </w:r>
-      <w:r>
-        <w:rPr>
-          <w:rFonts w:ascii="Courier New" w:hAnsi="Courier New"/>
-        </w:rPr>
-        <w:t xml:space="preserve">pinout-ECU.xlsx</w:t>
-      </w:r>
-      <w:r>
-        <w:t xml:space="preserve"> notes "A/C relay control" on the B22 row (crank signal -); it belongs on B33. It also leaves A34 (ground) blank.</w:t>
-      </w:r>
-    </w:p>
-    <w:p>
-      <w:pPr>
-        <w:pStyle w:val="Heading2"/>
-      </w:pPr>
-      <w:r>
-        <w:t xml:space="preserve">Independent verification (2026-10-13)</w:t>
-      </w:r>
-    </w:p>
-    <w:p>
-      <w:r>
-        <w:t xml:space="preserve">A second agent (Claude Fable, read-only) rebuilt all 135 terminals from the FSM pages without seeing this table, then compared. 134 of 135 rows agreed; the one difference was A22 (wired to the charging system, now recorded), plus the A/F sensor wire count (4, not 5, now fixed).</w:t>
+        <w:t xml:space="preserve">Sensor returns (C31, C34, C35, D3) are on the power GND. rusEFI boards usually return sensors to an analog ground; worth a look before layout.</w:t>
+      </w:r>
+    </w:p>
+    <w:p>
+      <w:pPr>
+        <w:pStyle w:val="Heading3"/>
+      </w:pPr>
+      <w:r>
+        <w:t xml:space="preserve">Errors in the sources</w:t>
       </w:r>
     </w:p>
     <w:p>
@@ -4899,13 +5050,7 @@
         </w:numPr>
       </w:pPr>
       <w:r>
-        <w:rPr>
-          <w:b/>
-        </w:rPr>
-        <w:t xml:space="preserve">Model year:</w:t>
-      </w:r>
-      <w:r>
-        <w:t xml:space="preserve"> consistent with the 2004 USDM STI: four ECM plugs (135 terminals), drive-by-wire with ETC relay, dual AVCS, TGVs, MAF plus MAP, fuel pump control unit, USDM EVAP, Denso 4-wire A/F, no immobilizer line. The I/O table PDF is dated 2003-05-12. rusEFI's documentation files the byte-identical table as "2005-2007 GDA/GDB"; the community and plug-in ECU makers treat 2004-2006 USDM STI pinouts as the same.</w:t>
+        <w:t xml:space="preserve">The FSM I/O table prints ignition #3 and #4 both as B135 16. The wiring diagram (WI-107) shows B15 to coil 4; the check uses B15.</w:t>
       </w:r>
     </w:p>
     <w:p>
@@ -4917,13 +5062,7 @@
         </w:numPr>
       </w:pPr>
       <w:r>
-        <w:rPr>
-          <w:b/>
-        </w:rPr>
-        <w:t xml:space="preserve">Plug letters</w:t>
-      </w:r>
-      <w:r>
-        <w:t xml:space="preserve"> A = B134, B = B135, C = B136, D = B137 are printed on WI-108, WI-111 and WI-113 and match the pin-grid drawings.</w:t>
+        <w:t xml:space="preserve">The FSM I/O table prints A/C relay control as "B133 33". There is no B133 on this ECM; WI-106 shows B33 to the auto A/C module, so it is B135 33.</w:t>
       </w:r>
     </w:p>
     <w:p>
@@ -4935,6 +5074,76 @@
         </w:numPr>
       </w:pPr>
       <w:r>
+        <w:t xml:space="preserve">The working sheet </w:t>
+      </w:r>
+      <w:r>
+        <w:rPr>
+          <w:rFonts w:ascii="Courier New" w:hAnsi="Courier New"/>
+        </w:rPr>
+        <w:t xml:space="preserve">pinout-ECU.xlsx</w:t>
+      </w:r>
+      <w:r>
+        <w:t xml:space="preserve"> notes "A/C relay control" on the B22 row (crank signal -); it belongs on B33. It also leaves A34 (ground) blank.</w:t>
+      </w:r>
+    </w:p>
+    <w:p>
+      <w:pPr>
+        <w:pStyle w:val="Heading2"/>
+      </w:pPr>
+      <w:r>
+        <w:t xml:space="preserve">Independent verification (2026-10-13)</w:t>
+      </w:r>
+    </w:p>
+    <w:p>
+      <w:r>
+        <w:t xml:space="preserve">A second agent (Claude Fable, read-only) rebuilt all 135 terminals from the FSM pages without seeing this table, then compared. 134 of 135 rows agreed; the one difference was A22 (wired to the charging system, now recorded), plus the A/F sensor wire count (4, not 5, now fixed).</w:t>
+      </w:r>
+    </w:p>
+    <w:p>
+      <w:pPr>
+        <w:pStyle w:val="ListParagraph"/>
+        <w:numPr>
+          <w:ilvl w:val="0"/>
+          <w:numId w:val="7"/>
+        </w:numPr>
+      </w:pPr>
+      <w:r>
+        <w:rPr>
+          <w:b/>
+        </w:rPr>
+        <w:t xml:space="preserve">Model year:</w:t>
+      </w:r>
+      <w:r>
+        <w:t xml:space="preserve"> consistent with the 2004 USDM STI: four ECM plugs (135 terminals), drive-by-wire with ETC relay, dual AVCS, TGVs, MAF plus MAP, fuel pump control unit, USDM EVAP, Denso 4-wire A/F, no immobilizer line. The I/O table PDF is dated 2003-05-12. rusEFI's documentation files the byte-identical table as "2005-2007 GDA/GDB"; the community and plug-in ECU makers treat 2004-2006 USDM STI pinouts as the same.</w:t>
+      </w:r>
+    </w:p>
+    <w:p>
+      <w:pPr>
+        <w:pStyle w:val="ListParagraph"/>
+        <w:numPr>
+          <w:ilvl w:val="0"/>
+          <w:numId w:val="7"/>
+        </w:numPr>
+      </w:pPr>
+      <w:r>
+        <w:rPr>
+          <w:b/>
+        </w:rPr>
+        <w:t xml:space="preserve">Plug letters</w:t>
+      </w:r>
+      <w:r>
+        <w:t xml:space="preserve"> A = B134, B = B135, C = B136, D = B137 are printed on WI-108, WI-111 and WI-113 and match the pin-grid drawings.</w:t>
+      </w:r>
+    </w:p>
+    <w:p>
+      <w:pPr>
+        <w:pStyle w:val="ListParagraph"/>
+        <w:numPr>
+          <w:ilvl w:val="0"/>
+          <w:numId w:val="7"/>
+        </w:numPr>
+      </w:pPr>
+      <w:r>
         <w:rPr>
           <w:b/>
         </w:rPr>
@@ -4957,7 +5166,7 @@
         <w:pStyle w:val="ListParagraph"/>
         <w:numPr>
           <w:ilvl w:val="0"/>
-          <w:numId w:val="6"/>
+          <w:numId w:val="7"/>
         </w:numPr>
       </w:pPr>
       <w:r>
@@ -4975,7 +5184,7 @@
         <w:pStyle w:val="ListParagraph"/>
         <w:numPr>
           <w:ilvl w:val="0"/>
-          <w:numId w:val="6"/>
+          <w:numId w:val="7"/>
         </w:numPr>
       </w:pPr>
       <w:r>
@@ -5115,90 +5324,6 @@
     <w:multiLevelType w:val="multilevel"/>
     <w:lvl w:ilvl="0">
       <w:start w:val="1"/>
-      <w:numFmt w:val="decimal"/>
-      <w:lvlText w:val="%1."/>
-      <w:lvlJc w:val="left"/>
-      <w:pPr>
-        <w:ind w:left="720" w:hanging="360"/>
-      </w:pPr>
-    </w:lvl>
-    <w:lvl w:ilvl="1">
-      <w:start w:val="1"/>
-      <w:numFmt w:val="lowerLetter"/>
-      <w:lvlText w:val="%2."/>
-      <w:lvlJc w:val="left"/>
-      <w:pPr>
-        <w:ind w:left="1440" w:hanging="360"/>
-      </w:pPr>
-    </w:lvl>
-    <w:lvl w:ilvl="2">
-      <w:start w:val="1"/>
-      <w:numFmt w:val="lowerRoman"/>
-      <w:lvlText w:val="%3."/>
-      <w:lvlJc w:val="left"/>
-      <w:pPr>
-        <w:ind w:left="2160" w:hanging="360"/>
-      </w:pPr>
-    </w:lvl>
-    <w:lvl w:ilvl="3">
-      <w:start w:val="1"/>
-      <w:numFmt w:val="decimal"/>
-      <w:lvlText w:val="%4."/>
-      <w:lvlJc w:val="left"/>
-      <w:pPr>
-        <w:ind w:left="2880" w:hanging="360"/>
-      </w:pPr>
-    </w:lvl>
-    <w:lvl w:ilvl="4">
-      <w:start w:val="1"/>
-      <w:numFmt w:val="lowerLetter"/>
-      <w:lvlText w:val="%5."/>
-      <w:lvlJc w:val="left"/>
-      <w:pPr>
-        <w:ind w:left="3600" w:hanging="360"/>
-      </w:pPr>
-    </w:lvl>
-    <w:lvl w:ilvl="5">
-      <w:start w:val="1"/>
-      <w:numFmt w:val="lowerRoman"/>
-      <w:lvlText w:val="%6."/>
-      <w:lvlJc w:val="left"/>
-      <w:pPr>
-        <w:ind w:left="4320" w:hanging="360"/>
-      </w:pPr>
-    </w:lvl>
-    <w:lvl w:ilvl="6">
-      <w:start w:val="1"/>
-      <w:numFmt w:val="decimal"/>
-      <w:lvlText w:val="%7."/>
-      <w:lvlJc w:val="left"/>
-      <w:pPr>
-        <w:ind w:left="5040" w:hanging="360"/>
-      </w:pPr>
-    </w:lvl>
-    <w:lvl w:ilvl="7">
-      <w:start w:val="1"/>
-      <w:numFmt w:val="lowerLetter"/>
-      <w:lvlText w:val="%8."/>
-      <w:lvlJc w:val="left"/>
-      <w:pPr>
-        <w:ind w:left="5760" w:hanging="360"/>
-      </w:pPr>
-    </w:lvl>
-    <w:lvl w:ilvl="8">
-      <w:start w:val="1"/>
-      <w:numFmt w:val="lowerRoman"/>
-      <w:lvlText w:val="%9."/>
-      <w:lvlJc w:val="left"/>
-      <w:pPr>
-        <w:ind w:left="6480" w:hanging="360"/>
-      </w:pPr>
-    </w:lvl>
-  </w:abstractNum>
-  <w:abstractNum w:abstractNumId="2">
-    <w:multiLevelType w:val="multilevel"/>
-    <w:lvl w:ilvl="0">
-      <w:start w:val="1"/>
       <w:numFmt w:val="bullet"/>
       <w:lvlText w:val="•"/>
       <w:lvlJc w:val="left"/>
@@ -5304,6 +5429,90 @@
       <w:rPr>
         <w:rFonts w:ascii="Arial" w:hAnsi="Arial"/>
       </w:rPr>
+    </w:lvl>
+  </w:abstractNum>
+  <w:abstractNum w:abstractNumId="2">
+    <w:multiLevelType w:val="multilevel"/>
+    <w:lvl w:ilvl="0">
+      <w:start w:val="1"/>
+      <w:numFmt w:val="decimal"/>
+      <w:lvlText w:val="%1."/>
+      <w:lvlJc w:val="left"/>
+      <w:pPr>
+        <w:ind w:left="720" w:hanging="360"/>
+      </w:pPr>
+    </w:lvl>
+    <w:lvl w:ilvl="1">
+      <w:start w:val="1"/>
+      <w:numFmt w:val="lowerLetter"/>
+      <w:lvlText w:val="%2."/>
+      <w:lvlJc w:val="left"/>
+      <w:pPr>
+        <w:ind w:left="1440" w:hanging="360"/>
+      </w:pPr>
+    </w:lvl>
+    <w:lvl w:ilvl="2">
+      <w:start w:val="1"/>
+      <w:numFmt w:val="lowerRoman"/>
+      <w:lvlText w:val="%3."/>
+      <w:lvlJc w:val="left"/>
+      <w:pPr>
+        <w:ind w:left="2160" w:hanging="360"/>
+      </w:pPr>
+    </w:lvl>
+    <w:lvl w:ilvl="3">
+      <w:start w:val="1"/>
+      <w:numFmt w:val="decimal"/>
+      <w:lvlText w:val="%4."/>
+      <w:lvlJc w:val="left"/>
+      <w:pPr>
+        <w:ind w:left="2880" w:hanging="360"/>
+      </w:pPr>
+    </w:lvl>
+    <w:lvl w:ilvl="4">
+      <w:start w:val="1"/>
+      <w:numFmt w:val="lowerLetter"/>
+      <w:lvlText w:val="%5."/>
+      <w:lvlJc w:val="left"/>
+      <w:pPr>
+        <w:ind w:left="3600" w:hanging="360"/>
+      </w:pPr>
+    </w:lvl>
+    <w:lvl w:ilvl="5">
+      <w:start w:val="1"/>
+      <w:numFmt w:val="lowerRoman"/>
+      <w:lvlText w:val="%6."/>
+      <w:lvlJc w:val="left"/>
+      <w:pPr>
+        <w:ind w:left="4320" w:hanging="360"/>
+      </w:pPr>
+    </w:lvl>
+    <w:lvl w:ilvl="6">
+      <w:start w:val="1"/>
+      <w:numFmt w:val="decimal"/>
+      <w:lvlText w:val="%7."/>
+      <w:lvlJc w:val="left"/>
+      <w:pPr>
+        <w:ind w:left="5040" w:hanging="360"/>
+      </w:pPr>
+    </w:lvl>
+    <w:lvl w:ilvl="7">
+      <w:start w:val="1"/>
+      <w:numFmt w:val="lowerLetter"/>
+      <w:lvlText w:val="%8."/>
+      <w:lvlJc w:val="left"/>
+      <w:pPr>
+        <w:ind w:left="5760" w:hanging="360"/>
+      </w:pPr>
+    </w:lvl>
+    <w:lvl w:ilvl="8">
+      <w:start w:val="1"/>
+      <w:numFmt w:val="lowerRoman"/>
+      <w:lvlText w:val="%9."/>
+      <w:lvlJc w:val="left"/>
+      <w:pPr>
+        <w:ind w:left="6480" w:hanging="360"/>
+      </w:pPr>
     </w:lvl>
   </w:abstractNum>
   <w:abstractNum w:abstractNumId="3">
@@ -5529,6 +5738,117 @@
     </w:lvl>
   </w:abstractNum>
   <w:abstractNum w:abstractNumId="5">
+    <w:multiLevelType w:val="multilevel"/>
+    <w:lvl w:ilvl="0">
+      <w:start w:val="1"/>
+      <w:numFmt w:val="bullet"/>
+      <w:lvlText w:val="•"/>
+      <w:lvlJc w:val="left"/>
+      <w:pPr>
+        <w:ind w:left="720" w:hanging="360"/>
+      </w:pPr>
+      <w:rPr>
+        <w:rFonts w:ascii="Arial" w:hAnsi="Arial"/>
+      </w:rPr>
+    </w:lvl>
+    <w:lvl w:ilvl="1">
+      <w:start w:val="1"/>
+      <w:numFmt w:val="bullet"/>
+      <w:lvlText w:val="○"/>
+      <w:lvlJc w:val="left"/>
+      <w:pPr>
+        <w:ind w:left="1440" w:hanging="360"/>
+      </w:pPr>
+      <w:rPr>
+        <w:rFonts w:ascii="Arial" w:hAnsi="Arial"/>
+      </w:rPr>
+    </w:lvl>
+    <w:lvl w:ilvl="2">
+      <w:start w:val="1"/>
+      <w:numFmt w:val="bullet"/>
+      <w:lvlText w:val="▪"/>
+      <w:lvlJc w:val="left"/>
+      <w:pPr>
+        <w:ind w:left="2160" w:hanging="360"/>
+      </w:pPr>
+      <w:rPr>
+        <w:rFonts w:ascii="Arial" w:hAnsi="Arial"/>
+      </w:rPr>
+    </w:lvl>
+    <w:lvl w:ilvl="3">
+      <w:start w:val="1"/>
+      <w:numFmt w:val="bullet"/>
+      <w:lvlText w:val="•"/>
+      <w:lvlJc w:val="left"/>
+      <w:pPr>
+        <w:ind w:left="2880" w:hanging="360"/>
+      </w:pPr>
+      <w:rPr>
+        <w:rFonts w:ascii="Arial" w:hAnsi="Arial"/>
+      </w:rPr>
+    </w:lvl>
+    <w:lvl w:ilvl="4">
+      <w:start w:val="1"/>
+      <w:numFmt w:val="bullet"/>
+      <w:lvlText w:val="○"/>
+      <w:lvlJc w:val="left"/>
+      <w:pPr>
+        <w:ind w:left="3600" w:hanging="360"/>
+      </w:pPr>
+      <w:rPr>
+        <w:rFonts w:ascii="Arial" w:hAnsi="Arial"/>
+      </w:rPr>
+    </w:lvl>
+    <w:lvl w:ilvl="5">
+      <w:start w:val="1"/>
+      <w:numFmt w:val="bullet"/>
+      <w:lvlText w:val="▪"/>
+      <w:lvlJc w:val="left"/>
+      <w:pPr>
+        <w:ind w:left="4320" w:hanging="360"/>
+      </w:pPr>
+      <w:rPr>
+        <w:rFonts w:ascii="Arial" w:hAnsi="Arial"/>
+      </w:rPr>
+    </w:lvl>
+    <w:lvl w:ilvl="6">
+      <w:start w:val="1"/>
+      <w:numFmt w:val="bullet"/>
+      <w:lvlText w:val="•"/>
+      <w:lvlJc w:val="left"/>
+      <w:pPr>
+        <w:ind w:left="5040" w:hanging="360"/>
+      </w:pPr>
+      <w:rPr>
+        <w:rFonts w:ascii="Arial" w:hAnsi="Arial"/>
+      </w:rPr>
+    </w:lvl>
+    <w:lvl w:ilvl="7">
+      <w:start w:val="1"/>
+      <w:numFmt w:val="bullet"/>
+      <w:lvlText w:val="○"/>
+      <w:lvlJc w:val="left"/>
+      <w:pPr>
+        <w:ind w:left="5760" w:hanging="360"/>
+      </w:pPr>
+      <w:rPr>
+        <w:rFonts w:ascii="Arial" w:hAnsi="Arial"/>
+      </w:rPr>
+    </w:lvl>
+    <w:lvl w:ilvl="8">
+      <w:start w:val="1"/>
+      <w:numFmt w:val="bullet"/>
+      <w:lvlText w:val="▪"/>
+      <w:lvlJc w:val="left"/>
+      <w:pPr>
+        <w:ind w:left="6480" w:hanging="360"/>
+      </w:pPr>
+      <w:rPr>
+        <w:rFonts w:ascii="Arial" w:hAnsi="Arial"/>
+      </w:rPr>
+    </w:lvl>
+  </w:abstractNum>
+  <w:abstractNum w:abstractNumId="6">
     <w:multiLevelType w:val="multilevel"/>
     <w:lvl w:ilvl="0">
       <w:start w:val="1"/>
@@ -5656,6 +5976,9 @@
   </w:num>
   <w:num w:numId="6">
     <w:abstractNumId w:val="5"/>
+  </w:num>
+  <w:num w:numId="7">
+    <w:abstractNumId w:val="6"/>
   </w:num>
 </w:numbering>
 </file>
